--- a/flow/20230914_vu_template/drafts/2024-08-g/03-СБ-Ісаакія, Далмата, Фавста..docx
+++ b/flow/20230914_vu_template/drafts/2024-08-g/03-СБ-Ісаакія, Далмата, Фавста..docx
@@ -4608,7 +4608,7 @@
     </w:p>
     <w:p>
       <w:pPr>
-        <w:pStyle w:val="Normal"/>
+        <w:pStyle w:val="a"/>
         <w:spacing w:after="120"/>
       </w:pPr>
       <w:r>
@@ -4626,13 +4626,252 @@
           <w:rFonts w:ascii="Times New Roman" w:hAnsi="Times New Roman"/>
           <w:sz w:val="24"/>
         </w:rPr>
-        <w:t>Преподо́бні Твої́, Го́споди, уподі́бнюючись до Безтіле́сних, * моли́твою і возде́ржністю * при́страсті прогна́ли пло́тські * і, безстра́стям просія́вши, * всіх серця́ просвіти́ли. * Їх блага́ннями дару́й лю́дям Твої́м вели́ку ми́лість.</w:t>
-      </w:r>
-      <w:r>
-        <w:rPr>
-          <w:rFonts w:ascii="Times New Roman" w:hAnsi="Times New Roman"/>
-          <w:sz w:val="24"/>
-        </w:rPr>
+        <w:t>Преподо́бні</w:t>
+      </w:r>
+      <w:r>
+        <w:rPr>
+          <w:rFonts w:ascii="Times New Roman" w:hAnsi="Times New Roman"/>
+          <w:sz w:val="24"/>
+        </w:rPr>
+        <w:t xml:space="preserve"> Твої́, </w:t>
+      </w:r>
+      <w:r>
+        <w:rPr>
+          <w:rFonts w:ascii="Times New Roman" w:hAnsi="Times New Roman"/>
+          <w:sz w:val="24"/>
+        </w:rPr>
+        <w:t>Го́споди</w:t>
+      </w:r>
+      <w:r>
+        <w:rPr>
+          <w:rFonts w:ascii="Times New Roman" w:hAnsi="Times New Roman"/>
+          <w:sz w:val="24"/>
+        </w:rPr>
+        <w:t xml:space="preserve">, </w:t>
+      </w:r>
+      <w:r>
+        <w:rPr>
+          <w:rFonts w:ascii="Times New Roman" w:hAnsi="Times New Roman"/>
+          <w:sz w:val="24"/>
+        </w:rPr>
+        <w:t>уподі́бнюючись</w:t>
+      </w:r>
+      <w:r>
+        <w:rPr>
+          <w:rFonts w:ascii="Times New Roman" w:hAnsi="Times New Roman"/>
+          <w:sz w:val="24"/>
+        </w:rPr>
+        <w:t xml:space="preserve"> до </w:t>
+      </w:r>
+      <w:r>
+        <w:rPr>
+          <w:rFonts w:ascii="Times New Roman" w:hAnsi="Times New Roman"/>
+          <w:sz w:val="24"/>
+        </w:rPr>
+        <w:t>Безтіле́сних</w:t>
+      </w:r>
+      <w:r>
+        <w:rPr>
+          <w:rFonts w:ascii="Times New Roman" w:hAnsi="Times New Roman"/>
+          <w:sz w:val="24"/>
+        </w:rPr>
+        <w:t xml:space="preserve">, * </w:t>
+      </w:r>
+      <w:r>
+        <w:rPr>
+          <w:rFonts w:ascii="Times New Roman" w:hAnsi="Times New Roman"/>
+          <w:sz w:val="24"/>
+        </w:rPr>
+        <w:t>моли́твою</w:t>
+      </w:r>
+      <w:r>
+        <w:rPr>
+          <w:rFonts w:ascii="Times New Roman" w:hAnsi="Times New Roman"/>
+          <w:sz w:val="24"/>
+        </w:rPr>
+        <w:t xml:space="preserve"> і </w:t>
+      </w:r>
+      <w:r>
+        <w:rPr>
+          <w:rFonts w:ascii="Times New Roman" w:hAnsi="Times New Roman"/>
+          <w:sz w:val="24"/>
+        </w:rPr>
+        <w:t>возде́ржністю</w:t>
+      </w:r>
+      <w:r>
+        <w:rPr>
+          <w:rFonts w:ascii="Times New Roman" w:hAnsi="Times New Roman"/>
+          <w:sz w:val="24"/>
+        </w:rPr>
+        <w:t xml:space="preserve"> * </w:t>
+      </w:r>
+      <w:r>
+        <w:rPr>
+          <w:rFonts w:ascii="Times New Roman" w:hAnsi="Times New Roman"/>
+          <w:sz w:val="24"/>
+        </w:rPr>
+        <w:t>при́страсті</w:t>
+      </w:r>
+      <w:r>
+        <w:rPr>
+          <w:rFonts w:ascii="Times New Roman" w:hAnsi="Times New Roman"/>
+          <w:sz w:val="24"/>
+        </w:rPr>
+        <w:t xml:space="preserve"> </w:t>
+      </w:r>
+      <w:r>
+        <w:rPr>
+          <w:rFonts w:ascii="Times New Roman" w:hAnsi="Times New Roman"/>
+          <w:sz w:val="24"/>
+        </w:rPr>
+        <w:t>прогна́ли</w:t>
+      </w:r>
+      <w:r>
+        <w:rPr>
+          <w:rFonts w:ascii="Times New Roman" w:hAnsi="Times New Roman"/>
+          <w:sz w:val="24"/>
+        </w:rPr>
+        <w:t xml:space="preserve"> </w:t>
+      </w:r>
+      <w:r>
+        <w:rPr>
+          <w:rFonts w:ascii="Times New Roman" w:hAnsi="Times New Roman"/>
+          <w:sz w:val="24"/>
+        </w:rPr>
+        <w:t>пло́тські</w:t>
+      </w:r>
+      <w:r>
+        <w:rPr>
+          <w:rFonts w:ascii="Times New Roman" w:hAnsi="Times New Roman"/>
+          <w:sz w:val="24"/>
+        </w:rPr>
+        <w:t xml:space="preserve"> * і, </w:t>
+      </w:r>
+      <w:r>
+        <w:rPr>
+          <w:rFonts w:ascii="Times New Roman" w:hAnsi="Times New Roman"/>
+          <w:sz w:val="24"/>
+        </w:rPr>
+        <w:t>безстра́стям</w:t>
+      </w:r>
+      <w:r>
+        <w:rPr>
+          <w:rFonts w:ascii="Times New Roman" w:hAnsi="Times New Roman"/>
+          <w:sz w:val="24"/>
+        </w:rPr>
+        <w:t xml:space="preserve"> </w:t>
+      </w:r>
+      <w:r>
+        <w:rPr>
+          <w:rFonts w:ascii="Times New Roman" w:hAnsi="Times New Roman"/>
+          <w:sz w:val="24"/>
+        </w:rPr>
+        <w:t>просія́вши</w:t>
+      </w:r>
+      <w:r>
+        <w:rPr>
+          <w:rFonts w:ascii="Times New Roman" w:hAnsi="Times New Roman"/>
+          <w:sz w:val="24"/>
+        </w:rPr>
+        <w:t xml:space="preserve">, * всіх серця́ </w:t>
+      </w:r>
+      <w:r>
+        <w:rPr>
+          <w:rFonts w:ascii="Times New Roman" w:hAnsi="Times New Roman"/>
+          <w:sz w:val="24"/>
+        </w:rPr>
+        <w:t>просвіти́ли</w:t>
+      </w:r>
+      <w:r>
+        <w:rPr>
+          <w:rFonts w:ascii="Times New Roman" w:hAnsi="Times New Roman"/>
+          <w:sz w:val="24"/>
+        </w:rPr>
+        <w:t xml:space="preserve">. * Їх </w:t>
+      </w:r>
+      <w:r>
+        <w:rPr>
+          <w:rFonts w:ascii="Times New Roman" w:hAnsi="Times New Roman"/>
+          <w:sz w:val="24"/>
+        </w:rPr>
+        <w:t>блага́ннями</w:t>
+      </w:r>
+      <w:r>
+        <w:rPr>
+          <w:rFonts w:ascii="Times New Roman" w:hAnsi="Times New Roman"/>
+          <w:sz w:val="24"/>
+        </w:rPr>
+        <w:t xml:space="preserve"> </w:t>
+      </w:r>
+      <w:r>
+        <w:rPr>
+          <w:rFonts w:ascii="Times New Roman" w:hAnsi="Times New Roman"/>
+          <w:sz w:val="24"/>
+        </w:rPr>
+        <w:t>дару́й</w:t>
+      </w:r>
+      <w:r>
+        <w:rPr>
+          <w:rFonts w:ascii="Times New Roman" w:hAnsi="Times New Roman"/>
+          <w:sz w:val="24"/>
+        </w:rPr>
+        <w:t xml:space="preserve"> </w:t>
+      </w:r>
+      <w:r>
+        <w:rPr>
+          <w:rFonts w:ascii="Times New Roman" w:hAnsi="Times New Roman"/>
+          <w:sz w:val="24"/>
+        </w:rPr>
+        <w:t>лю́дям</w:t>
+      </w:r>
+      <w:r>
+        <w:rPr>
+          <w:rFonts w:ascii="Times New Roman" w:hAnsi="Times New Roman"/>
+          <w:sz w:val="24"/>
+        </w:rPr>
+        <w:t xml:space="preserve"> </w:t>
+      </w:r>
+      <w:r>
+        <w:rPr>
+          <w:rFonts w:ascii="Times New Roman" w:hAnsi="Times New Roman"/>
+          <w:sz w:val="24"/>
+        </w:rPr>
+        <w:t>Твої́м</w:t>
+      </w:r>
+      <w:r>
+        <w:rPr>
+          <w:rFonts w:ascii="Times New Roman" w:hAnsi="Times New Roman"/>
+          <w:sz w:val="24"/>
+        </w:rPr>
+        <w:t xml:space="preserve"> </w:t>
+      </w:r>
+      <w:r>
+        <w:rPr>
+          <w:rFonts w:ascii="Times New Roman" w:hAnsi="Times New Roman"/>
+          <w:sz w:val="24"/>
+        </w:rPr>
+        <w:t>вели́ку</w:t>
+      </w:r>
+      <w:r>
+        <w:rPr>
+          <w:rFonts w:ascii="Times New Roman" w:hAnsi="Times New Roman"/>
+          <w:sz w:val="24"/>
+        </w:rPr>
+        <w:t xml:space="preserve"> </w:t>
+      </w:r>
+      <w:r>
+        <w:rPr>
+          <w:rFonts w:ascii="Times New Roman" w:hAnsi="Times New Roman"/>
+          <w:sz w:val="24"/>
+        </w:rPr>
+        <w:t>ми́лість</w:t>
+      </w:r>
+      <w:r>
+        <w:rPr>
+          <w:rFonts w:ascii="Times New Roman" w:hAnsi="Times New Roman"/>
+          <w:sz w:val="24"/>
+        </w:rPr>
+        <w:t>.</w:t>
       </w:r>
     </w:p>
     <w:p>
@@ -4670,7 +4909,7 @@
     </w:p>
     <w:p>
       <w:pPr>
-        <w:pStyle w:val="Normal"/>
+        <w:pStyle w:val="a"/>
         <w:spacing w:after="120"/>
       </w:pPr>
       <w:r>
@@ -4678,13 +4917,329 @@
           <w:rFonts w:ascii="Times New Roman" w:hAnsi="Times New Roman"/>
           <w:sz w:val="24"/>
         </w:rPr>
-        <w:t>Далма́т та Ісаа́кій, ре́вністю доброче́сною загорі́вшись, * є́ресі А́рія та Несто́рія * я́вно знева́жили * і, правосла́вних побо́рниками ста́вши, * сла́ву од усі́х отри́мали. * Їх моли́твами, Хри́сте, дару́й лю́дям Твої́м вели́ку ми́лість.</w:t>
-      </w:r>
-      <w:r>
-        <w:rPr>
-          <w:rFonts w:ascii="Times New Roman" w:hAnsi="Times New Roman"/>
-          <w:sz w:val="24"/>
-        </w:rPr>
+        <w:t>Далма́т</w:t>
+      </w:r>
+      <w:r>
+        <w:rPr>
+          <w:rFonts w:ascii="Times New Roman" w:hAnsi="Times New Roman"/>
+          <w:sz w:val="24"/>
+        </w:rPr>
+        <w:t xml:space="preserve"> та </w:t>
+      </w:r>
+      <w:r>
+        <w:rPr>
+          <w:rFonts w:ascii="Times New Roman" w:hAnsi="Times New Roman"/>
+          <w:sz w:val="24"/>
+        </w:rPr>
+        <w:t>Ісаа́кій</w:t>
+      </w:r>
+      <w:r>
+        <w:rPr>
+          <w:rFonts w:ascii="Times New Roman" w:hAnsi="Times New Roman"/>
+          <w:sz w:val="24"/>
+        </w:rPr>
+        <w:t>,</w:t>
+      </w:r>
+      <w:r>
+        <w:rPr>
+          <w:rFonts w:ascii="Times New Roman" w:hAnsi="Times New Roman"/>
+          <w:sz w:val="24"/>
+        </w:rPr>
+        <w:t xml:space="preserve"> </w:t>
+      </w:r>
+      <w:r>
+        <w:rPr>
+          <w:rFonts w:ascii="Times New Roman" w:hAnsi="Times New Roman"/>
+          <w:sz w:val="24"/>
+        </w:rPr>
+        <w:t>ре́вністю</w:t>
+      </w:r>
+      <w:r>
+        <w:rPr>
+          <w:rFonts w:ascii="Times New Roman" w:hAnsi="Times New Roman"/>
+          <w:sz w:val="24"/>
+        </w:rPr>
+        <w:t xml:space="preserve"> </w:t>
+      </w:r>
+      <w:r>
+        <w:rPr>
+          <w:rFonts w:ascii="Times New Roman" w:hAnsi="Times New Roman"/>
+          <w:sz w:val="24"/>
+        </w:rPr>
+        <w:t>доброче́сною</w:t>
+      </w:r>
+      <w:r>
+        <w:rPr>
+          <w:rFonts w:ascii="Times New Roman" w:hAnsi="Times New Roman"/>
+          <w:sz w:val="24"/>
+        </w:rPr>
+        <w:t xml:space="preserve"> </w:t>
+      </w:r>
+      <w:r>
+        <w:rPr>
+          <w:rFonts w:ascii="Times New Roman" w:hAnsi="Times New Roman"/>
+          <w:sz w:val="24"/>
+        </w:rPr>
+        <w:t>загорі́вшись</w:t>
+      </w:r>
+      <w:r>
+        <w:rPr>
+          <w:rFonts w:ascii="Times New Roman" w:hAnsi="Times New Roman"/>
+          <w:sz w:val="24"/>
+        </w:rPr>
+        <w:t xml:space="preserve">, * </w:t>
+      </w:r>
+      <w:r>
+        <w:rPr>
+          <w:rFonts w:ascii="Times New Roman" w:hAnsi="Times New Roman"/>
+          <w:sz w:val="24"/>
+        </w:rPr>
+        <w:t>є́ресі</w:t>
+      </w:r>
+      <w:r>
+        <w:rPr>
+          <w:rFonts w:ascii="Times New Roman" w:hAnsi="Times New Roman"/>
+          <w:sz w:val="24"/>
+        </w:rPr>
+        <w:t xml:space="preserve"> </w:t>
+      </w:r>
+      <w:r>
+        <w:rPr>
+          <w:rFonts w:ascii="Times New Roman" w:hAnsi="Times New Roman"/>
+          <w:sz w:val="24"/>
+        </w:rPr>
+        <w:t>А́рія</w:t>
+      </w:r>
+      <w:r>
+        <w:rPr>
+          <w:rFonts w:ascii="Times New Roman" w:hAnsi="Times New Roman"/>
+          <w:sz w:val="24"/>
+        </w:rPr>
+        <w:t xml:space="preserve"> та </w:t>
+      </w:r>
+      <w:r>
+        <w:rPr>
+          <w:rFonts w:ascii="Times New Roman" w:hAnsi="Times New Roman"/>
+          <w:sz w:val="24"/>
+        </w:rPr>
+        <w:t>Несто́рія</w:t>
+      </w:r>
+      <w:r>
+        <w:rPr>
+          <w:rFonts w:ascii="Times New Roman" w:hAnsi="Times New Roman"/>
+          <w:sz w:val="24"/>
+        </w:rPr>
+        <w:t xml:space="preserve"> * </w:t>
+      </w:r>
+      <w:r>
+        <w:rPr>
+          <w:rFonts w:ascii="Times New Roman" w:hAnsi="Times New Roman"/>
+          <w:sz w:val="24"/>
+        </w:rPr>
+        <w:t>я́вно</w:t>
+      </w:r>
+      <w:r>
+        <w:rPr>
+          <w:rFonts w:ascii="Times New Roman" w:hAnsi="Times New Roman"/>
+          <w:sz w:val="24"/>
+        </w:rPr>
+        <w:t xml:space="preserve"> </w:t>
+      </w:r>
+      <w:r>
+        <w:rPr>
+          <w:rFonts w:ascii="Times New Roman" w:hAnsi="Times New Roman"/>
+          <w:sz w:val="24"/>
+        </w:rPr>
+        <w:t>знева́жили</w:t>
+      </w:r>
+      <w:r>
+        <w:rPr>
+          <w:rFonts w:ascii="Times New Roman" w:hAnsi="Times New Roman"/>
+          <w:sz w:val="24"/>
+        </w:rPr>
+        <w:t xml:space="preserve"> * і, </w:t>
+      </w:r>
+      <w:r>
+        <w:rPr>
+          <w:rFonts w:ascii="Times New Roman" w:hAnsi="Times New Roman"/>
+          <w:sz w:val="24"/>
+        </w:rPr>
+        <w:t>правосла́вних</w:t>
+      </w:r>
+      <w:r>
+        <w:rPr>
+          <w:rFonts w:ascii="Times New Roman" w:hAnsi="Times New Roman"/>
+          <w:sz w:val="24"/>
+        </w:rPr>
+        <w:t xml:space="preserve"> </w:t>
+      </w:r>
+      <w:r>
+        <w:rPr>
+          <w:rFonts w:ascii="Times New Roman" w:hAnsi="Times New Roman"/>
+          <w:sz w:val="24"/>
+        </w:rPr>
+        <w:t>побо́рниками</w:t>
+      </w:r>
+      <w:r>
+        <w:rPr>
+          <w:rFonts w:ascii="Times New Roman" w:hAnsi="Times New Roman"/>
+          <w:sz w:val="24"/>
+        </w:rPr>
+        <w:t xml:space="preserve"> </w:t>
+      </w:r>
+      <w:r>
+        <w:rPr>
+          <w:rFonts w:ascii="Times New Roman" w:hAnsi="Times New Roman"/>
+          <w:sz w:val="24"/>
+        </w:rPr>
+        <w:t>ста́вши</w:t>
+      </w:r>
+      <w:r>
+        <w:rPr>
+          <w:rFonts w:ascii="Times New Roman" w:hAnsi="Times New Roman"/>
+          <w:sz w:val="24"/>
+        </w:rPr>
+        <w:t xml:space="preserve">, * </w:t>
+      </w:r>
+      <w:r>
+        <w:rPr>
+          <w:rFonts w:ascii="Times New Roman" w:hAnsi="Times New Roman"/>
+          <w:sz w:val="24"/>
+        </w:rPr>
+        <w:t>сла́ву</w:t>
+      </w:r>
+      <w:r>
+        <w:rPr>
+          <w:rFonts w:ascii="Times New Roman" w:hAnsi="Times New Roman"/>
+          <w:sz w:val="24"/>
+        </w:rPr>
+        <w:t xml:space="preserve"> од </w:t>
+      </w:r>
+      <w:r>
+        <w:rPr>
+          <w:rFonts w:ascii="Times New Roman" w:hAnsi="Times New Roman"/>
+          <w:sz w:val="24"/>
+        </w:rPr>
+        <w:t>усі́х</w:t>
+      </w:r>
+      <w:r>
+        <w:rPr>
+          <w:rFonts w:ascii="Times New Roman" w:hAnsi="Times New Roman"/>
+          <w:sz w:val="24"/>
+        </w:rPr>
+        <w:t xml:space="preserve"> </w:t>
+      </w:r>
+      <w:r>
+        <w:rPr>
+          <w:rFonts w:ascii="Times New Roman" w:hAnsi="Times New Roman"/>
+          <w:sz w:val="24"/>
+        </w:rPr>
+        <w:t>отри́мали</w:t>
+      </w:r>
+      <w:r>
+        <w:rPr>
+          <w:rFonts w:ascii="Times New Roman" w:hAnsi="Times New Roman"/>
+          <w:sz w:val="24"/>
+        </w:rPr>
+        <w:t xml:space="preserve">. * Їх </w:t>
+      </w:r>
+      <w:r>
+        <w:rPr>
+          <w:rFonts w:ascii="Times New Roman" w:hAnsi="Times New Roman"/>
+          <w:sz w:val="24"/>
+        </w:rPr>
+        <w:t>моли́твами</w:t>
+      </w:r>
+      <w:r>
+        <w:rPr>
+          <w:rFonts w:ascii="Times New Roman" w:hAnsi="Times New Roman"/>
+          <w:sz w:val="24"/>
+        </w:rPr>
+        <w:t xml:space="preserve">, </w:t>
+      </w:r>
+      <w:r>
+        <w:rPr>
+          <w:rFonts w:ascii="Times New Roman" w:hAnsi="Times New Roman"/>
+          <w:sz w:val="24"/>
+        </w:rPr>
+        <w:t>Хри́сте</w:t>
+      </w:r>
+      <w:r>
+        <w:rPr>
+          <w:rFonts w:ascii="Times New Roman" w:hAnsi="Times New Roman"/>
+          <w:sz w:val="24"/>
+        </w:rPr>
+        <w:t xml:space="preserve">, </w:t>
+      </w:r>
+      <w:r>
+        <w:rPr>
+          <w:rFonts w:ascii="Times New Roman" w:hAnsi="Times New Roman"/>
+          <w:sz w:val="24"/>
+        </w:rPr>
+        <w:t>дару́й</w:t>
+      </w:r>
+      <w:r>
+        <w:rPr>
+          <w:rFonts w:ascii="Times New Roman" w:hAnsi="Times New Roman"/>
+          <w:sz w:val="24"/>
+        </w:rPr>
+        <w:t xml:space="preserve"> </w:t>
+      </w:r>
+      <w:r>
+        <w:rPr>
+          <w:rFonts w:ascii="Times New Roman" w:hAnsi="Times New Roman"/>
+          <w:sz w:val="24"/>
+        </w:rPr>
+        <w:t>лю́дям</w:t>
+      </w:r>
+      <w:r>
+        <w:rPr>
+          <w:rFonts w:ascii="Times New Roman" w:hAnsi="Times New Roman"/>
+          <w:sz w:val="24"/>
+        </w:rPr>
+        <w:t xml:space="preserve"> </w:t>
+      </w:r>
+      <w:r>
+        <w:rPr>
+          <w:rFonts w:ascii="Times New Roman" w:hAnsi="Times New Roman"/>
+          <w:sz w:val="24"/>
+        </w:rPr>
+        <w:t>Твої́м</w:t>
+      </w:r>
+      <w:r>
+        <w:rPr>
+          <w:rFonts w:ascii="Times New Roman" w:hAnsi="Times New Roman"/>
+          <w:sz w:val="24"/>
+        </w:rPr>
+        <w:t xml:space="preserve"> </w:t>
+      </w:r>
+      <w:r>
+        <w:rPr>
+          <w:rFonts w:ascii="Times New Roman" w:hAnsi="Times New Roman"/>
+          <w:sz w:val="24"/>
+        </w:rPr>
+        <w:t>вели́ку</w:t>
+      </w:r>
+      <w:r>
+        <w:rPr>
+          <w:rFonts w:ascii="Times New Roman" w:hAnsi="Times New Roman"/>
+          <w:sz w:val="24"/>
+        </w:rPr>
+        <w:t xml:space="preserve"> </w:t>
+      </w:r>
+      <w:r>
+        <w:rPr>
+          <w:rFonts w:ascii="Times New Roman" w:hAnsi="Times New Roman"/>
+          <w:sz w:val="24"/>
+        </w:rPr>
+        <w:t>ми́лість</w:t>
+      </w:r>
+      <w:r>
+        <w:rPr>
+          <w:rFonts w:ascii="Times New Roman" w:hAnsi="Times New Roman"/>
+          <w:sz w:val="24"/>
+        </w:rPr>
+        <w:t>.</w:t>
       </w:r>
     </w:p>
     <w:p>
@@ -4732,7 +5287,7 @@
     </w:p>
     <w:p>
       <w:pPr>
-        <w:pStyle w:val="Normal"/>
+        <w:pStyle w:val="a"/>
         <w:spacing w:after="120"/>
       </w:pPr>
       <w:r>
@@ -4740,7 +5295,266 @@
           <w:rFonts w:ascii="Times New Roman" w:hAnsi="Times New Roman"/>
           <w:sz w:val="24"/>
         </w:rPr>
-        <w:t>Зо́рями на тве́рді аске́зи зася́явши, * ви просвіти́ли ду́ші схи́льних до мона́шого життя́, * пітьму́ де́монську прогна́вши, * отці́ преподо́бні. * Тому́ по кончи́ні ублажа́єтеся, * мо́лячись про спасі́ння всіх, що тво́рять боже́ственну па́м’ять ва́шу.</w:t>
+        <w:t>Зо́рями</w:t>
+      </w:r>
+      <w:r>
+        <w:rPr>
+          <w:rFonts w:ascii="Times New Roman" w:hAnsi="Times New Roman"/>
+          <w:sz w:val="24"/>
+        </w:rPr>
+        <w:t xml:space="preserve"> на </w:t>
+      </w:r>
+      <w:r>
+        <w:rPr>
+          <w:rFonts w:ascii="Times New Roman" w:hAnsi="Times New Roman"/>
+          <w:sz w:val="24"/>
+        </w:rPr>
+        <w:t>тве́рді</w:t>
+      </w:r>
+      <w:r>
+        <w:rPr>
+          <w:rFonts w:ascii="Times New Roman" w:hAnsi="Times New Roman"/>
+          <w:sz w:val="24"/>
+        </w:rPr>
+        <w:t xml:space="preserve"> </w:t>
+      </w:r>
+      <w:r>
+        <w:rPr>
+          <w:rFonts w:ascii="Times New Roman" w:hAnsi="Times New Roman"/>
+          <w:sz w:val="24"/>
+        </w:rPr>
+        <w:t>аске́зи</w:t>
+      </w:r>
+      <w:r>
+        <w:rPr>
+          <w:rFonts w:ascii="Times New Roman" w:hAnsi="Times New Roman"/>
+          <w:sz w:val="24"/>
+        </w:rPr>
+        <w:t xml:space="preserve"> </w:t>
+      </w:r>
+      <w:r>
+        <w:rPr>
+          <w:rFonts w:ascii="Times New Roman" w:hAnsi="Times New Roman"/>
+          <w:sz w:val="24"/>
+        </w:rPr>
+        <w:t>зася́явши</w:t>
+      </w:r>
+      <w:r>
+        <w:rPr>
+          <w:rFonts w:ascii="Times New Roman" w:hAnsi="Times New Roman"/>
+          <w:sz w:val="24"/>
+        </w:rPr>
+        <w:t xml:space="preserve">, * ви </w:t>
+      </w:r>
+      <w:r>
+        <w:rPr>
+          <w:rFonts w:ascii="Times New Roman" w:hAnsi="Times New Roman"/>
+          <w:sz w:val="24"/>
+        </w:rPr>
+        <w:t>просвіти́ли</w:t>
+      </w:r>
+      <w:r>
+        <w:rPr>
+          <w:rFonts w:ascii="Times New Roman" w:hAnsi="Times New Roman"/>
+          <w:sz w:val="24"/>
+        </w:rPr>
+        <w:t xml:space="preserve"> </w:t>
+      </w:r>
+      <w:r>
+        <w:rPr>
+          <w:rFonts w:ascii="Times New Roman" w:hAnsi="Times New Roman"/>
+          <w:sz w:val="24"/>
+        </w:rPr>
+        <w:t>ду́ші</w:t>
+      </w:r>
+      <w:r>
+        <w:rPr>
+          <w:rFonts w:ascii="Times New Roman" w:hAnsi="Times New Roman"/>
+          <w:sz w:val="24"/>
+        </w:rPr>
+        <w:t xml:space="preserve"> </w:t>
+      </w:r>
+      <w:r>
+        <w:rPr>
+          <w:rFonts w:ascii="Times New Roman" w:hAnsi="Times New Roman"/>
+          <w:sz w:val="24"/>
+        </w:rPr>
+        <w:t>схи́льних</w:t>
+      </w:r>
+      <w:r>
+        <w:rPr>
+          <w:rFonts w:ascii="Times New Roman" w:hAnsi="Times New Roman"/>
+          <w:sz w:val="24"/>
+        </w:rPr>
+        <w:t xml:space="preserve"> до </w:t>
+      </w:r>
+      <w:r>
+        <w:rPr>
+          <w:rFonts w:ascii="Times New Roman" w:hAnsi="Times New Roman"/>
+          <w:sz w:val="24"/>
+        </w:rPr>
+        <w:t>мона́шого</w:t>
+      </w:r>
+      <w:r>
+        <w:rPr>
+          <w:rFonts w:ascii="Times New Roman" w:hAnsi="Times New Roman"/>
+          <w:sz w:val="24"/>
+        </w:rPr>
+        <w:t xml:space="preserve"> життя́, * пітьму́ </w:t>
+      </w:r>
+      <w:r>
+        <w:rPr>
+          <w:rFonts w:ascii="Times New Roman" w:hAnsi="Times New Roman"/>
+          <w:sz w:val="24"/>
+        </w:rPr>
+        <w:t>де́монську</w:t>
+      </w:r>
+      <w:r>
+        <w:rPr>
+          <w:rFonts w:ascii="Times New Roman" w:hAnsi="Times New Roman"/>
+          <w:sz w:val="24"/>
+        </w:rPr>
+        <w:t xml:space="preserve"> </w:t>
+      </w:r>
+      <w:r>
+        <w:rPr>
+          <w:rFonts w:ascii="Times New Roman" w:hAnsi="Times New Roman"/>
+          <w:sz w:val="24"/>
+        </w:rPr>
+        <w:t>прогна́вши</w:t>
+      </w:r>
+      <w:r>
+        <w:rPr>
+          <w:rFonts w:ascii="Times New Roman" w:hAnsi="Times New Roman"/>
+          <w:sz w:val="24"/>
+        </w:rPr>
+        <w:t xml:space="preserve">, * отці́ </w:t>
+      </w:r>
+      <w:r>
+        <w:rPr>
+          <w:rFonts w:ascii="Times New Roman" w:hAnsi="Times New Roman"/>
+          <w:sz w:val="24"/>
+        </w:rPr>
+        <w:t>преподо́бні</w:t>
+      </w:r>
+      <w:r>
+        <w:rPr>
+          <w:rFonts w:ascii="Times New Roman" w:hAnsi="Times New Roman"/>
+          <w:sz w:val="24"/>
+        </w:rPr>
+        <w:t xml:space="preserve">. * Тому́ по </w:t>
+      </w:r>
+      <w:r>
+        <w:rPr>
+          <w:rFonts w:ascii="Times New Roman" w:hAnsi="Times New Roman"/>
+          <w:sz w:val="24"/>
+        </w:rPr>
+        <w:t>кончи́ні</w:t>
+      </w:r>
+      <w:r>
+        <w:rPr>
+          <w:rFonts w:ascii="Times New Roman" w:hAnsi="Times New Roman"/>
+          <w:sz w:val="24"/>
+        </w:rPr>
+        <w:t xml:space="preserve"> </w:t>
+      </w:r>
+      <w:r>
+        <w:rPr>
+          <w:rFonts w:ascii="Times New Roman" w:hAnsi="Times New Roman"/>
+          <w:sz w:val="24"/>
+        </w:rPr>
+        <w:t>ублажа́єтеся</w:t>
+      </w:r>
+      <w:r>
+        <w:rPr>
+          <w:rFonts w:ascii="Times New Roman" w:hAnsi="Times New Roman"/>
+          <w:sz w:val="24"/>
+        </w:rPr>
+        <w:t xml:space="preserve">, * </w:t>
+      </w:r>
+      <w:r>
+        <w:rPr>
+          <w:rFonts w:ascii="Times New Roman" w:hAnsi="Times New Roman"/>
+          <w:sz w:val="24"/>
+        </w:rPr>
+        <w:t>мо́лячись</w:t>
+      </w:r>
+      <w:r>
+        <w:rPr>
+          <w:rFonts w:ascii="Times New Roman" w:hAnsi="Times New Roman"/>
+          <w:sz w:val="24"/>
+        </w:rPr>
+        <w:t xml:space="preserve"> про </w:t>
+      </w:r>
+      <w:r>
+        <w:rPr>
+          <w:rFonts w:ascii="Times New Roman" w:hAnsi="Times New Roman"/>
+          <w:sz w:val="24"/>
+        </w:rPr>
+        <w:t>спасі́ння</w:t>
+      </w:r>
+      <w:r>
+        <w:rPr>
+          <w:rFonts w:ascii="Times New Roman" w:hAnsi="Times New Roman"/>
+          <w:sz w:val="24"/>
+        </w:rPr>
+        <w:t xml:space="preserve"> всіх, що </w:t>
+      </w:r>
+      <w:r>
+        <w:rPr>
+          <w:rFonts w:ascii="Times New Roman" w:hAnsi="Times New Roman"/>
+          <w:sz w:val="24"/>
+        </w:rPr>
+        <w:t>тво́рять</w:t>
+      </w:r>
+      <w:r>
+        <w:rPr>
+          <w:rFonts w:ascii="Times New Roman" w:hAnsi="Times New Roman"/>
+          <w:sz w:val="24"/>
+        </w:rPr>
+        <w:t xml:space="preserve"> </w:t>
+      </w:r>
+      <w:r>
+        <w:rPr>
+          <w:rFonts w:ascii="Times New Roman" w:hAnsi="Times New Roman"/>
+          <w:sz w:val="24"/>
+        </w:rPr>
+        <w:t>боже́ственну</w:t>
+      </w:r>
+      <w:r>
+        <w:rPr>
+          <w:rFonts w:ascii="Times New Roman" w:hAnsi="Times New Roman"/>
+          <w:sz w:val="24"/>
+        </w:rPr>
+        <w:t xml:space="preserve"> </w:t>
+      </w:r>
+      <w:r>
+        <w:rPr>
+          <w:rFonts w:ascii="Times New Roman" w:hAnsi="Times New Roman"/>
+          <w:sz w:val="24"/>
+        </w:rPr>
+        <w:t>па́м’ять</w:t>
+      </w:r>
+      <w:r>
+        <w:rPr>
+          <w:rFonts w:ascii="Times New Roman" w:hAnsi="Times New Roman"/>
+          <w:sz w:val="24"/>
+        </w:rPr>
+        <w:t xml:space="preserve"> </w:t>
+      </w:r>
+      <w:r>
+        <w:rPr>
+          <w:rFonts w:ascii="Times New Roman" w:hAnsi="Times New Roman"/>
+          <w:sz w:val="24"/>
+        </w:rPr>
+        <w:t>ва́шу</w:t>
+      </w:r>
+      <w:r>
+        <w:rPr>
+          <w:rFonts w:ascii="Times New Roman" w:hAnsi="Times New Roman"/>
+          <w:sz w:val="24"/>
+        </w:rPr>
+        <w:t>.</w:t>
       </w:r>
     </w:p>
     <w:p>
@@ -7067,7 +7881,7 @@
         <w:rPr>
           <w:rFonts w:ascii="Times New Roman" w:hAnsi="Times New Roman"/>
           <w:i/>
-          <w:color w:val="FF0000"/>
+          <w:color w:val="FF4400"/>
           <w:sz w:val="24"/>
         </w:rPr>
         <w:t xml:space="preserve">(г. 4): </w:t>
@@ -7096,45 +7910,17 @@
         <w:rPr>
           <w:rFonts w:ascii="Times New Roman" w:hAnsi="Times New Roman"/>
           <w:i/>
-          <w:color w:val="FF0000"/>
-          <w:sz w:val="24"/>
-        </w:rPr>
-        <w:t xml:space="preserve">Богородичний (г. 4): </w:t>
-      </w:r>
-      <w:r>
-        <w:rPr>
-          <w:rFonts w:ascii="Times New Roman" w:hAnsi="Times New Roman"/>
-          <w:sz w:val="24"/>
-        </w:rPr>
-        <w:t xml:space="preserve">Таємниця споконвіку закрита й ангелам незнана:* через тебе, Богородице, Бог землянам появився,* прийнявши в </w:t>
-      </w:r>
-      <w:r>
-        <w:rPr>
-          <w:rFonts w:ascii="Times New Roman" w:hAnsi="Times New Roman"/>
-          <w:sz w:val="24"/>
-        </w:rPr>
-        <w:t>незлитній</w:t>
-      </w:r>
-      <w:r>
-        <w:rPr>
-          <w:rFonts w:ascii="Times New Roman" w:hAnsi="Times New Roman"/>
-          <w:sz w:val="24"/>
-        </w:rPr>
-        <w:t xml:space="preserve"> сполуці тіло* і витерпівши задля нас добровільно хрест;* ним він воскресив </w:t>
-      </w:r>
-      <w:r>
-        <w:rPr>
-          <w:rFonts w:ascii="Times New Roman" w:hAnsi="Times New Roman"/>
-          <w:sz w:val="24"/>
-        </w:rPr>
-        <w:t>первоствореного</w:t>
-      </w:r>
-      <w:r>
-        <w:rPr>
-          <w:rFonts w:ascii="Times New Roman" w:hAnsi="Times New Roman"/>
-          <w:sz w:val="24"/>
-        </w:rPr>
-        <w:t>* і спас від смерти душі наші.</w:t>
+          <w:color w:val="FF4400"/>
+          <w:sz w:val="24"/>
+        </w:rPr>
+        <w:t xml:space="preserve">(г. 4): </w:t>
+      </w:r>
+      <w:r>
+        <w:rPr>
+          <w:rFonts w:ascii="Times New Roman" w:hAnsi="Times New Roman"/>
+          <w:sz w:val="24"/>
+        </w:rPr>
+        <w:t>Таємниця споконвіку закрита й ангелам незнана:* через тебе, Богородице, Бог землянам появився,* прийнявши в незлитній сполуці тіло* і витерпівши задля нас добровільно хрест;* ним він воскресив первоствореного* і спас від смерти душі наші.</w:t>
       </w:r>
     </w:p>
     <w:p>
@@ -12470,7 +13256,7 @@
         <w:rPr>
           <w:rFonts w:ascii="Times New Roman" w:hAnsi="Times New Roman"/>
           <w:i/>
-          <w:color w:val="FF0000"/>
+          <w:color w:val="FF4400"/>
           <w:sz w:val="24"/>
         </w:rPr>
         <w:t xml:space="preserve">(г. 4): </w:t>
@@ -12508,31 +13294,17 @@
         <w:rPr>
           <w:rFonts w:ascii="Times New Roman" w:hAnsi="Times New Roman"/>
           <w:i/>
-          <w:color w:val="FF0000"/>
-          <w:sz w:val="24"/>
-        </w:rPr>
-        <w:t xml:space="preserve">Богородичний (г. 4): </w:t>
-      </w:r>
-      <w:r>
-        <w:rPr>
-          <w:rFonts w:ascii="Times New Roman" w:hAnsi="Times New Roman"/>
-          <w:sz w:val="24"/>
-        </w:rPr>
-        <w:t xml:space="preserve">Тебе величаємо, Богородице, промовляючи:* Ти ота гора, від якої несказанно відколовся камінь* і зруйнував </w:t>
-      </w:r>
-      <w:r>
-        <w:rPr>
-          <w:rFonts w:ascii="Times New Roman" w:hAnsi="Times New Roman"/>
-          <w:sz w:val="24"/>
-        </w:rPr>
-        <w:t>адські</w:t>
-      </w:r>
-      <w:r>
-        <w:rPr>
-          <w:rFonts w:ascii="Times New Roman" w:hAnsi="Times New Roman"/>
-          <w:sz w:val="24"/>
-        </w:rPr>
-        <w:t xml:space="preserve"> брами.</w:t>
+          <w:color w:val="FF4400"/>
+          <w:sz w:val="24"/>
+        </w:rPr>
+        <w:t xml:space="preserve">(г. 4): </w:t>
+      </w:r>
+      <w:r>
+        <w:rPr>
+          <w:rFonts w:ascii="Times New Roman" w:hAnsi="Times New Roman"/>
+          <w:sz w:val="24"/>
+        </w:rPr>
+        <w:t>Тебе величаємо, Богородице, промовляючи:* Ти ота гора, від якої несказанно відколовся камінь* і зруйнував адські брами.</w:t>
       </w:r>
     </w:p>
     <w:p>
@@ -20430,7 +21202,7 @@
         <w:rPr>
           <w:rFonts w:ascii="Times New Roman" w:hAnsi="Times New Roman"/>
           <w:i/>
-          <w:color w:val="FF0000"/>
+          <w:color w:val="FF4400"/>
           <w:sz w:val="24"/>
         </w:rPr>
         <w:t xml:space="preserve">(г. 4): </w:t>
@@ -20459,31 +21231,17 @@
         <w:rPr>
           <w:rFonts w:ascii="Times New Roman" w:hAnsi="Times New Roman"/>
           <w:i/>
-          <w:color w:val="FF0000"/>
-          <w:sz w:val="24"/>
-        </w:rPr>
-        <w:t xml:space="preserve">Богородичний (г. 4): </w:t>
-      </w:r>
-      <w:r>
-        <w:rPr>
-          <w:rFonts w:ascii="Times New Roman" w:hAnsi="Times New Roman"/>
-          <w:sz w:val="24"/>
-        </w:rPr>
-        <w:t xml:space="preserve">Тебе величаємо, Богородице, промовляючи:* Ти ота гора, від якої несказанно відколовся камінь* і зруйнував </w:t>
-      </w:r>
-      <w:r>
-        <w:rPr>
-          <w:rFonts w:ascii="Times New Roman" w:hAnsi="Times New Roman"/>
-          <w:sz w:val="24"/>
-        </w:rPr>
-        <w:t>адські</w:t>
-      </w:r>
-      <w:r>
-        <w:rPr>
-          <w:rFonts w:ascii="Times New Roman" w:hAnsi="Times New Roman"/>
-          <w:sz w:val="24"/>
-        </w:rPr>
-        <w:t xml:space="preserve"> брами.</w:t>
+          <w:color w:val="FF4400"/>
+          <w:sz w:val="24"/>
+        </w:rPr>
+        <w:t xml:space="preserve">(г. 4): </w:t>
+      </w:r>
+      <w:r>
+        <w:rPr>
+          <w:rFonts w:ascii="Times New Roman" w:hAnsi="Times New Roman"/>
+          <w:sz w:val="24"/>
+        </w:rPr>
+        <w:t>Тебе величаємо, Богородице, промовляючи:* Ти ота гора, від якої несказанно відколовся камінь* і зруйнував адські брами.</w:t>
       </w:r>
     </w:p>
     <w:p>

--- a/flow/20230914_vu_template/drafts/2024-08-g/03-СБ-Ісаакія, Далмата, Фавста..docx
+++ b/flow/20230914_vu_template/drafts/2024-08-g/03-СБ-Ісаакія, Далмата, Фавста..docx
@@ -7040,10 +7040,8 @@
     </w:p>
     <w:p>
       <w:pPr>
-        <w:spacing w:after="120"/>
-        <w:rPr>
-          <w:rFonts w:ascii="Times New Roman" w:hAnsi="Times New Roman"/>
-        </w:rPr>
+        <w:pStyle w:val="a"/>
+        <w:spacing w:after="120"/>
       </w:pPr>
       <w:r>
         <w:rPr>
@@ -7068,7 +7066,7 @@
           <w:sz w:val="24"/>
           <w:u w:val="single"/>
         </w:rPr>
-        <w:t>Ви́веди з в’язни́ці мою́ ду́шу,* щоб д</w:t>
+        <w:t xml:space="preserve">Коли́ Ти, </w:t>
       </w:r>
       <w:r>
         <w:rPr>
@@ -7076,7 +7074,95 @@
           <w:sz w:val="24"/>
           <w:u w:val="single"/>
         </w:rPr>
-        <w:t>я́кувати І́мені Твоє́му.</w:t>
+        <w:t>Го́споди</w:t>
+      </w:r>
+      <w:r>
+        <w:rPr>
+          <w:rFonts w:ascii="Times New Roman" w:hAnsi="Times New Roman"/>
+          <w:sz w:val="24"/>
+          <w:u w:val="single"/>
+        </w:rPr>
+        <w:t xml:space="preserve">, </w:t>
+      </w:r>
+      <w:r>
+        <w:rPr>
+          <w:rFonts w:ascii="Times New Roman" w:hAnsi="Times New Roman"/>
+          <w:sz w:val="24"/>
+          <w:u w:val="single"/>
+        </w:rPr>
+        <w:t>зважа́тимеш</w:t>
+      </w:r>
+      <w:r>
+        <w:rPr>
+          <w:rFonts w:ascii="Times New Roman" w:hAnsi="Times New Roman"/>
+          <w:sz w:val="24"/>
+          <w:u w:val="single"/>
+        </w:rPr>
+        <w:t xml:space="preserve"> на </w:t>
+      </w:r>
+      <w:r>
+        <w:rPr>
+          <w:rFonts w:ascii="Times New Roman" w:hAnsi="Times New Roman"/>
+          <w:sz w:val="24"/>
+          <w:u w:val="single"/>
+        </w:rPr>
+        <w:t>беззако́ння</w:t>
+      </w:r>
+      <w:r>
+        <w:rPr>
+          <w:rFonts w:ascii="Times New Roman" w:hAnsi="Times New Roman"/>
+          <w:sz w:val="24"/>
+          <w:u w:val="single"/>
+        </w:rPr>
+        <w:t xml:space="preserve">, то хто </w:t>
+      </w:r>
+      <w:r>
+        <w:rPr>
+          <w:rFonts w:ascii="Times New Roman" w:hAnsi="Times New Roman"/>
+          <w:sz w:val="24"/>
+          <w:u w:val="single"/>
+        </w:rPr>
+        <w:t>всто́їться</w:t>
+      </w:r>
+      <w:r>
+        <w:rPr>
+          <w:rFonts w:ascii="Times New Roman" w:hAnsi="Times New Roman"/>
+          <w:sz w:val="24"/>
+          <w:u w:val="single"/>
+        </w:rPr>
+        <w:t xml:space="preserve">, Го́споди.* Та в </w:t>
+      </w:r>
+      <w:r>
+        <w:rPr>
+          <w:rFonts w:ascii="Times New Roman" w:hAnsi="Times New Roman"/>
+          <w:sz w:val="24"/>
+          <w:u w:val="single"/>
+        </w:rPr>
+        <w:t>Те́бе</w:t>
+      </w:r>
+      <w:r>
+        <w:rPr>
+          <w:rFonts w:ascii="Times New Roman" w:hAnsi="Times New Roman"/>
+          <w:sz w:val="24"/>
+          <w:u w:val="single"/>
+        </w:rPr>
+        <w:t xml:space="preserve"> є </w:t>
+      </w:r>
+      <w:r>
+        <w:rPr>
+          <w:rFonts w:ascii="Times New Roman" w:hAnsi="Times New Roman"/>
+          <w:sz w:val="24"/>
+          <w:u w:val="single"/>
+        </w:rPr>
+        <w:t>проще́ння</w:t>
+      </w:r>
+      <w:r>
+        <w:rPr>
+          <w:rFonts w:ascii="Times New Roman" w:hAnsi="Times New Roman"/>
+          <w:sz w:val="24"/>
+          <w:u w:val="single"/>
+        </w:rPr>
+        <w:t>.</w:t>
       </w:r>
     </w:p>
     <w:p>

--- a/flow/20230914_vu_template/drafts/2024-08-g/03-СБ-Ісаакія, Далмата, Фавста..docx
+++ b/flow/20230914_vu_template/drafts/2024-08-g/03-СБ-Ісаакія, Далмата, Фавста..docx
@@ -72,41 +72,380 @@
           <w:i/>
           <w:color w:val="FF4400"/>
           <w:sz w:val="24"/>
+        </w:rPr>
+        <w:t>Священик:</w:t>
+      </w:r>
+      <w:r>
+        <w:rPr>
+          <w:rFonts w:ascii="Times New Roman" w:hAnsi="Times New Roman"/>
+          <w:sz w:val="24"/>
+        </w:rPr>
+        <w:t xml:space="preserve"> Благословенний Бог наш завжди, нині і повсякчас, і на віки віків.</w:t>
+      </w:r>
+    </w:p>
+    <w:p>
+      <w:pPr>
+        <w:spacing w:after="120"/>
+        <w:jc w:val="both"/>
+        <w:rPr>
+          <w:rFonts w:ascii="Times New Roman" w:hAnsi="Times New Roman"/>
+          <w:sz w:val="24"/>
           <w:szCs w:val="24"/>
           <w:lang w:val="ru-MD"/>
         </w:rPr>
-        <w:t>Священик:</w:t>
-      </w:r>
-      <w:r>
-        <w:rPr>
-          <w:rFonts w:ascii="Times New Roman" w:hAnsi="Times New Roman"/>
+      </w:pPr>
+      <w:r>
+        <w:rPr>
+          <w:rFonts w:ascii="Times New Roman" w:hAnsi="Times New Roman"/>
+          <w:i/>
+          <w:color w:val="FF0000"/>
           <w:sz w:val="24"/>
           <w:szCs w:val="24"/>
           <w:lang w:val="ru-MD"/>
         </w:rPr>
-        <w:t xml:space="preserve"> Благословенний Бог наш завжди, нині і повсякчас, і на віки віків.</w:t>
-      </w:r>
-    </w:p>
-    <w:p>
-      <w:pPr>
-        <w:spacing w:after="120"/>
-        <w:jc w:val="both"/>
-        <w:rPr>
-          <w:rFonts w:ascii="Times New Roman" w:hAnsi="Times New Roman"/>
+        <w:t>Вірні:</w:t>
+      </w:r>
+      <w:r>
+        <w:rPr>
+          <w:rFonts w:ascii="Times New Roman" w:hAnsi="Times New Roman"/>
+          <w:color w:val="FF0000"/>
           <w:sz w:val="24"/>
           <w:szCs w:val="24"/>
           <w:lang w:val="ru-MD"/>
         </w:rPr>
-      </w:pPr>
-      <w:r>
-        <w:rPr>
-          <w:rFonts w:ascii="Times New Roman" w:hAnsi="Times New Roman"/>
-          <w:i/>
-          <w:color w:val="FF0000"/>
+        <w:t xml:space="preserve"> </w:t>
+      </w:r>
+      <w:r>
+        <w:rPr>
+          <w:rFonts w:ascii="Times New Roman" w:hAnsi="Times New Roman"/>
           <w:sz w:val="24"/>
           <w:szCs w:val="24"/>
           <w:lang w:val="ru-MD"/>
         </w:rPr>
+        <w:t>Амінь. Слава тобі, Боже наш, слава тобі.</w:t>
+      </w:r>
+    </w:p>
+    <w:p>
+      <w:pPr>
+        <w:spacing w:after="120"/>
+        <w:rPr>
+          <w:rFonts w:ascii="Times New Roman" w:hAnsi="Times New Roman"/>
+          <w:lang w:val="ru-MD"/>
+        </w:rPr>
+      </w:pPr>
+      <w:r>
+        <w:rPr>
+          <w:rFonts w:ascii="Times New Roman" w:hAnsi="Times New Roman"/>
+          <w:sz w:val="24"/>
+          <w:szCs w:val="24"/>
+          <w:lang w:val="ru-MD"/>
+        </w:rPr>
+        <w:t>Ца́рю небе́сний, утіши́телю, Ду́ше íстини,* що всю́ди єси́ і все наповня́єш,* скарбни́це благ і життя́ пода́телю,* прийди́, і всели́ся в нас,* і очи́сти нас від уся́кої скве́рни,* і спаси́, благи́й, ду́ші на́ші.</w:t>
+      </w:r>
+    </w:p>
+    <w:p>
+      <w:pPr>
+        <w:pStyle w:val="a"/>
+        <w:spacing w:after="120"/>
+      </w:pPr>
+      <w:r>
+        <w:rPr>
+          <w:rFonts w:ascii="Times New Roman" w:hAnsi="Times New Roman"/>
+          <w:sz w:val="24"/>
+        </w:rPr>
+        <w:t xml:space="preserve">Святий Боже, святий Кріпкий, святий Безсмертний, помилуй нас. </w:t>
+      </w:r>
+      <w:r>
+        <w:rPr>
+          <w:rFonts w:ascii="Times New Roman" w:hAnsi="Times New Roman"/>
+          <w:i/>
+          <w:color w:val="FF0000"/>
+          <w:sz w:val="24"/>
+        </w:rPr>
+        <w:t>(3 р.)</w:t>
+      </w:r>
+    </w:p>
+    <w:p>
+      <w:pPr>
+        <w:pStyle w:val="a"/>
+        <w:spacing w:after="120"/>
+      </w:pPr>
+      <w:r>
+        <w:rPr>
+          <w:rFonts w:ascii="Times New Roman" w:hAnsi="Times New Roman"/>
+          <w:sz w:val="24"/>
+        </w:rPr>
+        <w:t>Слава Отцю, і Сину, і Святому Духові,* і нині і повсякчас, і на віки віків. Амінь.</w:t>
+      </w:r>
+    </w:p>
+    <w:p>
+      <w:pPr>
+        <w:spacing w:after="120"/>
+        <w:jc w:val="both"/>
+        <w:rPr>
+          <w:rFonts w:ascii="Times New Roman" w:hAnsi="Times New Roman"/>
+          <w:sz w:val="24"/>
+          <w:szCs w:val="24"/>
+        </w:rPr>
+      </w:pPr>
+      <w:r>
+        <w:rPr>
+          <w:rFonts w:ascii="Times New Roman" w:hAnsi="Times New Roman"/>
+          <w:sz w:val="24"/>
+          <w:szCs w:val="24"/>
+        </w:rPr>
+        <w:t>Пресвята Тройце, помилуй нас;* Господи, очисти гріхи наші;* Владико, прости беззаконня наші;* Святий, завітай і зціли немочі наші імени твого ради.</w:t>
+      </w:r>
+    </w:p>
+    <w:p>
+      <w:pPr>
+        <w:pStyle w:val="a"/>
+        <w:spacing w:after="120"/>
+      </w:pPr>
+      <w:r>
+        <w:rPr>
+          <w:rFonts w:ascii="Times New Roman" w:hAnsi="Times New Roman"/>
+          <w:sz w:val="24"/>
+        </w:rPr>
+        <w:t>Господи, помилуй</w:t>
+      </w:r>
+      <w:r>
+        <w:rPr>
+          <w:rFonts w:ascii="Times New Roman" w:hAnsi="Times New Roman"/>
+          <w:sz w:val="24"/>
+        </w:rPr>
+        <w:t>.</w:t>
+      </w:r>
+      <w:r>
+        <w:rPr>
+          <w:rFonts w:ascii="Times New Roman" w:hAnsi="Times New Roman"/>
+          <w:sz w:val="24"/>
+        </w:rPr>
+        <w:t xml:space="preserve"> </w:t>
+      </w:r>
+      <w:r>
+        <w:rPr>
+          <w:rFonts w:ascii="Times New Roman" w:hAnsi="Times New Roman"/>
+          <w:i/>
+          <w:color w:val="FF0000"/>
+          <w:sz w:val="24"/>
+        </w:rPr>
+        <w:t>(3 р.)</w:t>
+      </w:r>
+    </w:p>
+    <w:p>
+      <w:pPr>
+        <w:pStyle w:val="a"/>
+        <w:spacing w:after="120"/>
+      </w:pPr>
+      <w:r>
+        <w:rPr>
+          <w:rFonts w:ascii="Times New Roman" w:hAnsi="Times New Roman"/>
+          <w:sz w:val="24"/>
+        </w:rPr>
+        <w:t xml:space="preserve">Слава </w:t>
+      </w:r>
+      <w:r>
+        <w:rPr>
+          <w:rFonts w:ascii="Times New Roman" w:hAnsi="Times New Roman"/>
+          <w:sz w:val="24"/>
+        </w:rPr>
+        <w:t>Отцю</w:t>
+      </w:r>
+      <w:r>
+        <w:rPr>
+          <w:rFonts w:ascii="Times New Roman" w:hAnsi="Times New Roman"/>
+          <w:sz w:val="24"/>
+        </w:rPr>
+        <w:t xml:space="preserve">, і Сину, і Святому </w:t>
+      </w:r>
+      <w:r>
+        <w:rPr>
+          <w:rFonts w:ascii="Times New Roman" w:hAnsi="Times New Roman"/>
+          <w:sz w:val="24"/>
+        </w:rPr>
+        <w:t>Духові</w:t>
+      </w:r>
+      <w:r>
+        <w:rPr>
+          <w:rFonts w:ascii="Times New Roman" w:hAnsi="Times New Roman"/>
+          <w:sz w:val="24"/>
+        </w:rPr>
+        <w:t>,</w:t>
+      </w:r>
+      <w:r>
+        <w:rPr>
+          <w:rFonts w:ascii="Times New Roman" w:hAnsi="Times New Roman"/>
+          <w:sz w:val="24"/>
+        </w:rPr>
+        <w:t xml:space="preserve">* </w:t>
+      </w:r>
+      <w:r>
+        <w:rPr>
+          <w:rFonts w:ascii="Times New Roman" w:hAnsi="Times New Roman"/>
+          <w:sz w:val="24"/>
+        </w:rPr>
+        <w:t>і</w:t>
+      </w:r>
+      <w:r>
+        <w:rPr>
+          <w:rFonts w:ascii="Times New Roman" w:hAnsi="Times New Roman"/>
+          <w:b/>
+          <w:sz w:val="24"/>
+        </w:rPr>
+        <w:t xml:space="preserve"> </w:t>
+      </w:r>
+      <w:r>
+        <w:rPr>
+          <w:rFonts w:ascii="Times New Roman" w:hAnsi="Times New Roman"/>
+          <w:sz w:val="24"/>
+        </w:rPr>
+        <w:t>нині</w:t>
+      </w:r>
+      <w:r>
+        <w:rPr>
+          <w:rFonts w:ascii="Times New Roman" w:hAnsi="Times New Roman"/>
+          <w:sz w:val="24"/>
+        </w:rPr>
+        <w:t xml:space="preserve"> і </w:t>
+      </w:r>
+      <w:r>
+        <w:rPr>
+          <w:rFonts w:ascii="Times New Roman" w:hAnsi="Times New Roman"/>
+          <w:sz w:val="24"/>
+        </w:rPr>
+        <w:t>повсякчас</w:t>
+      </w:r>
+      <w:r>
+        <w:rPr>
+          <w:rFonts w:ascii="Times New Roman" w:hAnsi="Times New Roman"/>
+          <w:sz w:val="24"/>
+        </w:rPr>
+        <w:t xml:space="preserve">, і на </w:t>
+      </w:r>
+      <w:r>
+        <w:rPr>
+          <w:rFonts w:ascii="Times New Roman" w:hAnsi="Times New Roman"/>
+          <w:sz w:val="24"/>
+        </w:rPr>
+        <w:t>віки</w:t>
+      </w:r>
+      <w:r>
+        <w:rPr>
+          <w:rFonts w:ascii="Times New Roman" w:hAnsi="Times New Roman"/>
+          <w:sz w:val="24"/>
+        </w:rPr>
+        <w:t xml:space="preserve"> </w:t>
+      </w:r>
+      <w:r>
+        <w:rPr>
+          <w:rFonts w:ascii="Times New Roman" w:hAnsi="Times New Roman"/>
+          <w:sz w:val="24"/>
+        </w:rPr>
+        <w:t>віків</w:t>
+      </w:r>
+      <w:r>
+        <w:rPr>
+          <w:rFonts w:ascii="Times New Roman" w:hAnsi="Times New Roman"/>
+          <w:sz w:val="24"/>
+        </w:rPr>
+        <w:t xml:space="preserve">. </w:t>
+      </w:r>
+      <w:r>
+        <w:rPr>
+          <w:rFonts w:ascii="Times New Roman" w:hAnsi="Times New Roman"/>
+          <w:sz w:val="24"/>
+        </w:rPr>
+        <w:t>Амінь</w:t>
+      </w:r>
+      <w:r>
+        <w:rPr>
+          <w:rFonts w:ascii="Times New Roman" w:hAnsi="Times New Roman"/>
+          <w:sz w:val="24"/>
+        </w:rPr>
+        <w:t>.</w:t>
+      </w:r>
+    </w:p>
+    <w:p>
+      <w:pPr>
+        <w:spacing w:after="120"/>
+        <w:jc w:val="both"/>
+        <w:rPr>
+          <w:rFonts w:ascii="Times New Roman" w:hAnsi="Times New Roman"/>
+          <w:sz w:val="24"/>
+          <w:szCs w:val="24"/>
+        </w:rPr>
+      </w:pPr>
+      <w:r>
+        <w:rPr>
+          <w:rFonts w:ascii="Times New Roman" w:hAnsi="Times New Roman"/>
+          <w:sz w:val="24"/>
+          <w:szCs w:val="24"/>
+        </w:rPr>
+        <w:t>Отче наш, що єси на небесах,* нехай святиться ім’я твоє,* нехай прийде царство твоє,* нехай буде воля твоя, як на небі, так і на землі.* Хліб наш насу</w:t>
+      </w:r>
+      <w:r>
+        <w:rPr>
+          <w:rFonts w:ascii="Times New Roman" w:hAnsi="Times New Roman"/>
+          <w:sz w:val="24"/>
+          <w:szCs w:val="24"/>
+        </w:rPr>
+        <w:t>щний дай нам сьогодні,* і прости нам провини наші,* як і ми прощаємо винуватцям нашим,* і не введи нас у спокусу,* але визволи нас від лукавого.</w:t>
+      </w:r>
+    </w:p>
+    <w:p>
+      <w:pPr>
+        <w:spacing w:after="120"/>
+        <w:rPr>
+          <w:rFonts w:ascii="Times New Roman" w:hAnsi="Times New Roman"/>
+        </w:rPr>
+      </w:pPr>
+      <w:r>
+        <w:rPr>
+          <w:rFonts w:ascii="Times New Roman" w:hAnsi="Times New Roman"/>
+          <w:i/>
+          <w:color w:val="FF0000"/>
+          <w:sz w:val="24"/>
+          <w:szCs w:val="24"/>
+        </w:rPr>
+        <w:t>Священник:</w:t>
+      </w:r>
+      <w:r>
+        <w:rPr>
+          <w:rFonts w:ascii="Times New Roman" w:hAnsi="Times New Roman"/>
+          <w:sz w:val="24"/>
+          <w:szCs w:val="24"/>
+        </w:rPr>
+        <w:t xml:space="preserve"> Бо Твоє є царство, і сила, і слава, Отця, і Сина, і Святого Духа, нині, і повсякчас, і на віки віків</w:t>
+      </w:r>
+      <w:r>
+        <w:rPr>
+          <w:rFonts w:ascii="Times New Roman" w:hAnsi="Times New Roman"/>
+          <w:sz w:val="24"/>
+          <w:szCs w:val="24"/>
+        </w:rPr>
+        <w:t>.</w:t>
+      </w:r>
+    </w:p>
+    <w:p>
+      <w:pPr>
+        <w:spacing w:after="120"/>
+        <w:jc w:val="both"/>
+        <w:rPr>
+          <w:rFonts w:ascii="Times New Roman" w:hAnsi="Times New Roman"/>
+          <w:i/>
+          <w:sz w:val="24"/>
+          <w:szCs w:val="24"/>
+        </w:rPr>
+      </w:pPr>
+      <w:r>
+        <w:rPr>
+          <w:rFonts w:ascii="Times New Roman" w:hAnsi="Times New Roman"/>
+          <w:i/>
+          <w:color w:val="FF0000"/>
+          <w:sz w:val="24"/>
+          <w:szCs w:val="24"/>
+        </w:rPr>
         <w:t>Вірні:</w:t>
       </w:r>
       <w:r>
@@ -115,7 +454,6 @@
           <w:color w:val="FF0000"/>
           <w:sz w:val="24"/>
           <w:szCs w:val="24"/>
-          <w:lang w:val="ru-MD"/>
         </w:rPr>
         <w:t xml:space="preserve"> </w:t>
       </w:r>
@@ -124,284 +462,6 @@
           <w:rFonts w:ascii="Times New Roman" w:hAnsi="Times New Roman"/>
           <w:sz w:val="24"/>
           <w:szCs w:val="24"/>
-          <w:lang w:val="ru-MD"/>
-        </w:rPr>
-        <w:t>Амінь. Слава тобі, Боже наш, слава тобі.</w:t>
-      </w:r>
-    </w:p>
-    <w:p>
-      <w:pPr>
-        <w:spacing w:after="120"/>
-        <w:rPr>
-          <w:rFonts w:ascii="Times New Roman" w:hAnsi="Times New Roman"/>
-          <w:lang w:val="ru-MD"/>
-        </w:rPr>
-      </w:pPr>
-      <w:r>
-        <w:rPr>
-          <w:rFonts w:ascii="Times New Roman" w:hAnsi="Times New Roman"/>
-          <w:sz w:val="24"/>
-          <w:szCs w:val="24"/>
-          <w:lang w:val="ru-MD"/>
-        </w:rPr>
-        <w:t>Ца́рю небе́сний, утіши́телю, Ду́ше íстини,* що всю́ди єси́ і все наповня́єш,* скарбни́це благ і життя́ пода́телю,* прийди́, і всели́ся в нас,* і очи́сти нас від уся́кої скве́рни,* і спаси́, благи́й, ду́ші на́ші.</w:t>
-      </w:r>
-    </w:p>
-    <w:p>
-      <w:pPr>
-        <w:spacing w:after="120"/>
-        <w:jc w:val="both"/>
-        <w:rPr>
-          <w:rFonts w:ascii="Times New Roman" w:hAnsi="Times New Roman"/>
-          <w:i/>
-          <w:sz w:val="24"/>
-          <w:szCs w:val="24"/>
-        </w:rPr>
-      </w:pPr>
-      <w:r>
-        <w:rPr>
-          <w:rFonts w:ascii="Times New Roman" w:hAnsi="Times New Roman"/>
-          <w:sz w:val="24"/>
-          <w:szCs w:val="24"/>
-        </w:rPr>
-        <w:t>Святий Боже, святий Кріпкий, святий Безсмерт</w:t>
-      </w:r>
-      <w:r>
-        <w:rPr>
-          <w:rFonts w:ascii="Times New Roman" w:hAnsi="Times New Roman"/>
-          <w:sz w:val="24"/>
-          <w:szCs w:val="24"/>
-        </w:rPr>
-        <w:t xml:space="preserve">ний, помилуй нас </w:t>
-      </w:r>
-      <w:r>
-        <w:rPr>
-          <w:rFonts w:ascii="Times New Roman" w:hAnsi="Times New Roman"/>
-          <w:i/>
-          <w:color w:val="FF0000"/>
-          <w:sz w:val="24"/>
-          <w:szCs w:val="24"/>
-        </w:rPr>
-        <w:t>(3 р.)</w:t>
-      </w:r>
-    </w:p>
-    <w:p>
-      <w:pPr>
-        <w:spacing w:after="120"/>
-        <w:jc w:val="both"/>
-        <w:rPr>
-          <w:rFonts w:ascii="Times New Roman" w:hAnsi="Times New Roman"/>
-          <w:sz w:val="24"/>
-          <w:szCs w:val="24"/>
-        </w:rPr>
-      </w:pPr>
-      <w:r>
-        <w:rPr>
-          <w:rFonts w:ascii="Times New Roman" w:hAnsi="Times New Roman"/>
-          <w:sz w:val="24"/>
-          <w:szCs w:val="24"/>
-        </w:rPr>
-        <w:t>Слава Отцю, і Сину, і Святому Духові,* і нині і повсякчас, і на віки віків. Амінь.</w:t>
-      </w:r>
-    </w:p>
-    <w:p>
-      <w:pPr>
-        <w:spacing w:after="120"/>
-        <w:jc w:val="both"/>
-        <w:rPr>
-          <w:rFonts w:ascii="Times New Roman" w:hAnsi="Times New Roman"/>
-          <w:sz w:val="24"/>
-          <w:szCs w:val="24"/>
-        </w:rPr>
-      </w:pPr>
-      <w:r>
-        <w:rPr>
-          <w:rFonts w:ascii="Times New Roman" w:hAnsi="Times New Roman"/>
-          <w:sz w:val="24"/>
-          <w:szCs w:val="24"/>
-        </w:rPr>
-        <w:t>Пресвята Тройце, помилуй нас;* Господи, очисти гріхи наші;* Владико, прости беззаконня наші;* Святий, завітай і зціли немочі наші імени твого ради.</w:t>
-      </w:r>
-    </w:p>
-    <w:p>
-      <w:pPr>
-        <w:spacing w:after="120"/>
-        <w:jc w:val="both"/>
-        <w:rPr>
-          <w:rFonts w:ascii="Times New Roman" w:hAnsi="Times New Roman"/>
-          <w:i/>
-          <w:sz w:val="24"/>
-          <w:szCs w:val="24"/>
-        </w:rPr>
-      </w:pPr>
-      <w:r>
-        <w:rPr>
-          <w:rFonts w:ascii="Times New Roman" w:hAnsi="Times New Roman"/>
-          <w:sz w:val="24"/>
-          <w:szCs w:val="24"/>
-        </w:rPr>
-        <w:t>Г</w:t>
-      </w:r>
-      <w:r>
-        <w:rPr>
-          <w:rFonts w:ascii="Times New Roman" w:hAnsi="Times New Roman"/>
-          <w:sz w:val="24"/>
-          <w:szCs w:val="24"/>
-        </w:rPr>
-        <w:t>осподи, помилуй</w:t>
-      </w:r>
-      <w:r>
-        <w:rPr>
-          <w:rFonts w:ascii="Times New Roman" w:hAnsi="Times New Roman"/>
-          <w:i/>
-          <w:sz w:val="24"/>
-          <w:szCs w:val="24"/>
-        </w:rPr>
-        <w:t xml:space="preserve"> </w:t>
-      </w:r>
-      <w:r>
-        <w:rPr>
-          <w:rFonts w:ascii="Times New Roman" w:hAnsi="Times New Roman"/>
-          <w:i/>
-          <w:color w:val="FF0000"/>
-          <w:sz w:val="24"/>
-          <w:szCs w:val="24"/>
-        </w:rPr>
-        <w:t>(3 р.)</w:t>
-      </w:r>
-    </w:p>
-    <w:p>
-      <w:pPr>
-        <w:spacing w:after="120"/>
-        <w:jc w:val="both"/>
-        <w:rPr>
-          <w:rFonts w:ascii="Times New Roman" w:hAnsi="Times New Roman"/>
-          <w:sz w:val="24"/>
-          <w:szCs w:val="24"/>
-        </w:rPr>
-      </w:pPr>
-      <w:r>
-        <w:rPr>
-          <w:rFonts w:ascii="Times New Roman" w:hAnsi="Times New Roman"/>
-          <w:sz w:val="24"/>
-          <w:szCs w:val="24"/>
-        </w:rPr>
-        <w:t>Слава Отцю, і Сину, і Святому Духові.* І</w:t>
-      </w:r>
-      <w:r>
-        <w:rPr>
-          <w:rFonts w:ascii="Times New Roman" w:hAnsi="Times New Roman"/>
-          <w:b/>
-          <w:sz w:val="24"/>
-          <w:szCs w:val="24"/>
-        </w:rPr>
-        <w:t xml:space="preserve"> </w:t>
-      </w:r>
-      <w:r>
-        <w:rPr>
-          <w:rFonts w:ascii="Times New Roman" w:hAnsi="Times New Roman"/>
-          <w:sz w:val="24"/>
-          <w:szCs w:val="24"/>
-        </w:rPr>
-        <w:t>нині і повсякчас, і на віки віків. Амінь.</w:t>
-      </w:r>
-    </w:p>
-    <w:p>
-      <w:pPr>
-        <w:spacing w:after="120"/>
-        <w:jc w:val="both"/>
-        <w:rPr>
-          <w:rFonts w:ascii="Times New Roman" w:hAnsi="Times New Roman"/>
-          <w:sz w:val="24"/>
-          <w:szCs w:val="24"/>
-        </w:rPr>
-      </w:pPr>
-      <w:r>
-        <w:rPr>
-          <w:rFonts w:ascii="Times New Roman" w:hAnsi="Times New Roman"/>
-          <w:sz w:val="24"/>
-          <w:szCs w:val="24"/>
-        </w:rPr>
-        <w:t>Отче наш, що єси на небесах,* нехай святиться ім’я твоє,* нехай прийде царство твоє,* нехай буде воля твоя, як на небі, так і на землі.* Хліб наш насу</w:t>
-      </w:r>
-      <w:r>
-        <w:rPr>
-          <w:rFonts w:ascii="Times New Roman" w:hAnsi="Times New Roman"/>
-          <w:sz w:val="24"/>
-          <w:szCs w:val="24"/>
-        </w:rPr>
-        <w:t>щний дай нам сьогодні,* і прости нам провини наші,* як і ми прощаємо винуватцям нашим,* і не введи нас у спокусу,* але визволи нас від лукавого.</w:t>
-      </w:r>
-    </w:p>
-    <w:p>
-      <w:pPr>
-        <w:spacing w:after="120"/>
-        <w:rPr>
-          <w:rFonts w:ascii="Times New Roman" w:hAnsi="Times New Roman"/>
-        </w:rPr>
-      </w:pPr>
-      <w:r>
-        <w:rPr>
-          <w:rFonts w:ascii="Times New Roman" w:hAnsi="Times New Roman"/>
-          <w:i/>
-          <w:color w:val="FF0000"/>
-          <w:sz w:val="24"/>
-          <w:szCs w:val="24"/>
-        </w:rPr>
-        <w:t>Священник:</w:t>
-      </w:r>
-      <w:r>
-        <w:rPr>
-          <w:rFonts w:ascii="Times New Roman" w:hAnsi="Times New Roman"/>
-          <w:sz w:val="24"/>
-          <w:szCs w:val="24"/>
-        </w:rPr>
-        <w:t xml:space="preserve"> Бо Твоє є царство, і сила, і слава, Отця, і Сина, і Святого Духа, нині, і повсякчас, і на віки віків</w:t>
-      </w:r>
-      <w:r>
-        <w:rPr>
-          <w:rFonts w:ascii="Times New Roman" w:hAnsi="Times New Roman"/>
-          <w:sz w:val="24"/>
-          <w:szCs w:val="24"/>
-        </w:rPr>
-        <w:t>.</w:t>
-      </w:r>
-    </w:p>
-    <w:p>
-      <w:pPr>
-        <w:spacing w:after="120"/>
-        <w:jc w:val="both"/>
-        <w:rPr>
-          <w:rFonts w:ascii="Times New Roman" w:hAnsi="Times New Roman"/>
-          <w:i/>
-          <w:sz w:val="24"/>
-          <w:szCs w:val="24"/>
-        </w:rPr>
-      </w:pPr>
-      <w:r>
-        <w:rPr>
-          <w:rFonts w:ascii="Times New Roman" w:hAnsi="Times New Roman"/>
-          <w:i/>
-          <w:color w:val="FF0000"/>
-          <w:sz w:val="24"/>
-          <w:szCs w:val="24"/>
-        </w:rPr>
-        <w:t>Вірні:</w:t>
-      </w:r>
-      <w:r>
-        <w:rPr>
-          <w:rFonts w:ascii="Times New Roman" w:hAnsi="Times New Roman"/>
-          <w:color w:val="FF0000"/>
-          <w:sz w:val="24"/>
-          <w:szCs w:val="24"/>
-        </w:rPr>
-        <w:t xml:space="preserve"> </w:t>
-      </w:r>
-      <w:r>
-        <w:rPr>
-          <w:rFonts w:ascii="Times New Roman" w:hAnsi="Times New Roman"/>
-          <w:sz w:val="24"/>
-          <w:szCs w:val="24"/>
         </w:rPr>
         <w:t xml:space="preserve">Амінь. Господи, помилуй </w:t>
       </w:r>
@@ -413,7 +473,7 @@
           <w:sz w:val="24"/>
           <w:szCs w:val="24"/>
         </w:rPr>
-        <w:t>(12 р.)</w:t>
+        <w:t>(12 р.)</w:t>
       </w:r>
     </w:p>
     <w:p>
@@ -4610,7 +4670,7 @@
           <w:sz w:val="24"/>
           <w:szCs w:val="24"/>
         </w:rPr>
-        <w:t xml:space="preserve"> Господи щедрий і милосердний, довготерпеливий і многомилостивий! Вислухай молитви наші і зверни увагу на голос моління нашого і яви нам знак милости твоєї, наведи нас на дорогу твою, щоб ходили ми в твоїй правді. Звесели серця наші, щоб ми боялись імення </w:t>
+        <w:t xml:space="preserve"> Господи щедрий і милосердний, довготерпеливий і многомилостивий! Вислухай молитви наші і зверни увагу на голос моління нашого і яви нам знак милости твоєї, наведи нас на дорогу твою, щоб ходили ми в твоїй правді. Звесели серця наші, щоб ми боялись імення </w:t>
       </w:r>
       <w:r>
         <w:rPr>
@@ -4646,7 +4706,7 @@
           <w:sz w:val="24"/>
           <w:szCs w:val="24"/>
         </w:rPr>
-        <w:t>2. </w:t>
+        <w:t xml:space="preserve">2. </w:t>
       </w:r>
       <w:r>
         <w:rPr>
@@ -4698,7 +4758,7 @@
           <w:sz w:val="24"/>
           <w:szCs w:val="24"/>
         </w:rPr>
-        <w:t> Господи, Боже наш! Згадай нас грішних і недостойних слуг твоїх, коли призиваємо святе ім'я твоє, і не осороми нас, коли очікуємо милости твоєї, але вислухай, Господи, усі наші спасенні прохання, і вчини</w:t>
+        <w:t xml:space="preserve"> Господи, Боже наш! Згадай нас грішних і недостойних слуг твоїх, коли призиваємо святе ім'я твоє, і не осороми нас, коли очікуємо милости твоєї, але вислухай, Господи, усі наші спасенні прохання, і вчини</w:t>
       </w:r>
       <w:r>
         <w:rPr>
@@ -4726,7 +4786,7 @@
           <w:sz w:val="24"/>
           <w:szCs w:val="24"/>
         </w:rPr>
-        <w:t>4. </w:t>
+        <w:t xml:space="preserve">4. </w:t>
       </w:r>
       <w:r>
         <w:rPr>
@@ -4778,7 +4838,7 @@
           <w:sz w:val="24"/>
           <w:szCs w:val="24"/>
         </w:rPr>
-        <w:t> Благословенний ти, Господи Боже, Вседержителю, що знаєш думки людські, що відаєш те, чого ми потребуємо, і багато більш</w:t>
+        <w:t xml:space="preserve"> Благословенний ти, Господи Боже, Вседержителю, що знаєш думки людські, що відаєш те, чого ми потребуємо, і багато більш</w:t>
       </w:r>
       <w:r>
         <w:rPr>
@@ -4822,7 +4882,7 @@
           <w:sz w:val="24"/>
           <w:szCs w:val="24"/>
         </w:rPr>
-        <w:t> Господи, Господи, що пречистою твоєю долонею все утримуєш, що довго терпиш нам усім, і жалієшся задля нашої злоби! Зг</w:t>
+        <w:t xml:space="preserve"> Господи, Господи, що пречистою твоєю долонею все утримуєш, що довго терпиш нам усім, і жалієшся задля нашої злоби! Зг</w:t>
       </w:r>
       <w:r>
         <w:rPr>
@@ -4866,7 +4926,7 @@
           <w:sz w:val="24"/>
           <w:szCs w:val="24"/>
         </w:rPr>
-        <w:t> Боже великий і дивний, що несказанною добрістю і багатим промислом усім управляєш, і дав нам земні добра й запевнив нам об</w:t>
+        <w:t xml:space="preserve"> Боже великий і дивний, що несказанною добрістю і багатим промислом усім управляєш, і дав нам земні добра й запевнив нам об</w:t>
       </w:r>
       <w:r>
         <w:rPr>
@@ -4910,7 +4970,7 @@
           <w:sz w:val="24"/>
           <w:szCs w:val="24"/>
         </w:rPr>
-        <w:t> Боже великий і вишній, в тебе одного є безсмертність і в світлі живеш недоступнім. Ти все створіння мудро створив, відокремив світло від темряви і сонце поклав, щоб правити днем, а місяць</w:t>
+        <w:t xml:space="preserve"> Боже великий і вишній, в тебе одного є безсмертність і в світлі живеш недоступнім. Ти все створіння мудро створив, відокремив світло від темряви і сонце поклав, щоб правити днем, а місяць</w:t>
       </w:r>
       <w:r>
         <w:rPr>
@@ -6535,401 +6595,1778 @@
     </w:p>
     <w:p>
       <w:pPr>
-        <w:spacing w:after="120"/>
-        <w:jc w:val="both"/>
-        <w:rPr>
-          <w:rFonts w:ascii="Times New Roman" w:hAnsi="Times New Roman"/>
-          <w:sz w:val="24"/>
-          <w:szCs w:val="24"/>
-        </w:rPr>
-      </w:pPr>
-      <w:r>
-        <w:rPr>
-          <w:rFonts w:ascii="Times New Roman" w:eastAsia="Gungsuh" w:hAnsi="Times New Roman"/>
-          <w:sz w:val="24"/>
-          <w:szCs w:val="24"/>
-        </w:rPr>
-        <w:t>Постав, Господи, моїм устам сторожу;* до дверей губ моїх − варту!</w:t>
-      </w:r>
-    </w:p>
-    <w:p>
-      <w:pPr>
-        <w:spacing w:after="120"/>
-        <w:jc w:val="both"/>
-        <w:rPr>
-          <w:rFonts w:ascii="Times New Roman" w:hAnsi="Times New Roman"/>
-          <w:sz w:val="24"/>
-          <w:szCs w:val="24"/>
-        </w:rPr>
-      </w:pPr>
-      <w:r>
-        <w:rPr>
-          <w:rFonts w:ascii="Times New Roman" w:hAnsi="Times New Roman"/>
-          <w:sz w:val="24"/>
-          <w:szCs w:val="24"/>
-        </w:rPr>
-        <w:t>Не дай схилитися серцеві моєму* до чогось злого.</w:t>
-      </w:r>
-    </w:p>
-    <w:p>
-      <w:pPr>
-        <w:spacing w:after="120"/>
-        <w:jc w:val="both"/>
-        <w:rPr>
-          <w:rFonts w:ascii="Times New Roman" w:hAnsi="Times New Roman"/>
-          <w:sz w:val="24"/>
-          <w:szCs w:val="24"/>
-        </w:rPr>
-      </w:pPr>
-      <w:r>
-        <w:rPr>
-          <w:rFonts w:ascii="Times New Roman" w:hAnsi="Times New Roman"/>
-          <w:sz w:val="24"/>
-          <w:szCs w:val="24"/>
-        </w:rPr>
-        <w:t xml:space="preserve">Ані чинити лихі вчинки з людьми, що творять беззаконня,* – ні ласощів їхніх я не хочу </w:t>
-      </w:r>
-      <w:r>
-        <w:rPr>
-          <w:rFonts w:ascii="Times New Roman" w:hAnsi="Times New Roman"/>
-          <w:sz w:val="24"/>
-          <w:szCs w:val="24"/>
-        </w:rPr>
-        <w:t>їсти.</w:t>
-      </w:r>
-    </w:p>
-    <w:p>
-      <w:pPr>
-        <w:spacing w:after="120"/>
-        <w:jc w:val="both"/>
-        <w:rPr>
-          <w:rFonts w:ascii="Times New Roman" w:hAnsi="Times New Roman"/>
-          <w:sz w:val="24"/>
-          <w:szCs w:val="24"/>
-        </w:rPr>
-      </w:pPr>
-      <w:r>
-        <w:rPr>
-          <w:rFonts w:ascii="Times New Roman" w:hAnsi="Times New Roman"/>
-          <w:sz w:val="24"/>
-          <w:szCs w:val="24"/>
-        </w:rPr>
-        <w:t>Нехай праведник по-доброму б'є мене й виправляє,* а олія грішного нехай не намастить голови моєї.</w:t>
-      </w:r>
-    </w:p>
-    <w:p>
-      <w:pPr>
-        <w:spacing w:after="120"/>
-        <w:jc w:val="both"/>
-        <w:rPr>
-          <w:rFonts w:ascii="Times New Roman" w:hAnsi="Times New Roman"/>
-          <w:sz w:val="24"/>
-          <w:szCs w:val="24"/>
-        </w:rPr>
-      </w:pPr>
-      <w:r>
-        <w:rPr>
-          <w:rFonts w:ascii="Times New Roman" w:hAnsi="Times New Roman"/>
-          <w:sz w:val="24"/>
-          <w:szCs w:val="24"/>
-        </w:rPr>
-        <w:t>Я все-таки молитимусь,* незважаючи на їхні злі вчинки.</w:t>
-      </w:r>
-    </w:p>
-    <w:p>
-      <w:pPr>
-        <w:spacing w:after="120"/>
-        <w:jc w:val="both"/>
-        <w:rPr>
-          <w:rFonts w:ascii="Times New Roman" w:hAnsi="Times New Roman"/>
-          <w:sz w:val="24"/>
-          <w:szCs w:val="24"/>
-        </w:rPr>
-      </w:pPr>
-      <w:r>
-        <w:rPr>
-          <w:rFonts w:ascii="Times New Roman" w:hAnsi="Times New Roman"/>
-          <w:sz w:val="24"/>
-          <w:szCs w:val="24"/>
-        </w:rPr>
-        <w:t>Якщо суддів їхніх скинуть в ущелини скелі,* то почують, що слова мої любі.</w:t>
-      </w:r>
-    </w:p>
-    <w:p>
-      <w:pPr>
-        <w:spacing w:after="120"/>
-        <w:jc w:val="both"/>
-        <w:rPr>
-          <w:rFonts w:ascii="Times New Roman" w:hAnsi="Times New Roman"/>
-          <w:sz w:val="24"/>
-          <w:szCs w:val="24"/>
-        </w:rPr>
-      </w:pPr>
-      <w:r>
-        <w:rPr>
-          <w:rFonts w:ascii="Times New Roman" w:hAnsi="Times New Roman"/>
-          <w:sz w:val="24"/>
-          <w:szCs w:val="24"/>
-        </w:rPr>
-        <w:t>Немовби хтось розбив і розрив землю,* розкидано їхні кості перед адом.</w:t>
-      </w:r>
-    </w:p>
-    <w:p>
-      <w:pPr>
-        <w:spacing w:after="120"/>
-        <w:jc w:val="both"/>
-        <w:rPr>
-          <w:rFonts w:ascii="Times New Roman" w:hAnsi="Times New Roman"/>
-          <w:sz w:val="24"/>
-          <w:szCs w:val="24"/>
-        </w:rPr>
-      </w:pPr>
-      <w:r>
-        <w:rPr>
-          <w:rFonts w:ascii="Times New Roman" w:hAnsi="Times New Roman"/>
-          <w:sz w:val="24"/>
-          <w:szCs w:val="24"/>
-        </w:rPr>
-        <w:t>Бо до тебе, Господи, мій Боже, мої очі;* до тебе прибігаю, не губи душі моєї.</w:t>
-      </w:r>
-    </w:p>
-    <w:p>
-      <w:pPr>
-        <w:spacing w:after="120"/>
-        <w:jc w:val="both"/>
-        <w:rPr>
-          <w:rFonts w:ascii="Times New Roman" w:hAnsi="Times New Roman"/>
-          <w:sz w:val="24"/>
-          <w:szCs w:val="24"/>
-        </w:rPr>
-      </w:pPr>
-      <w:r>
-        <w:rPr>
-          <w:rFonts w:ascii="Times New Roman" w:hAnsi="Times New Roman"/>
-          <w:sz w:val="24"/>
-          <w:szCs w:val="24"/>
-        </w:rPr>
-        <w:t>Збережи мене від петлі, що її на</w:t>
-      </w:r>
-      <w:r>
-        <w:rPr>
-          <w:rFonts w:ascii="Times New Roman" w:hAnsi="Times New Roman"/>
-          <w:sz w:val="24"/>
-          <w:szCs w:val="24"/>
-        </w:rPr>
-        <w:t>ставили на мене,* і від сильця тих, що творять беззаконня.</w:t>
-      </w:r>
-    </w:p>
-    <w:p>
-      <w:pPr>
-        <w:spacing w:after="120"/>
-        <w:jc w:val="both"/>
-        <w:rPr>
-          <w:rFonts w:ascii="Times New Roman" w:hAnsi="Times New Roman"/>
-          <w:sz w:val="24"/>
-          <w:szCs w:val="24"/>
-        </w:rPr>
-      </w:pPr>
-      <w:r>
-        <w:rPr>
-          <w:rFonts w:ascii="Times New Roman" w:hAnsi="Times New Roman"/>
-          <w:sz w:val="24"/>
-          <w:szCs w:val="24"/>
-        </w:rPr>
-        <w:t>Нехай грішники впадуть у власні сіті всі разом,* а я пройду безпечно.</w:t>
-      </w:r>
-    </w:p>
-    <w:p>
-      <w:pPr>
-        <w:spacing w:after="120"/>
-        <w:jc w:val="center"/>
+        <w:pStyle w:val="a"/>
+        <w:spacing w:after="120"/>
+      </w:pPr>
+      <w:r>
+        <w:rPr>
+          <w:rFonts w:ascii="Times New Roman" w:hAnsi="Times New Roman"/>
+          <w:sz w:val="24"/>
+        </w:rPr>
+        <w:t>Поста́в</w:t>
+      </w:r>
+      <w:r>
+        <w:rPr>
+          <w:rFonts w:ascii="Times New Roman" w:hAnsi="Times New Roman"/>
+          <w:sz w:val="24"/>
+        </w:rPr>
+        <w:t xml:space="preserve">, </w:t>
+      </w:r>
+      <w:r>
+        <w:rPr>
+          <w:rFonts w:ascii="Times New Roman" w:hAnsi="Times New Roman"/>
+          <w:sz w:val="24"/>
+        </w:rPr>
+        <w:t>Го́споди</w:t>
+      </w:r>
+      <w:r>
+        <w:rPr>
+          <w:rFonts w:ascii="Times New Roman" w:hAnsi="Times New Roman"/>
+          <w:sz w:val="24"/>
+        </w:rPr>
+        <w:t xml:space="preserve">, </w:t>
+      </w:r>
+      <w:r>
+        <w:rPr>
+          <w:rFonts w:ascii="Times New Roman" w:hAnsi="Times New Roman"/>
+          <w:sz w:val="24"/>
+        </w:rPr>
+        <w:t>мої́м</w:t>
+      </w:r>
+      <w:r>
+        <w:rPr>
+          <w:rFonts w:ascii="Times New Roman" w:hAnsi="Times New Roman"/>
+          <w:sz w:val="24"/>
+        </w:rPr>
+        <w:t xml:space="preserve"> </w:t>
+      </w:r>
+      <w:r>
+        <w:rPr>
+          <w:rFonts w:ascii="Times New Roman" w:hAnsi="Times New Roman"/>
+          <w:sz w:val="24"/>
+        </w:rPr>
+        <w:t>уста́м</w:t>
+      </w:r>
+      <w:r>
+        <w:rPr>
+          <w:rFonts w:ascii="Times New Roman" w:hAnsi="Times New Roman"/>
+          <w:sz w:val="24"/>
+        </w:rPr>
+        <w:t xml:space="preserve"> </w:t>
+      </w:r>
+      <w:r>
+        <w:rPr>
+          <w:rFonts w:ascii="Times New Roman" w:hAnsi="Times New Roman"/>
+          <w:sz w:val="24"/>
+        </w:rPr>
+        <w:t>сторо́жу</w:t>
+      </w:r>
+      <w:r>
+        <w:rPr>
+          <w:rFonts w:ascii="Times New Roman" w:hAnsi="Times New Roman"/>
+          <w:sz w:val="24"/>
+        </w:rPr>
+        <w:t xml:space="preserve">;* до </w:t>
+      </w:r>
+      <w:r>
+        <w:rPr>
+          <w:rFonts w:ascii="Times New Roman" w:hAnsi="Times New Roman"/>
+          <w:sz w:val="24"/>
+        </w:rPr>
+        <w:t>двере́й</w:t>
+      </w:r>
+      <w:r>
+        <w:rPr>
+          <w:rFonts w:ascii="Times New Roman" w:hAnsi="Times New Roman"/>
+          <w:sz w:val="24"/>
+        </w:rPr>
+        <w:t xml:space="preserve"> губ </w:t>
+      </w:r>
+      <w:r>
+        <w:rPr>
+          <w:rFonts w:ascii="Times New Roman" w:hAnsi="Times New Roman"/>
+          <w:sz w:val="24"/>
+        </w:rPr>
+        <w:t>мої́х</w:t>
+      </w:r>
+      <w:r>
+        <w:rPr>
+          <w:rFonts w:ascii="Times New Roman" w:hAnsi="Times New Roman"/>
+          <w:sz w:val="24"/>
+        </w:rPr>
+        <w:t xml:space="preserve"> − </w:t>
+      </w:r>
+      <w:r>
+        <w:rPr>
+          <w:rFonts w:ascii="Times New Roman" w:hAnsi="Times New Roman"/>
+          <w:sz w:val="24"/>
+        </w:rPr>
+        <w:t>ва́рту</w:t>
+      </w:r>
+      <w:r>
+        <w:rPr>
+          <w:rFonts w:ascii="Times New Roman" w:hAnsi="Times New Roman"/>
+          <w:sz w:val="24"/>
+        </w:rPr>
+        <w:t>!</w:t>
+      </w:r>
+    </w:p>
+    <w:p>
+      <w:pPr>
+        <w:pStyle w:val="a"/>
+        <w:spacing w:after="120"/>
+      </w:pPr>
+      <w:r>
+        <w:rPr>
+          <w:rFonts w:ascii="Times New Roman" w:hAnsi="Times New Roman"/>
+          <w:sz w:val="24"/>
+        </w:rPr>
+        <w:t xml:space="preserve">Не дай </w:t>
+      </w:r>
+      <w:r>
+        <w:rPr>
+          <w:rFonts w:ascii="Times New Roman" w:hAnsi="Times New Roman"/>
+          <w:sz w:val="24"/>
+        </w:rPr>
+        <w:t>схили́тися</w:t>
+      </w:r>
+      <w:r>
+        <w:rPr>
+          <w:rFonts w:ascii="Times New Roman" w:hAnsi="Times New Roman"/>
+          <w:sz w:val="24"/>
+        </w:rPr>
+        <w:t xml:space="preserve"> </w:t>
+      </w:r>
+      <w:r>
+        <w:rPr>
+          <w:rFonts w:ascii="Times New Roman" w:hAnsi="Times New Roman"/>
+          <w:sz w:val="24"/>
+        </w:rPr>
+        <w:t>се́рцеві</w:t>
+      </w:r>
+      <w:r>
+        <w:rPr>
+          <w:rFonts w:ascii="Times New Roman" w:hAnsi="Times New Roman"/>
+          <w:sz w:val="24"/>
+        </w:rPr>
+        <w:t xml:space="preserve"> </w:t>
+      </w:r>
+      <w:r>
+        <w:rPr>
+          <w:rFonts w:ascii="Times New Roman" w:hAnsi="Times New Roman"/>
+          <w:sz w:val="24"/>
+        </w:rPr>
+        <w:t>моє́му</w:t>
+      </w:r>
+      <w:r>
+        <w:rPr>
+          <w:rFonts w:ascii="Times New Roman" w:hAnsi="Times New Roman"/>
+          <w:sz w:val="24"/>
+        </w:rPr>
+        <w:t xml:space="preserve">* до </w:t>
+      </w:r>
+      <w:r>
+        <w:rPr>
+          <w:rFonts w:ascii="Times New Roman" w:hAnsi="Times New Roman"/>
+          <w:sz w:val="24"/>
+        </w:rPr>
+        <w:t>чо́гось</w:t>
+      </w:r>
+      <w:r>
+        <w:rPr>
+          <w:rFonts w:ascii="Times New Roman" w:hAnsi="Times New Roman"/>
+          <w:sz w:val="24"/>
+        </w:rPr>
+        <w:t xml:space="preserve"> </w:t>
+      </w:r>
+      <w:r>
+        <w:rPr>
+          <w:rFonts w:ascii="Times New Roman" w:hAnsi="Times New Roman"/>
+          <w:sz w:val="24"/>
+        </w:rPr>
+        <w:t>зло́го</w:t>
+      </w:r>
+      <w:r>
+        <w:rPr>
+          <w:rFonts w:ascii="Times New Roman" w:hAnsi="Times New Roman"/>
+          <w:sz w:val="24"/>
+        </w:rPr>
+        <w:t>.</w:t>
+      </w:r>
+    </w:p>
+    <w:p>
+      <w:pPr>
+        <w:pStyle w:val="a"/>
+        <w:spacing w:after="120"/>
+      </w:pPr>
+      <w:r>
+        <w:rPr>
+          <w:rFonts w:ascii="Times New Roman" w:hAnsi="Times New Roman"/>
+          <w:sz w:val="24"/>
+        </w:rPr>
+        <w:t xml:space="preserve">Ані </w:t>
+      </w:r>
+      <w:r>
+        <w:rPr>
+          <w:rFonts w:ascii="Times New Roman" w:hAnsi="Times New Roman"/>
+          <w:sz w:val="24"/>
+        </w:rPr>
+        <w:t>чини́ти</w:t>
+      </w:r>
+      <w:r>
+        <w:rPr>
+          <w:rFonts w:ascii="Times New Roman" w:hAnsi="Times New Roman"/>
+          <w:sz w:val="24"/>
+        </w:rPr>
+        <w:t xml:space="preserve"> лихі́ </w:t>
+      </w:r>
+      <w:r>
+        <w:rPr>
+          <w:rFonts w:ascii="Times New Roman" w:hAnsi="Times New Roman"/>
+          <w:sz w:val="24"/>
+        </w:rPr>
+        <w:t>вчи́нки</w:t>
+      </w:r>
+      <w:r>
+        <w:rPr>
+          <w:rFonts w:ascii="Times New Roman" w:hAnsi="Times New Roman"/>
+          <w:sz w:val="24"/>
+        </w:rPr>
+        <w:t xml:space="preserve"> з людьми́, що </w:t>
+      </w:r>
+      <w:r>
+        <w:rPr>
+          <w:rFonts w:ascii="Times New Roman" w:hAnsi="Times New Roman"/>
+          <w:sz w:val="24"/>
+        </w:rPr>
+        <w:t>тво́рять</w:t>
+      </w:r>
+      <w:r>
+        <w:rPr>
+          <w:rFonts w:ascii="Times New Roman" w:hAnsi="Times New Roman"/>
+          <w:sz w:val="24"/>
+        </w:rPr>
+        <w:t xml:space="preserve"> </w:t>
+      </w:r>
+      <w:r>
+        <w:rPr>
+          <w:rFonts w:ascii="Times New Roman" w:hAnsi="Times New Roman"/>
+          <w:sz w:val="24"/>
+        </w:rPr>
+        <w:t>беззако́ння</w:t>
+      </w:r>
+      <w:r>
+        <w:rPr>
+          <w:rFonts w:ascii="Times New Roman" w:hAnsi="Times New Roman"/>
+          <w:sz w:val="24"/>
+        </w:rPr>
+        <w:t xml:space="preserve">,* – ні </w:t>
+      </w:r>
+      <w:r>
+        <w:rPr>
+          <w:rFonts w:ascii="Times New Roman" w:hAnsi="Times New Roman"/>
+          <w:sz w:val="24"/>
+        </w:rPr>
+        <w:t>ла́сощів</w:t>
+      </w:r>
+      <w:r>
+        <w:rPr>
+          <w:rFonts w:ascii="Times New Roman" w:hAnsi="Times New Roman"/>
+          <w:sz w:val="24"/>
+        </w:rPr>
+        <w:t xml:space="preserve"> </w:t>
+      </w:r>
+      <w:r>
+        <w:rPr>
+          <w:rFonts w:ascii="Times New Roman" w:hAnsi="Times New Roman"/>
+          <w:sz w:val="24"/>
+        </w:rPr>
+        <w:t>ї́хніх</w:t>
+      </w:r>
+      <w:r>
+        <w:rPr>
+          <w:rFonts w:ascii="Times New Roman" w:hAnsi="Times New Roman"/>
+          <w:sz w:val="24"/>
+        </w:rPr>
+        <w:t xml:space="preserve"> я не </w:t>
+      </w:r>
+      <w:r>
+        <w:rPr>
+          <w:rFonts w:ascii="Times New Roman" w:hAnsi="Times New Roman"/>
+          <w:sz w:val="24"/>
+        </w:rPr>
+        <w:t>хо́чу</w:t>
+      </w:r>
+      <w:r>
+        <w:rPr>
+          <w:rFonts w:ascii="Times New Roman" w:hAnsi="Times New Roman"/>
+          <w:sz w:val="24"/>
+        </w:rPr>
+        <w:t xml:space="preserve"> </w:t>
+      </w:r>
+      <w:r>
+        <w:rPr>
+          <w:rFonts w:ascii="Times New Roman" w:hAnsi="Times New Roman"/>
+          <w:sz w:val="24"/>
+        </w:rPr>
+        <w:t>ї́сти</w:t>
+      </w:r>
+      <w:r>
+        <w:rPr>
+          <w:rFonts w:ascii="Times New Roman" w:hAnsi="Times New Roman"/>
+          <w:sz w:val="24"/>
+        </w:rPr>
+        <w:t>.</w:t>
+      </w:r>
+    </w:p>
+    <w:p>
+      <w:pPr>
+        <w:pStyle w:val="a"/>
+        <w:spacing w:after="120"/>
+      </w:pPr>
+      <w:r>
+        <w:rPr>
+          <w:rFonts w:ascii="Times New Roman" w:hAnsi="Times New Roman"/>
+          <w:sz w:val="24"/>
+        </w:rPr>
+        <w:t>Неха́й</w:t>
+      </w:r>
+      <w:r>
+        <w:rPr>
+          <w:rFonts w:ascii="Times New Roman" w:hAnsi="Times New Roman"/>
+          <w:sz w:val="24"/>
+        </w:rPr>
+        <w:t xml:space="preserve"> </w:t>
+      </w:r>
+      <w:r>
+        <w:rPr>
+          <w:rFonts w:ascii="Times New Roman" w:hAnsi="Times New Roman"/>
+          <w:sz w:val="24"/>
+        </w:rPr>
+        <w:t>пра́ведник</w:t>
+      </w:r>
+      <w:r>
+        <w:rPr>
+          <w:rFonts w:ascii="Times New Roman" w:hAnsi="Times New Roman"/>
+          <w:sz w:val="24"/>
+        </w:rPr>
+        <w:t xml:space="preserve"> </w:t>
+      </w:r>
+      <w:r>
+        <w:rPr>
+          <w:rFonts w:ascii="Times New Roman" w:hAnsi="Times New Roman"/>
+          <w:sz w:val="24"/>
+        </w:rPr>
+        <w:t>по-до́брому</w:t>
+      </w:r>
+      <w:r>
+        <w:rPr>
+          <w:rFonts w:ascii="Times New Roman" w:hAnsi="Times New Roman"/>
+          <w:sz w:val="24"/>
+        </w:rPr>
+        <w:t xml:space="preserve"> б’є мене́ й </w:t>
+      </w:r>
+      <w:r>
+        <w:rPr>
+          <w:rFonts w:ascii="Times New Roman" w:hAnsi="Times New Roman"/>
+          <w:sz w:val="24"/>
+        </w:rPr>
+        <w:t>виправля́є</w:t>
+      </w:r>
+      <w:r>
+        <w:rPr>
+          <w:rFonts w:ascii="Times New Roman" w:hAnsi="Times New Roman"/>
+          <w:sz w:val="24"/>
+        </w:rPr>
+        <w:t xml:space="preserve">,* а </w:t>
+      </w:r>
+      <w:r>
+        <w:rPr>
+          <w:rFonts w:ascii="Times New Roman" w:hAnsi="Times New Roman"/>
+          <w:sz w:val="24"/>
+        </w:rPr>
+        <w:t>олі́я</w:t>
+      </w:r>
+      <w:r>
+        <w:rPr>
+          <w:rFonts w:ascii="Times New Roman" w:hAnsi="Times New Roman"/>
+          <w:sz w:val="24"/>
+        </w:rPr>
+        <w:t xml:space="preserve"> </w:t>
+      </w:r>
+      <w:r>
+        <w:rPr>
+          <w:rFonts w:ascii="Times New Roman" w:hAnsi="Times New Roman"/>
+          <w:sz w:val="24"/>
+        </w:rPr>
+        <w:t>грі́шного</w:t>
+      </w:r>
+      <w:r>
+        <w:rPr>
+          <w:rFonts w:ascii="Times New Roman" w:hAnsi="Times New Roman"/>
+          <w:sz w:val="24"/>
+        </w:rPr>
+        <w:t xml:space="preserve"> </w:t>
+      </w:r>
+      <w:r>
+        <w:rPr>
+          <w:rFonts w:ascii="Times New Roman" w:hAnsi="Times New Roman"/>
+          <w:sz w:val="24"/>
+        </w:rPr>
+        <w:t>неха́й</w:t>
+      </w:r>
+      <w:r>
+        <w:rPr>
+          <w:rFonts w:ascii="Times New Roman" w:hAnsi="Times New Roman"/>
+          <w:sz w:val="24"/>
+        </w:rPr>
+        <w:t xml:space="preserve"> не </w:t>
+      </w:r>
+      <w:r>
+        <w:rPr>
+          <w:rFonts w:ascii="Times New Roman" w:hAnsi="Times New Roman"/>
+          <w:sz w:val="24"/>
+        </w:rPr>
+        <w:t>нама́стить</w:t>
+      </w:r>
+      <w:r>
+        <w:rPr>
+          <w:rFonts w:ascii="Times New Roman" w:hAnsi="Times New Roman"/>
+          <w:sz w:val="24"/>
+        </w:rPr>
+        <w:t xml:space="preserve"> голови́ </w:t>
+      </w:r>
+      <w:r>
+        <w:rPr>
+          <w:rFonts w:ascii="Times New Roman" w:hAnsi="Times New Roman"/>
+          <w:sz w:val="24"/>
+        </w:rPr>
+        <w:t>моє́ї</w:t>
+      </w:r>
+      <w:r>
+        <w:rPr>
+          <w:rFonts w:ascii="Times New Roman" w:hAnsi="Times New Roman"/>
+          <w:sz w:val="24"/>
+        </w:rPr>
+        <w:t>.</w:t>
+      </w:r>
+    </w:p>
+    <w:p>
+      <w:pPr>
+        <w:pStyle w:val="a"/>
+        <w:spacing w:after="120"/>
+      </w:pPr>
+      <w:r>
+        <w:rPr>
+          <w:rFonts w:ascii="Times New Roman" w:hAnsi="Times New Roman"/>
+          <w:sz w:val="24"/>
+        </w:rPr>
+        <w:t xml:space="preserve">Я все-таки́ </w:t>
+      </w:r>
+      <w:r>
+        <w:rPr>
+          <w:rFonts w:ascii="Times New Roman" w:hAnsi="Times New Roman"/>
+          <w:sz w:val="24"/>
+        </w:rPr>
+        <w:t>моли́тимусь</w:t>
+      </w:r>
+      <w:r>
+        <w:rPr>
+          <w:rFonts w:ascii="Times New Roman" w:hAnsi="Times New Roman"/>
+          <w:sz w:val="24"/>
+        </w:rPr>
+        <w:t xml:space="preserve">,* </w:t>
+      </w:r>
+      <w:r>
+        <w:rPr>
+          <w:rFonts w:ascii="Times New Roman" w:hAnsi="Times New Roman"/>
+          <w:sz w:val="24"/>
+        </w:rPr>
+        <w:t>незважа́ючи</w:t>
+      </w:r>
+      <w:r>
+        <w:rPr>
+          <w:rFonts w:ascii="Times New Roman" w:hAnsi="Times New Roman"/>
+          <w:sz w:val="24"/>
+        </w:rPr>
+        <w:t xml:space="preserve"> на </w:t>
+      </w:r>
+      <w:r>
+        <w:rPr>
+          <w:rFonts w:ascii="Times New Roman" w:hAnsi="Times New Roman"/>
+          <w:sz w:val="24"/>
+        </w:rPr>
+        <w:t>ї́хні</w:t>
+      </w:r>
+      <w:r>
+        <w:rPr>
+          <w:rFonts w:ascii="Times New Roman" w:hAnsi="Times New Roman"/>
+          <w:sz w:val="24"/>
+        </w:rPr>
+        <w:t xml:space="preserve"> злі </w:t>
+      </w:r>
+      <w:r>
+        <w:rPr>
+          <w:rFonts w:ascii="Times New Roman" w:hAnsi="Times New Roman"/>
+          <w:sz w:val="24"/>
+        </w:rPr>
+        <w:t>вчи́нки</w:t>
+      </w:r>
+      <w:r>
+        <w:rPr>
+          <w:rFonts w:ascii="Times New Roman" w:hAnsi="Times New Roman"/>
+          <w:sz w:val="24"/>
+        </w:rPr>
+        <w:t>.</w:t>
+      </w:r>
+    </w:p>
+    <w:p>
+      <w:pPr>
+        <w:pStyle w:val="a"/>
+        <w:spacing w:after="120"/>
+      </w:pPr>
+      <w:r>
+        <w:rPr>
+          <w:rFonts w:ascii="Times New Roman" w:hAnsi="Times New Roman"/>
+          <w:sz w:val="24"/>
+        </w:rPr>
+        <w:t xml:space="preserve">Якщо́ </w:t>
+      </w:r>
+      <w:r>
+        <w:rPr>
+          <w:rFonts w:ascii="Times New Roman" w:hAnsi="Times New Roman"/>
+          <w:sz w:val="24"/>
+        </w:rPr>
+        <w:t>су́ддів</w:t>
+      </w:r>
+      <w:r>
+        <w:rPr>
+          <w:rFonts w:ascii="Times New Roman" w:hAnsi="Times New Roman"/>
+          <w:sz w:val="24"/>
+        </w:rPr>
+        <w:t xml:space="preserve"> </w:t>
+      </w:r>
+      <w:r>
+        <w:rPr>
+          <w:rFonts w:ascii="Times New Roman" w:hAnsi="Times New Roman"/>
+          <w:sz w:val="24"/>
+        </w:rPr>
+        <w:t>ї́хніх</w:t>
+      </w:r>
+      <w:r>
+        <w:rPr>
+          <w:rFonts w:ascii="Times New Roman" w:hAnsi="Times New Roman"/>
+          <w:sz w:val="24"/>
+        </w:rPr>
+        <w:t xml:space="preserve"> </w:t>
+      </w:r>
+      <w:r>
+        <w:rPr>
+          <w:rFonts w:ascii="Times New Roman" w:hAnsi="Times New Roman"/>
+          <w:sz w:val="24"/>
+        </w:rPr>
+        <w:t>ски́нуть</w:t>
+      </w:r>
+      <w:r>
+        <w:rPr>
+          <w:rFonts w:ascii="Times New Roman" w:hAnsi="Times New Roman"/>
+          <w:sz w:val="24"/>
+        </w:rPr>
+        <w:t xml:space="preserve"> в </w:t>
+      </w:r>
+      <w:r>
+        <w:rPr>
+          <w:rFonts w:ascii="Times New Roman" w:hAnsi="Times New Roman"/>
+          <w:sz w:val="24"/>
+        </w:rPr>
+        <w:t>уще́лини</w:t>
+      </w:r>
+      <w:r>
+        <w:rPr>
+          <w:rFonts w:ascii="Times New Roman" w:hAnsi="Times New Roman"/>
+          <w:sz w:val="24"/>
+        </w:rPr>
+        <w:t xml:space="preserve"> </w:t>
+      </w:r>
+      <w:r>
+        <w:rPr>
+          <w:rFonts w:ascii="Times New Roman" w:hAnsi="Times New Roman"/>
+          <w:sz w:val="24"/>
+        </w:rPr>
+        <w:t>ске́лі</w:t>
+      </w:r>
+      <w:r>
+        <w:rPr>
+          <w:rFonts w:ascii="Times New Roman" w:hAnsi="Times New Roman"/>
+          <w:sz w:val="24"/>
+        </w:rPr>
+        <w:t xml:space="preserve">,* то </w:t>
+      </w:r>
+      <w:r>
+        <w:rPr>
+          <w:rFonts w:ascii="Times New Roman" w:hAnsi="Times New Roman"/>
+          <w:sz w:val="24"/>
+        </w:rPr>
+        <w:t>почу́ють</w:t>
+      </w:r>
+      <w:r>
+        <w:rPr>
+          <w:rFonts w:ascii="Times New Roman" w:hAnsi="Times New Roman"/>
+          <w:sz w:val="24"/>
+        </w:rPr>
+        <w:t xml:space="preserve">, що слова́ мої́ </w:t>
+      </w:r>
+      <w:r>
+        <w:rPr>
+          <w:rFonts w:ascii="Times New Roman" w:hAnsi="Times New Roman"/>
+          <w:sz w:val="24"/>
+        </w:rPr>
+        <w:t>лю́бі</w:t>
+      </w:r>
+      <w:r>
+        <w:rPr>
+          <w:rFonts w:ascii="Times New Roman" w:hAnsi="Times New Roman"/>
+          <w:sz w:val="24"/>
+        </w:rPr>
+        <w:t>.</w:t>
+      </w:r>
+    </w:p>
+    <w:p>
+      <w:pPr>
+        <w:pStyle w:val="a"/>
+        <w:spacing w:after="120"/>
+      </w:pPr>
+      <w:r>
+        <w:rPr>
+          <w:rFonts w:ascii="Times New Roman" w:hAnsi="Times New Roman"/>
+          <w:sz w:val="24"/>
+        </w:rPr>
+        <w:t>Немо́вби</w:t>
+      </w:r>
+      <w:r>
+        <w:rPr>
+          <w:rFonts w:ascii="Times New Roman" w:hAnsi="Times New Roman"/>
+          <w:sz w:val="24"/>
+        </w:rPr>
+        <w:t xml:space="preserve"> хтось </w:t>
+      </w:r>
+      <w:r>
+        <w:rPr>
+          <w:rFonts w:ascii="Times New Roman" w:hAnsi="Times New Roman"/>
+          <w:sz w:val="24"/>
+        </w:rPr>
+        <w:t>розби́в</w:t>
+      </w:r>
+      <w:r>
+        <w:rPr>
+          <w:rFonts w:ascii="Times New Roman" w:hAnsi="Times New Roman"/>
+          <w:sz w:val="24"/>
+        </w:rPr>
+        <w:t xml:space="preserve"> і </w:t>
+      </w:r>
+      <w:r>
+        <w:rPr>
+          <w:rFonts w:ascii="Times New Roman" w:hAnsi="Times New Roman"/>
+          <w:sz w:val="24"/>
+        </w:rPr>
+        <w:t>розри́в</w:t>
+      </w:r>
+      <w:r>
+        <w:rPr>
+          <w:rFonts w:ascii="Times New Roman" w:hAnsi="Times New Roman"/>
+          <w:sz w:val="24"/>
+        </w:rPr>
+        <w:t xml:space="preserve"> </w:t>
+      </w:r>
+      <w:r>
+        <w:rPr>
+          <w:rFonts w:ascii="Times New Roman" w:hAnsi="Times New Roman"/>
+          <w:sz w:val="24"/>
+        </w:rPr>
+        <w:t>зе́млю</w:t>
+      </w:r>
+      <w:r>
+        <w:rPr>
+          <w:rFonts w:ascii="Times New Roman" w:hAnsi="Times New Roman"/>
+          <w:sz w:val="24"/>
+        </w:rPr>
+        <w:t xml:space="preserve">,* </w:t>
+      </w:r>
+      <w:r>
+        <w:rPr>
+          <w:rFonts w:ascii="Times New Roman" w:hAnsi="Times New Roman"/>
+          <w:sz w:val="24"/>
+        </w:rPr>
+        <w:t>розки́дано</w:t>
+      </w:r>
+      <w:r>
+        <w:rPr>
+          <w:rFonts w:ascii="Times New Roman" w:hAnsi="Times New Roman"/>
+          <w:sz w:val="24"/>
+        </w:rPr>
+        <w:t xml:space="preserve"> </w:t>
+      </w:r>
+      <w:r>
+        <w:rPr>
+          <w:rFonts w:ascii="Times New Roman" w:hAnsi="Times New Roman"/>
+          <w:sz w:val="24"/>
+        </w:rPr>
+        <w:t>ї́хні</w:t>
+      </w:r>
+      <w:r>
+        <w:rPr>
+          <w:rFonts w:ascii="Times New Roman" w:hAnsi="Times New Roman"/>
+          <w:sz w:val="24"/>
+        </w:rPr>
+        <w:t xml:space="preserve"> </w:t>
+      </w:r>
+      <w:r>
+        <w:rPr>
+          <w:rFonts w:ascii="Times New Roman" w:hAnsi="Times New Roman"/>
+          <w:sz w:val="24"/>
+        </w:rPr>
+        <w:t>ко́сті</w:t>
+      </w:r>
+      <w:r>
+        <w:rPr>
+          <w:rFonts w:ascii="Times New Roman" w:hAnsi="Times New Roman"/>
+          <w:sz w:val="24"/>
+        </w:rPr>
+        <w:t xml:space="preserve"> </w:t>
+      </w:r>
+      <w:r>
+        <w:rPr>
+          <w:rFonts w:ascii="Times New Roman" w:hAnsi="Times New Roman"/>
+          <w:sz w:val="24"/>
+        </w:rPr>
+        <w:t>пе́ред</w:t>
+      </w:r>
+      <w:r>
+        <w:rPr>
+          <w:rFonts w:ascii="Times New Roman" w:hAnsi="Times New Roman"/>
+          <w:sz w:val="24"/>
+        </w:rPr>
+        <w:t xml:space="preserve"> </w:t>
+      </w:r>
+      <w:r>
+        <w:rPr>
+          <w:rFonts w:ascii="Times New Roman" w:hAnsi="Times New Roman"/>
+          <w:sz w:val="24"/>
+        </w:rPr>
+        <w:t>а́дом</w:t>
+      </w:r>
+      <w:r>
+        <w:rPr>
+          <w:rFonts w:ascii="Times New Roman" w:hAnsi="Times New Roman"/>
+          <w:sz w:val="24"/>
+        </w:rPr>
+        <w:t>.</w:t>
+      </w:r>
+    </w:p>
+    <w:p>
+      <w:pPr>
+        <w:pStyle w:val="a"/>
+        <w:spacing w:after="120"/>
+      </w:pPr>
+      <w:r>
+        <w:rPr>
+          <w:rFonts w:ascii="Times New Roman" w:hAnsi="Times New Roman"/>
+          <w:sz w:val="24"/>
+        </w:rPr>
+        <w:t xml:space="preserve">Бо до </w:t>
+      </w:r>
+      <w:r>
+        <w:rPr>
+          <w:rFonts w:ascii="Times New Roman" w:hAnsi="Times New Roman"/>
+          <w:sz w:val="24"/>
+        </w:rPr>
+        <w:t>Те́бе</w:t>
+      </w:r>
+      <w:r>
+        <w:rPr>
+          <w:rFonts w:ascii="Times New Roman" w:hAnsi="Times New Roman"/>
+          <w:sz w:val="24"/>
+        </w:rPr>
+        <w:t xml:space="preserve">, </w:t>
+      </w:r>
+      <w:r>
+        <w:rPr>
+          <w:rFonts w:ascii="Times New Roman" w:hAnsi="Times New Roman"/>
+          <w:sz w:val="24"/>
+        </w:rPr>
+        <w:t>Го́споди</w:t>
+      </w:r>
+      <w:r>
+        <w:rPr>
+          <w:rFonts w:ascii="Times New Roman" w:hAnsi="Times New Roman"/>
+          <w:sz w:val="24"/>
+        </w:rPr>
+        <w:t xml:space="preserve">, мій </w:t>
+      </w:r>
+      <w:r>
+        <w:rPr>
+          <w:rFonts w:ascii="Times New Roman" w:hAnsi="Times New Roman"/>
+          <w:sz w:val="24"/>
+        </w:rPr>
+        <w:t>Бо́же</w:t>
+      </w:r>
+      <w:r>
+        <w:rPr>
+          <w:rFonts w:ascii="Times New Roman" w:hAnsi="Times New Roman"/>
+          <w:sz w:val="24"/>
+        </w:rPr>
+        <w:t xml:space="preserve">, мої́ </w:t>
+      </w:r>
+      <w:r>
+        <w:rPr>
+          <w:rFonts w:ascii="Times New Roman" w:hAnsi="Times New Roman"/>
+          <w:sz w:val="24"/>
+        </w:rPr>
+        <w:t>о́чі</w:t>
+      </w:r>
+      <w:r>
+        <w:rPr>
+          <w:rFonts w:ascii="Times New Roman" w:hAnsi="Times New Roman"/>
+          <w:sz w:val="24"/>
+        </w:rPr>
+        <w:t xml:space="preserve">;* до </w:t>
+      </w:r>
+      <w:r>
+        <w:rPr>
+          <w:rFonts w:ascii="Times New Roman" w:hAnsi="Times New Roman"/>
+          <w:sz w:val="24"/>
+        </w:rPr>
+        <w:t>Те́бе</w:t>
+      </w:r>
+      <w:r>
+        <w:rPr>
+          <w:rFonts w:ascii="Times New Roman" w:hAnsi="Times New Roman"/>
+          <w:sz w:val="24"/>
+        </w:rPr>
+        <w:t xml:space="preserve"> </w:t>
+      </w:r>
+      <w:r>
+        <w:rPr>
+          <w:rFonts w:ascii="Times New Roman" w:hAnsi="Times New Roman"/>
+          <w:sz w:val="24"/>
+        </w:rPr>
+        <w:t>прибіга́ю</w:t>
+      </w:r>
+      <w:r>
+        <w:rPr>
+          <w:rFonts w:ascii="Times New Roman" w:hAnsi="Times New Roman"/>
+          <w:sz w:val="24"/>
+        </w:rPr>
+        <w:t xml:space="preserve">, не губи́ душі́ </w:t>
+      </w:r>
+      <w:r>
+        <w:rPr>
+          <w:rFonts w:ascii="Times New Roman" w:hAnsi="Times New Roman"/>
+          <w:sz w:val="24"/>
+        </w:rPr>
+        <w:t>моє́ї</w:t>
+      </w:r>
+      <w:r>
+        <w:rPr>
+          <w:rFonts w:ascii="Times New Roman" w:hAnsi="Times New Roman"/>
+          <w:sz w:val="24"/>
+        </w:rPr>
+        <w:t>.</w:t>
+      </w:r>
+    </w:p>
+    <w:p>
+      <w:pPr>
+        <w:pStyle w:val="a"/>
+        <w:spacing w:after="120"/>
+      </w:pPr>
+      <w:r>
+        <w:rPr>
+          <w:rFonts w:ascii="Times New Roman" w:hAnsi="Times New Roman"/>
+          <w:sz w:val="24"/>
+        </w:rPr>
+        <w:t xml:space="preserve">Збережи́ мене́ від </w:t>
+      </w:r>
+      <w:r>
+        <w:rPr>
+          <w:rFonts w:ascii="Times New Roman" w:hAnsi="Times New Roman"/>
+          <w:sz w:val="24"/>
+        </w:rPr>
+        <w:t>пе́тлі</w:t>
+      </w:r>
+      <w:r>
+        <w:rPr>
+          <w:rFonts w:ascii="Times New Roman" w:hAnsi="Times New Roman"/>
+          <w:sz w:val="24"/>
+        </w:rPr>
+        <w:t xml:space="preserve">, що її́ </w:t>
+      </w:r>
+      <w:r>
+        <w:rPr>
+          <w:rFonts w:ascii="Times New Roman" w:hAnsi="Times New Roman"/>
+          <w:sz w:val="24"/>
+        </w:rPr>
+        <w:t>наста́вили</w:t>
+      </w:r>
+      <w:r>
+        <w:rPr>
+          <w:rFonts w:ascii="Times New Roman" w:hAnsi="Times New Roman"/>
+          <w:sz w:val="24"/>
+        </w:rPr>
+        <w:t xml:space="preserve"> на </w:t>
+      </w:r>
+      <w:r>
+        <w:rPr>
+          <w:rFonts w:ascii="Times New Roman" w:hAnsi="Times New Roman"/>
+          <w:sz w:val="24"/>
+        </w:rPr>
+        <w:t>ме́не</w:t>
+      </w:r>
+      <w:r>
+        <w:rPr>
+          <w:rFonts w:ascii="Times New Roman" w:hAnsi="Times New Roman"/>
+          <w:sz w:val="24"/>
+        </w:rPr>
+        <w:t xml:space="preserve">,* і від сильця́ тих, що </w:t>
+      </w:r>
+      <w:r>
+        <w:rPr>
+          <w:rFonts w:ascii="Times New Roman" w:hAnsi="Times New Roman"/>
+          <w:sz w:val="24"/>
+        </w:rPr>
+        <w:t>тво́рять</w:t>
+      </w:r>
+      <w:r>
+        <w:rPr>
+          <w:rFonts w:ascii="Times New Roman" w:hAnsi="Times New Roman"/>
+          <w:sz w:val="24"/>
+        </w:rPr>
+        <w:t xml:space="preserve"> </w:t>
+      </w:r>
+      <w:r>
+        <w:rPr>
+          <w:rFonts w:ascii="Times New Roman" w:hAnsi="Times New Roman"/>
+          <w:sz w:val="24"/>
+        </w:rPr>
+        <w:t>беззако́ння</w:t>
+      </w:r>
+      <w:r>
+        <w:rPr>
+          <w:rFonts w:ascii="Times New Roman" w:hAnsi="Times New Roman"/>
+          <w:sz w:val="24"/>
+        </w:rPr>
+        <w:t>.</w:t>
+      </w:r>
+    </w:p>
+    <w:p>
+      <w:pPr>
+        <w:pStyle w:val="a"/>
+        <w:spacing w:after="120"/>
+      </w:pPr>
+      <w:r>
+        <w:rPr>
+          <w:rFonts w:ascii="Times New Roman" w:hAnsi="Times New Roman"/>
+          <w:sz w:val="24"/>
+        </w:rPr>
+        <w:t>Неха́й</w:t>
+      </w:r>
+      <w:r>
+        <w:rPr>
+          <w:rFonts w:ascii="Times New Roman" w:hAnsi="Times New Roman"/>
+          <w:sz w:val="24"/>
+        </w:rPr>
+        <w:t xml:space="preserve"> </w:t>
+      </w:r>
+      <w:r>
+        <w:rPr>
+          <w:rFonts w:ascii="Times New Roman" w:hAnsi="Times New Roman"/>
+          <w:sz w:val="24"/>
+        </w:rPr>
+        <w:t>грі́шники</w:t>
+      </w:r>
+      <w:r>
+        <w:rPr>
+          <w:rFonts w:ascii="Times New Roman" w:hAnsi="Times New Roman"/>
+          <w:sz w:val="24"/>
+        </w:rPr>
+        <w:t xml:space="preserve"> </w:t>
+      </w:r>
+      <w:r>
+        <w:rPr>
+          <w:rFonts w:ascii="Times New Roman" w:hAnsi="Times New Roman"/>
+          <w:sz w:val="24"/>
+        </w:rPr>
+        <w:t>впаду́ть</w:t>
+      </w:r>
+      <w:r>
+        <w:rPr>
+          <w:rFonts w:ascii="Times New Roman" w:hAnsi="Times New Roman"/>
+          <w:sz w:val="24"/>
+        </w:rPr>
+        <w:t xml:space="preserve"> у </w:t>
+      </w:r>
+      <w:r>
+        <w:rPr>
+          <w:rFonts w:ascii="Times New Roman" w:hAnsi="Times New Roman"/>
+          <w:sz w:val="24"/>
+        </w:rPr>
+        <w:t>вла́сні</w:t>
+      </w:r>
+      <w:r>
+        <w:rPr>
+          <w:rFonts w:ascii="Times New Roman" w:hAnsi="Times New Roman"/>
+          <w:sz w:val="24"/>
+        </w:rPr>
+        <w:t xml:space="preserve"> </w:t>
+      </w:r>
+      <w:r>
+        <w:rPr>
+          <w:rFonts w:ascii="Times New Roman" w:hAnsi="Times New Roman"/>
+          <w:sz w:val="24"/>
+        </w:rPr>
+        <w:t>сі́ті</w:t>
+      </w:r>
+      <w:r>
+        <w:rPr>
+          <w:rFonts w:ascii="Times New Roman" w:hAnsi="Times New Roman"/>
+          <w:sz w:val="24"/>
+        </w:rPr>
+        <w:t xml:space="preserve"> всі </w:t>
+      </w:r>
+      <w:r>
+        <w:rPr>
+          <w:rFonts w:ascii="Times New Roman" w:hAnsi="Times New Roman"/>
+          <w:sz w:val="24"/>
+        </w:rPr>
+        <w:t>ра́зом</w:t>
+      </w:r>
+      <w:r>
+        <w:rPr>
+          <w:rFonts w:ascii="Times New Roman" w:hAnsi="Times New Roman"/>
+          <w:sz w:val="24"/>
+        </w:rPr>
+        <w:t xml:space="preserve">,* а я пройду́ </w:t>
+      </w:r>
+      <w:r>
+        <w:rPr>
+          <w:rFonts w:ascii="Times New Roman" w:hAnsi="Times New Roman"/>
+          <w:sz w:val="24"/>
+        </w:rPr>
+        <w:t>безпе́чно</w:t>
+      </w:r>
+      <w:r>
+        <w:rPr>
+          <w:rFonts w:ascii="Times New Roman" w:hAnsi="Times New Roman"/>
+          <w:sz w:val="24"/>
+        </w:rPr>
+        <w:t>.</w:t>
+      </w:r>
+    </w:p>
+    <w:p>
+      <w:pPr>
+        <w:pStyle w:val="a"/>
+        <w:spacing w:after="120"/>
+      </w:pPr>
+      <w:r>
         <w:rPr>
           <w:rFonts w:ascii="Times New Roman" w:hAnsi="Times New Roman"/>
           <w:b/>
           <w:i/>
           <w:color w:val="FF0000"/>
           <w:sz w:val="24"/>
-          <w:szCs w:val="24"/>
-        </w:rPr>
-      </w:pPr>
-      <w:r>
-        <w:rPr>
-          <w:rFonts w:ascii="Times New Roman" w:hAnsi="Times New Roman"/>
-          <w:b/>
-          <w:i/>
-          <w:color w:val="FF0000"/>
-          <w:sz w:val="24"/>
-          <w:szCs w:val="24"/>
         </w:rPr>
         <w:t>Псалом 141</w:t>
       </w:r>
     </w:p>
     <w:p>
       <w:pPr>
-        <w:spacing w:after="120"/>
-        <w:jc w:val="both"/>
-        <w:rPr>
-          <w:rFonts w:ascii="Times New Roman" w:hAnsi="Times New Roman"/>
-          <w:sz w:val="24"/>
-          <w:szCs w:val="24"/>
-        </w:rPr>
-      </w:pPr>
-      <w:r>
-        <w:rPr>
-          <w:rFonts w:ascii="Times New Roman" w:hAnsi="Times New Roman"/>
-          <w:sz w:val="24"/>
-          <w:szCs w:val="24"/>
-        </w:rPr>
-        <w:t>Я голосом моїм до Господа взиваю,* я голосом моїм до Господа молюся.</w:t>
-      </w:r>
-    </w:p>
-    <w:p>
-      <w:pPr>
-        <w:spacing w:after="120"/>
-        <w:jc w:val="both"/>
-        <w:rPr>
-          <w:rFonts w:ascii="Times New Roman" w:hAnsi="Times New Roman"/>
-          <w:sz w:val="24"/>
-          <w:szCs w:val="24"/>
-        </w:rPr>
-      </w:pPr>
-      <w:r>
-        <w:rPr>
-          <w:rFonts w:ascii="Times New Roman" w:hAnsi="Times New Roman"/>
-          <w:sz w:val="24"/>
-          <w:szCs w:val="24"/>
-        </w:rPr>
-        <w:t xml:space="preserve">Скаргу мою перед ним виливаю,* мою скруту йому </w:t>
-      </w:r>
-      <w:r>
-        <w:rPr>
-          <w:rFonts w:ascii="Times New Roman" w:hAnsi="Times New Roman"/>
-          <w:sz w:val="24"/>
-          <w:szCs w:val="24"/>
-        </w:rPr>
-        <w:t>я виявляю.</w:t>
-      </w:r>
-    </w:p>
-    <w:p>
-      <w:pPr>
-        <w:spacing w:after="120"/>
-        <w:jc w:val="both"/>
-        <w:rPr>
-          <w:rFonts w:ascii="Times New Roman" w:hAnsi="Times New Roman"/>
-          <w:sz w:val="24"/>
-          <w:szCs w:val="24"/>
-        </w:rPr>
-      </w:pPr>
-      <w:r>
-        <w:rPr>
-          <w:rFonts w:ascii="Times New Roman" w:hAnsi="Times New Roman"/>
-          <w:sz w:val="24"/>
-          <w:szCs w:val="24"/>
-        </w:rPr>
-        <w:t>Коли тривожиться в мені дух мій, ти знаєш мою стежку.* На дорозі, де я ступаю, тайно розставили сильце на мене.</w:t>
-      </w:r>
-    </w:p>
-    <w:p>
-      <w:pPr>
-        <w:spacing w:after="120"/>
-        <w:jc w:val="both"/>
-        <w:rPr>
-          <w:rFonts w:ascii="Times New Roman" w:hAnsi="Times New Roman"/>
-          <w:sz w:val="24"/>
-          <w:szCs w:val="24"/>
-        </w:rPr>
-      </w:pPr>
-      <w:r>
-        <w:rPr>
-          <w:rFonts w:ascii="Times New Roman" w:hAnsi="Times New Roman"/>
-          <w:sz w:val="24"/>
-          <w:szCs w:val="24"/>
-        </w:rPr>
-        <w:t>Поглянь праворуч і подивися:* нема нікого, хто дбав би за мене.</w:t>
-      </w:r>
-    </w:p>
-    <w:p>
-      <w:pPr>
-        <w:spacing w:after="120"/>
-        <w:jc w:val="both"/>
-        <w:rPr>
-          <w:rFonts w:ascii="Times New Roman" w:hAnsi="Times New Roman"/>
-          <w:sz w:val="24"/>
-          <w:szCs w:val="24"/>
-        </w:rPr>
-      </w:pPr>
-      <w:r>
-        <w:rPr>
-          <w:rFonts w:ascii="Times New Roman" w:hAnsi="Times New Roman"/>
-          <w:sz w:val="24"/>
-          <w:szCs w:val="24"/>
-        </w:rPr>
-        <w:t>Нема куди мені втікати,* нема нікого, хто піклувався би мною.</w:t>
-      </w:r>
-    </w:p>
-    <w:p>
-      <w:pPr>
-        <w:spacing w:after="120"/>
-        <w:jc w:val="both"/>
-        <w:rPr>
-          <w:rFonts w:ascii="Times New Roman" w:hAnsi="Times New Roman"/>
-          <w:sz w:val="24"/>
-          <w:szCs w:val="24"/>
-        </w:rPr>
-      </w:pPr>
-      <w:r>
-        <w:rPr>
-          <w:rFonts w:ascii="Times New Roman" w:eastAsia="Gungsuh" w:hAnsi="Times New Roman"/>
-          <w:sz w:val="24"/>
-          <w:szCs w:val="24"/>
-        </w:rPr>
-        <w:t>До тебе</w:t>
-      </w:r>
-      <w:r>
-        <w:rPr>
-          <w:rFonts w:ascii="Times New Roman" w:eastAsia="Gungsuh" w:hAnsi="Times New Roman"/>
-          <w:sz w:val="24"/>
-          <w:szCs w:val="24"/>
-        </w:rPr>
-        <w:t>, Господи, взиваю й кажу:* Ти моє прибіжище, в землі живих ти − моя доля!</w:t>
-      </w:r>
-    </w:p>
-    <w:p>
-      <w:pPr>
-        <w:spacing w:after="120"/>
-        <w:jc w:val="both"/>
-        <w:rPr>
-          <w:rFonts w:ascii="Times New Roman" w:hAnsi="Times New Roman"/>
-          <w:sz w:val="24"/>
-          <w:szCs w:val="24"/>
-        </w:rPr>
-      </w:pPr>
-      <w:r>
-        <w:rPr>
-          <w:rFonts w:ascii="Times New Roman" w:hAnsi="Times New Roman"/>
-          <w:sz w:val="24"/>
-          <w:szCs w:val="24"/>
-        </w:rPr>
-        <w:t>Зверни увагу на моє благання,* бо я вельми нещасний.</w:t>
-      </w:r>
-    </w:p>
-    <w:p>
-      <w:pPr>
-        <w:spacing w:after="120"/>
-        <w:jc w:val="both"/>
-        <w:rPr>
-          <w:rFonts w:ascii="Times New Roman" w:hAnsi="Times New Roman"/>
-          <w:sz w:val="24"/>
-          <w:szCs w:val="24"/>
-        </w:rPr>
-      </w:pPr>
-      <w:r>
-        <w:rPr>
-          <w:rFonts w:ascii="Times New Roman" w:hAnsi="Times New Roman"/>
-          <w:sz w:val="24"/>
-          <w:szCs w:val="24"/>
-        </w:rPr>
-        <w:t>Спаси мене від гонителів моїх,* бо вони сильніші від мене.</w:t>
+        <w:pStyle w:val="a"/>
+        <w:spacing w:after="120"/>
+      </w:pPr>
+      <w:r>
+        <w:rPr>
+          <w:rFonts w:ascii="Times New Roman" w:hAnsi="Times New Roman"/>
+          <w:sz w:val="24"/>
+        </w:rPr>
+        <w:t xml:space="preserve">Я </w:t>
+      </w:r>
+      <w:r>
+        <w:rPr>
+          <w:rFonts w:ascii="Times New Roman" w:hAnsi="Times New Roman"/>
+          <w:sz w:val="24"/>
+        </w:rPr>
+        <w:t>го́лосом</w:t>
+      </w:r>
+      <w:r>
+        <w:rPr>
+          <w:rFonts w:ascii="Times New Roman" w:hAnsi="Times New Roman"/>
+          <w:sz w:val="24"/>
+        </w:rPr>
+        <w:t xml:space="preserve"> </w:t>
+      </w:r>
+      <w:r>
+        <w:rPr>
+          <w:rFonts w:ascii="Times New Roman" w:hAnsi="Times New Roman"/>
+          <w:sz w:val="24"/>
+        </w:rPr>
+        <w:t>мої́м</w:t>
+      </w:r>
+      <w:r>
+        <w:rPr>
+          <w:rFonts w:ascii="Times New Roman" w:hAnsi="Times New Roman"/>
+          <w:sz w:val="24"/>
+        </w:rPr>
+        <w:t xml:space="preserve"> до </w:t>
+      </w:r>
+      <w:r>
+        <w:rPr>
+          <w:rFonts w:ascii="Times New Roman" w:hAnsi="Times New Roman"/>
+          <w:sz w:val="24"/>
+        </w:rPr>
+        <w:t>Го́спода</w:t>
+      </w:r>
+      <w:r>
+        <w:rPr>
+          <w:rFonts w:ascii="Times New Roman" w:hAnsi="Times New Roman"/>
+          <w:sz w:val="24"/>
+        </w:rPr>
+        <w:t xml:space="preserve"> </w:t>
+      </w:r>
+      <w:r>
+        <w:rPr>
+          <w:rFonts w:ascii="Times New Roman" w:hAnsi="Times New Roman"/>
+          <w:sz w:val="24"/>
+        </w:rPr>
+        <w:t>взива́ю</w:t>
+      </w:r>
+      <w:r>
+        <w:rPr>
+          <w:rFonts w:ascii="Times New Roman" w:hAnsi="Times New Roman"/>
+          <w:sz w:val="24"/>
+        </w:rPr>
+        <w:t xml:space="preserve">,* я </w:t>
+      </w:r>
+      <w:r>
+        <w:rPr>
+          <w:rFonts w:ascii="Times New Roman" w:hAnsi="Times New Roman"/>
+          <w:sz w:val="24"/>
+        </w:rPr>
+        <w:t>го́лосом</w:t>
+      </w:r>
+      <w:r>
+        <w:rPr>
+          <w:rFonts w:ascii="Times New Roman" w:hAnsi="Times New Roman"/>
+          <w:sz w:val="24"/>
+        </w:rPr>
+        <w:t xml:space="preserve"> </w:t>
+      </w:r>
+      <w:r>
+        <w:rPr>
+          <w:rFonts w:ascii="Times New Roman" w:hAnsi="Times New Roman"/>
+          <w:sz w:val="24"/>
+        </w:rPr>
+        <w:t>мої́м</w:t>
+      </w:r>
+      <w:r>
+        <w:rPr>
+          <w:rFonts w:ascii="Times New Roman" w:hAnsi="Times New Roman"/>
+          <w:sz w:val="24"/>
+        </w:rPr>
+        <w:t xml:space="preserve"> до </w:t>
+      </w:r>
+      <w:r>
+        <w:rPr>
+          <w:rFonts w:ascii="Times New Roman" w:hAnsi="Times New Roman"/>
+          <w:sz w:val="24"/>
+        </w:rPr>
+        <w:t>Го́спода</w:t>
+      </w:r>
+      <w:r>
+        <w:rPr>
+          <w:rFonts w:ascii="Times New Roman" w:hAnsi="Times New Roman"/>
+          <w:sz w:val="24"/>
+        </w:rPr>
+        <w:t xml:space="preserve"> </w:t>
+      </w:r>
+      <w:r>
+        <w:rPr>
+          <w:rFonts w:ascii="Times New Roman" w:hAnsi="Times New Roman"/>
+          <w:sz w:val="24"/>
+        </w:rPr>
+        <w:t>молю́ся</w:t>
+      </w:r>
+      <w:r>
+        <w:rPr>
+          <w:rFonts w:ascii="Times New Roman" w:hAnsi="Times New Roman"/>
+          <w:sz w:val="24"/>
+        </w:rPr>
+        <w:t>.</w:t>
+      </w:r>
+    </w:p>
+    <w:p>
+      <w:pPr>
+        <w:pStyle w:val="a"/>
+        <w:spacing w:after="120"/>
+      </w:pPr>
+      <w:r>
+        <w:rPr>
+          <w:rFonts w:ascii="Times New Roman" w:hAnsi="Times New Roman"/>
+          <w:sz w:val="24"/>
+        </w:rPr>
+        <w:t>Ска́ргу</w:t>
+      </w:r>
+      <w:r>
+        <w:rPr>
+          <w:rFonts w:ascii="Times New Roman" w:hAnsi="Times New Roman"/>
+          <w:sz w:val="24"/>
+        </w:rPr>
+        <w:t xml:space="preserve"> мою́ </w:t>
+      </w:r>
+      <w:r>
+        <w:rPr>
+          <w:rFonts w:ascii="Times New Roman" w:hAnsi="Times New Roman"/>
+          <w:sz w:val="24"/>
+        </w:rPr>
+        <w:t>пе́ред</w:t>
+      </w:r>
+      <w:r>
+        <w:rPr>
+          <w:rFonts w:ascii="Times New Roman" w:hAnsi="Times New Roman"/>
+          <w:sz w:val="24"/>
+        </w:rPr>
+        <w:t xml:space="preserve"> Ним </w:t>
+      </w:r>
+      <w:r>
+        <w:rPr>
+          <w:rFonts w:ascii="Times New Roman" w:hAnsi="Times New Roman"/>
+          <w:sz w:val="24"/>
+        </w:rPr>
+        <w:t>вилива́ю</w:t>
+      </w:r>
+      <w:r>
+        <w:rPr>
+          <w:rFonts w:ascii="Times New Roman" w:hAnsi="Times New Roman"/>
+          <w:sz w:val="24"/>
+        </w:rPr>
+        <w:t xml:space="preserve">,* мою́ </w:t>
+      </w:r>
+      <w:r>
+        <w:rPr>
+          <w:rFonts w:ascii="Times New Roman" w:hAnsi="Times New Roman"/>
+          <w:sz w:val="24"/>
+        </w:rPr>
+        <w:t>скру́ту</w:t>
+      </w:r>
+      <w:r>
+        <w:rPr>
+          <w:rFonts w:ascii="Times New Roman" w:hAnsi="Times New Roman"/>
+          <w:sz w:val="24"/>
+        </w:rPr>
+        <w:t xml:space="preserve"> Йому́ я </w:t>
+      </w:r>
+      <w:r>
+        <w:rPr>
+          <w:rFonts w:ascii="Times New Roman" w:hAnsi="Times New Roman"/>
+          <w:sz w:val="24"/>
+        </w:rPr>
+        <w:t>виявля́ю</w:t>
+      </w:r>
+      <w:r>
+        <w:rPr>
+          <w:rFonts w:ascii="Times New Roman" w:hAnsi="Times New Roman"/>
+          <w:sz w:val="24"/>
+        </w:rPr>
+        <w:t>.</w:t>
+      </w:r>
+    </w:p>
+    <w:p>
+      <w:pPr>
+        <w:pStyle w:val="a"/>
+        <w:spacing w:after="120"/>
+      </w:pPr>
+      <w:r>
+        <w:rPr>
+          <w:rFonts w:ascii="Times New Roman" w:hAnsi="Times New Roman"/>
+          <w:sz w:val="24"/>
+        </w:rPr>
+        <w:t xml:space="preserve">Коли́ </w:t>
+      </w:r>
+      <w:r>
+        <w:rPr>
+          <w:rFonts w:ascii="Times New Roman" w:hAnsi="Times New Roman"/>
+          <w:sz w:val="24"/>
+        </w:rPr>
+        <w:t>триво́житься</w:t>
+      </w:r>
+      <w:r>
+        <w:rPr>
+          <w:rFonts w:ascii="Times New Roman" w:hAnsi="Times New Roman"/>
+          <w:sz w:val="24"/>
+        </w:rPr>
+        <w:t xml:space="preserve"> в мені́ дух мій, Ти </w:t>
+      </w:r>
+      <w:r>
+        <w:rPr>
+          <w:rFonts w:ascii="Times New Roman" w:hAnsi="Times New Roman"/>
+          <w:sz w:val="24"/>
+        </w:rPr>
+        <w:t>знає́ш</w:t>
+      </w:r>
+      <w:r>
+        <w:rPr>
+          <w:rFonts w:ascii="Times New Roman" w:hAnsi="Times New Roman"/>
+          <w:sz w:val="24"/>
+        </w:rPr>
+        <w:t xml:space="preserve"> мою́ сте́жку.* На </w:t>
+      </w:r>
+      <w:r>
+        <w:rPr>
+          <w:rFonts w:ascii="Times New Roman" w:hAnsi="Times New Roman"/>
+          <w:sz w:val="24"/>
+        </w:rPr>
+        <w:t>доро́зі</w:t>
+      </w:r>
+      <w:r>
+        <w:rPr>
+          <w:rFonts w:ascii="Times New Roman" w:hAnsi="Times New Roman"/>
+          <w:sz w:val="24"/>
+        </w:rPr>
+        <w:t xml:space="preserve">, де я </w:t>
+      </w:r>
+      <w:r>
+        <w:rPr>
+          <w:rFonts w:ascii="Times New Roman" w:hAnsi="Times New Roman"/>
+          <w:sz w:val="24"/>
+        </w:rPr>
+        <w:t>ступа́ю</w:t>
+      </w:r>
+      <w:r>
+        <w:rPr>
+          <w:rFonts w:ascii="Times New Roman" w:hAnsi="Times New Roman"/>
+          <w:sz w:val="24"/>
+        </w:rPr>
+        <w:t xml:space="preserve">, </w:t>
+      </w:r>
+      <w:r>
+        <w:rPr>
+          <w:rFonts w:ascii="Times New Roman" w:hAnsi="Times New Roman"/>
+          <w:sz w:val="24"/>
+        </w:rPr>
+        <w:t>та́йно</w:t>
+      </w:r>
+      <w:r>
+        <w:rPr>
+          <w:rFonts w:ascii="Times New Roman" w:hAnsi="Times New Roman"/>
+          <w:sz w:val="24"/>
+        </w:rPr>
+        <w:t xml:space="preserve"> </w:t>
+      </w:r>
+      <w:r>
+        <w:rPr>
+          <w:rFonts w:ascii="Times New Roman" w:hAnsi="Times New Roman"/>
+          <w:sz w:val="24"/>
+        </w:rPr>
+        <w:t>розста́вили</w:t>
+      </w:r>
+      <w:r>
+        <w:rPr>
+          <w:rFonts w:ascii="Times New Roman" w:hAnsi="Times New Roman"/>
+          <w:sz w:val="24"/>
+        </w:rPr>
+        <w:t xml:space="preserve"> сильце́ на </w:t>
+      </w:r>
+      <w:r>
+        <w:rPr>
+          <w:rFonts w:ascii="Times New Roman" w:hAnsi="Times New Roman"/>
+          <w:sz w:val="24"/>
+        </w:rPr>
+        <w:t>ме́не</w:t>
+      </w:r>
+      <w:r>
+        <w:rPr>
+          <w:rFonts w:ascii="Times New Roman" w:hAnsi="Times New Roman"/>
+          <w:sz w:val="24"/>
+        </w:rPr>
+        <w:t>.</w:t>
+      </w:r>
+    </w:p>
+    <w:p>
+      <w:pPr>
+        <w:pStyle w:val="a"/>
+        <w:spacing w:after="120"/>
+      </w:pPr>
+      <w:r>
+        <w:rPr>
+          <w:rFonts w:ascii="Times New Roman" w:hAnsi="Times New Roman"/>
+          <w:sz w:val="24"/>
+        </w:rPr>
+        <w:t>Погля́нь</w:t>
+      </w:r>
+      <w:r>
+        <w:rPr>
+          <w:rFonts w:ascii="Times New Roman" w:hAnsi="Times New Roman"/>
+          <w:sz w:val="24"/>
+        </w:rPr>
+        <w:t xml:space="preserve"> </w:t>
+      </w:r>
+      <w:r>
+        <w:rPr>
+          <w:rFonts w:ascii="Times New Roman" w:hAnsi="Times New Roman"/>
+          <w:sz w:val="24"/>
+        </w:rPr>
+        <w:t>право́руч</w:t>
+      </w:r>
+      <w:r>
+        <w:rPr>
+          <w:rFonts w:ascii="Times New Roman" w:hAnsi="Times New Roman"/>
+          <w:sz w:val="24"/>
+        </w:rPr>
+        <w:t xml:space="preserve"> і </w:t>
+      </w:r>
+      <w:r>
+        <w:rPr>
+          <w:rFonts w:ascii="Times New Roman" w:hAnsi="Times New Roman"/>
+          <w:sz w:val="24"/>
+        </w:rPr>
+        <w:t>подиви́ся</w:t>
+      </w:r>
+      <w:r>
+        <w:rPr>
+          <w:rFonts w:ascii="Times New Roman" w:hAnsi="Times New Roman"/>
+          <w:sz w:val="24"/>
+        </w:rPr>
+        <w:t xml:space="preserve">:* нема́ </w:t>
+      </w:r>
+      <w:r>
+        <w:rPr>
+          <w:rFonts w:ascii="Times New Roman" w:hAnsi="Times New Roman"/>
+          <w:sz w:val="24"/>
+        </w:rPr>
+        <w:t>ніко́го</w:t>
+      </w:r>
+      <w:r>
+        <w:rPr>
+          <w:rFonts w:ascii="Times New Roman" w:hAnsi="Times New Roman"/>
+          <w:sz w:val="24"/>
+        </w:rPr>
+        <w:t xml:space="preserve">, хто дбав би за </w:t>
+      </w:r>
+      <w:r>
+        <w:rPr>
+          <w:rFonts w:ascii="Times New Roman" w:hAnsi="Times New Roman"/>
+          <w:sz w:val="24"/>
+        </w:rPr>
+        <w:t>ме́не</w:t>
+      </w:r>
+      <w:r>
+        <w:rPr>
+          <w:rFonts w:ascii="Times New Roman" w:hAnsi="Times New Roman"/>
+          <w:sz w:val="24"/>
+        </w:rPr>
+        <w:t>.</w:t>
+      </w:r>
+    </w:p>
+    <w:p>
+      <w:pPr>
+        <w:pStyle w:val="a"/>
+        <w:spacing w:after="120"/>
+      </w:pPr>
+      <w:r>
+        <w:rPr>
+          <w:rFonts w:ascii="Times New Roman" w:hAnsi="Times New Roman"/>
+          <w:sz w:val="24"/>
+        </w:rPr>
+        <w:t xml:space="preserve">Нема́ куди́ мені́ </w:t>
+      </w:r>
+      <w:r>
+        <w:rPr>
+          <w:rFonts w:ascii="Times New Roman" w:hAnsi="Times New Roman"/>
+          <w:sz w:val="24"/>
+        </w:rPr>
+        <w:t>втіка́ти</w:t>
+      </w:r>
+      <w:r>
+        <w:rPr>
+          <w:rFonts w:ascii="Times New Roman" w:hAnsi="Times New Roman"/>
+          <w:sz w:val="24"/>
+        </w:rPr>
+        <w:t xml:space="preserve">,* нема́ </w:t>
+      </w:r>
+      <w:r>
+        <w:rPr>
+          <w:rFonts w:ascii="Times New Roman" w:hAnsi="Times New Roman"/>
+          <w:sz w:val="24"/>
+        </w:rPr>
+        <w:t>ніко́го</w:t>
+      </w:r>
+      <w:r>
+        <w:rPr>
+          <w:rFonts w:ascii="Times New Roman" w:hAnsi="Times New Roman"/>
+          <w:sz w:val="24"/>
+        </w:rPr>
+        <w:t xml:space="preserve">, хто </w:t>
+      </w:r>
+      <w:r>
+        <w:rPr>
+          <w:rFonts w:ascii="Times New Roman" w:hAnsi="Times New Roman"/>
+          <w:sz w:val="24"/>
+        </w:rPr>
+        <w:t>піклува́вся</w:t>
+      </w:r>
+      <w:r>
+        <w:rPr>
+          <w:rFonts w:ascii="Times New Roman" w:hAnsi="Times New Roman"/>
+          <w:sz w:val="24"/>
+        </w:rPr>
+        <w:t xml:space="preserve"> би </w:t>
+      </w:r>
+      <w:r>
+        <w:rPr>
+          <w:rFonts w:ascii="Times New Roman" w:hAnsi="Times New Roman"/>
+          <w:sz w:val="24"/>
+        </w:rPr>
+        <w:t>мно́ю</w:t>
+      </w:r>
+      <w:r>
+        <w:rPr>
+          <w:rFonts w:ascii="Times New Roman" w:hAnsi="Times New Roman"/>
+          <w:sz w:val="24"/>
+        </w:rPr>
+        <w:t>.</w:t>
+      </w:r>
+    </w:p>
+    <w:p>
+      <w:pPr>
+        <w:pStyle w:val="a"/>
+        <w:spacing w:after="120"/>
+      </w:pPr>
+      <w:r>
+        <w:rPr>
+          <w:rFonts w:ascii="Times New Roman" w:hAnsi="Times New Roman"/>
+          <w:sz w:val="24"/>
+        </w:rPr>
+        <w:t xml:space="preserve">До </w:t>
+      </w:r>
+      <w:r>
+        <w:rPr>
+          <w:rFonts w:ascii="Times New Roman" w:hAnsi="Times New Roman"/>
+          <w:sz w:val="24"/>
+        </w:rPr>
+        <w:t>Те́бе</w:t>
+      </w:r>
+      <w:r>
+        <w:rPr>
+          <w:rFonts w:ascii="Times New Roman" w:hAnsi="Times New Roman"/>
+          <w:sz w:val="24"/>
+        </w:rPr>
+        <w:t xml:space="preserve">, </w:t>
+      </w:r>
+      <w:r>
+        <w:rPr>
+          <w:rFonts w:ascii="Times New Roman" w:hAnsi="Times New Roman"/>
+          <w:sz w:val="24"/>
+        </w:rPr>
+        <w:t>Го́споди</w:t>
+      </w:r>
+      <w:r>
+        <w:rPr>
+          <w:rFonts w:ascii="Times New Roman" w:hAnsi="Times New Roman"/>
+          <w:sz w:val="24"/>
+        </w:rPr>
+        <w:t xml:space="preserve">, </w:t>
+      </w:r>
+      <w:r>
+        <w:rPr>
+          <w:rFonts w:ascii="Times New Roman" w:hAnsi="Times New Roman"/>
+          <w:sz w:val="24"/>
+        </w:rPr>
+        <w:t>взива́ю</w:t>
+      </w:r>
+      <w:r>
+        <w:rPr>
+          <w:rFonts w:ascii="Times New Roman" w:hAnsi="Times New Roman"/>
+          <w:sz w:val="24"/>
+        </w:rPr>
+        <w:t xml:space="preserve"> й кажу́:* Ти моє́ </w:t>
+      </w:r>
+      <w:r>
+        <w:rPr>
+          <w:rFonts w:ascii="Times New Roman" w:hAnsi="Times New Roman"/>
+          <w:sz w:val="24"/>
+        </w:rPr>
+        <w:t>прибі́жище</w:t>
+      </w:r>
+      <w:r>
+        <w:rPr>
+          <w:rFonts w:ascii="Times New Roman" w:hAnsi="Times New Roman"/>
+          <w:sz w:val="24"/>
+        </w:rPr>
+        <w:t xml:space="preserve">, в землі́ </w:t>
+      </w:r>
+      <w:r>
+        <w:rPr>
+          <w:rFonts w:ascii="Times New Roman" w:hAnsi="Times New Roman"/>
+          <w:sz w:val="24"/>
+        </w:rPr>
+        <w:t>живи́х</w:t>
+      </w:r>
+      <w:r>
+        <w:rPr>
+          <w:rFonts w:ascii="Times New Roman" w:hAnsi="Times New Roman"/>
+          <w:sz w:val="24"/>
+        </w:rPr>
+        <w:t xml:space="preserve"> Ти − моя́ </w:t>
+      </w:r>
+      <w:r>
+        <w:rPr>
+          <w:rFonts w:ascii="Times New Roman" w:hAnsi="Times New Roman"/>
+          <w:sz w:val="24"/>
+        </w:rPr>
+        <w:t>до́ля</w:t>
+      </w:r>
+      <w:r>
+        <w:rPr>
+          <w:rFonts w:ascii="Times New Roman" w:hAnsi="Times New Roman"/>
+          <w:sz w:val="24"/>
+        </w:rPr>
+        <w:t>!</w:t>
+      </w:r>
+    </w:p>
+    <w:p>
+      <w:pPr>
+        <w:pStyle w:val="a"/>
+        <w:spacing w:after="120"/>
+      </w:pPr>
+      <w:r>
+        <w:rPr>
+          <w:rFonts w:ascii="Times New Roman" w:hAnsi="Times New Roman"/>
+          <w:sz w:val="24"/>
+        </w:rPr>
+        <w:t xml:space="preserve">Зверни́ </w:t>
+      </w:r>
+      <w:r>
+        <w:rPr>
+          <w:rFonts w:ascii="Times New Roman" w:hAnsi="Times New Roman"/>
+          <w:sz w:val="24"/>
+        </w:rPr>
+        <w:t>ува́гу</w:t>
+      </w:r>
+      <w:r>
+        <w:rPr>
+          <w:rFonts w:ascii="Times New Roman" w:hAnsi="Times New Roman"/>
+          <w:sz w:val="24"/>
+        </w:rPr>
+        <w:t xml:space="preserve"> на моє́ </w:t>
+      </w:r>
+      <w:r>
+        <w:rPr>
+          <w:rFonts w:ascii="Times New Roman" w:hAnsi="Times New Roman"/>
+          <w:sz w:val="24"/>
+        </w:rPr>
+        <w:t>блага́ння</w:t>
+      </w:r>
+      <w:r>
+        <w:rPr>
+          <w:rFonts w:ascii="Times New Roman" w:hAnsi="Times New Roman"/>
+          <w:sz w:val="24"/>
+        </w:rPr>
+        <w:t xml:space="preserve">,* бо я </w:t>
+      </w:r>
+      <w:r>
+        <w:rPr>
+          <w:rFonts w:ascii="Times New Roman" w:hAnsi="Times New Roman"/>
+          <w:sz w:val="24"/>
+        </w:rPr>
+        <w:t>ве́льми</w:t>
+      </w:r>
+      <w:r>
+        <w:rPr>
+          <w:rFonts w:ascii="Times New Roman" w:hAnsi="Times New Roman"/>
+          <w:sz w:val="24"/>
+        </w:rPr>
+        <w:t xml:space="preserve"> </w:t>
+      </w:r>
+      <w:r>
+        <w:rPr>
+          <w:rFonts w:ascii="Times New Roman" w:hAnsi="Times New Roman"/>
+          <w:sz w:val="24"/>
+        </w:rPr>
+        <w:t>неща́сний</w:t>
+      </w:r>
+      <w:r>
+        <w:rPr>
+          <w:rFonts w:ascii="Times New Roman" w:hAnsi="Times New Roman"/>
+          <w:sz w:val="24"/>
+        </w:rPr>
+        <w:t>.</w:t>
+      </w:r>
+    </w:p>
+    <w:p>
+      <w:pPr>
+        <w:pStyle w:val="a"/>
+        <w:spacing w:after="120"/>
+      </w:pPr>
+      <w:r>
+        <w:rPr>
+          <w:rFonts w:ascii="Times New Roman" w:hAnsi="Times New Roman"/>
+          <w:sz w:val="24"/>
+        </w:rPr>
+        <w:t xml:space="preserve">Спаси́ мене́ від </w:t>
+      </w:r>
+      <w:r>
+        <w:rPr>
+          <w:rFonts w:ascii="Times New Roman" w:hAnsi="Times New Roman"/>
+          <w:sz w:val="24"/>
+        </w:rPr>
+        <w:t>гони́телів</w:t>
+      </w:r>
+      <w:r>
+        <w:rPr>
+          <w:rFonts w:ascii="Times New Roman" w:hAnsi="Times New Roman"/>
+          <w:sz w:val="24"/>
+        </w:rPr>
+        <w:t xml:space="preserve"> </w:t>
+      </w:r>
+      <w:r>
+        <w:rPr>
+          <w:rFonts w:ascii="Times New Roman" w:hAnsi="Times New Roman"/>
+          <w:sz w:val="24"/>
+        </w:rPr>
+        <w:t>мої́х</w:t>
+      </w:r>
+      <w:r>
+        <w:rPr>
+          <w:rFonts w:ascii="Times New Roman" w:hAnsi="Times New Roman"/>
+          <w:sz w:val="24"/>
+        </w:rPr>
+        <w:t xml:space="preserve">,* бо вони́ </w:t>
+      </w:r>
+      <w:r>
+        <w:rPr>
+          <w:rFonts w:ascii="Times New Roman" w:hAnsi="Times New Roman"/>
+          <w:sz w:val="24"/>
+        </w:rPr>
+        <w:t>сильні́ші</w:t>
+      </w:r>
+      <w:r>
+        <w:rPr>
+          <w:rFonts w:ascii="Times New Roman" w:hAnsi="Times New Roman"/>
+          <w:sz w:val="24"/>
+        </w:rPr>
+        <w:t xml:space="preserve"> від </w:t>
+      </w:r>
+      <w:r>
+        <w:rPr>
+          <w:rFonts w:ascii="Times New Roman" w:hAnsi="Times New Roman"/>
+          <w:sz w:val="24"/>
+        </w:rPr>
+        <w:t>ме́не</w:t>
+      </w:r>
+      <w:r>
+        <w:rPr>
+          <w:rFonts w:ascii="Times New Roman" w:hAnsi="Times New Roman"/>
+          <w:sz w:val="24"/>
+        </w:rPr>
+        <w:t>.</w:t>
       </w:r>
     </w:p>
     <w:p>
@@ -7189,7 +8626,7 @@
           <w:sz w:val="24"/>
           <w:szCs w:val="24"/>
         </w:rPr>
-        <w:t>Преподо́бні Твої́, Го́споди, уподі́бнюючись до Безтіле́сних, * моли́твою і возде́ржністю * при́страсті прогна́ли пло́тські * і, безстра́стям просія́вши, * всіх серця́ просвіти́ли. * Їх блага́ннями дару́й лю́дям Твої́м вели́</w:t>
+        <w:t>Преподо́бні Твої́, Го́споди, уподі́бнюючись до Безтіле́сних, * моли́твою і возде́ржністю * при́страсті прогна́ли пло́тські * і, безстра́стям просія́вши, * всіх серця́ просвіти́ли. * Їх блага́ннями дару́й лю́дям Твої́м вели́</w:t>
       </w:r>
       <w:r>
         <w:rPr>
@@ -7246,15 +8683,15 @@
           <w:sz w:val="24"/>
           <w:szCs w:val="24"/>
         </w:rPr>
-        <w:t>Далма́т та Ісаа́кій, ре́вністю доброче́сною загорі́вшись, * є́ресі А́рія та Несто́рія * я́вно знева́жили * і, пр</w:t>
-      </w:r>
-      <w:r>
-        <w:rPr>
-          <w:rFonts w:ascii="Times New Roman" w:hAnsi="Times New Roman"/>
-          <w:sz w:val="24"/>
-          <w:szCs w:val="24"/>
-        </w:rPr>
-        <w:t>авосла́вних побо́рниками ста́вши, * сла́ву од усі́х отри́мали. * Їх моли́твами, Хри́сте, дару́й лю́дям Твої́м вели́ку ми́лість.</w:t>
+        <w:t>Далма́т та Ісаа́кій, ре́вністю доброче́сною загорі́вшись, * є́ресі А́рія та Несто́рія * я́вно знева́жили * і, пр</w:t>
+      </w:r>
+      <w:r>
+        <w:rPr>
+          <w:rFonts w:ascii="Times New Roman" w:hAnsi="Times New Roman"/>
+          <w:sz w:val="24"/>
+          <w:szCs w:val="24"/>
+        </w:rPr>
+        <w:t>авосла́вних побо́рниками ста́вши, * сла́ву од усі́х отри́мали. * Їх моли́твами, Хри́сте, дару́й лю́дям Твої́м вели́ку ми́лість.</w:t>
       </w:r>
     </w:p>
     <w:p>
@@ -7303,7 +8740,7 @@
           <w:sz w:val="24"/>
           <w:szCs w:val="24"/>
         </w:rPr>
-        <w:t>Зо́рями на тве́рді аске́зи зася́явши, * ви просвіти́ли ду́ші схи́льних до мона́шого життя́, * пітьму́ де́монську прогна́вши, * отці́ преподо́бні. * Тому́ по кончи́ні ублажа́єтеся, * мо́лячись про спасі́ння всіх, що тво́рять боже́ственну па́м’ять ва́шу.</w:t>
+        <w:t>Зо́рями на тве́рді аске́зи зася́явши, * ви просвіти́ли ду́ші схи́льних до мона́шого життя́, * пітьму́ де́монську прогна́вши, * отці́ преподо́бні. * Тому́ по кончи́ні ублажа́єтеся, * мо́лячись про спасі́ння всіх, що тво́рять боже́ственну па́м’ять ва́шу.</w:t>
       </w:r>
     </w:p>
     <w:p>
@@ -7750,7 +9187,6 @@
           <w:i/>
           <w:color w:val="FF4400"/>
           <w:sz w:val="24"/>
-          <w:szCs w:val="24"/>
         </w:rPr>
         <w:t>Священик:</w:t>
       </w:r>
@@ -7758,7 +9194,6 @@
         <w:rPr>
           <w:rFonts w:ascii="Times New Roman" w:hAnsi="Times New Roman"/>
           <w:sz w:val="24"/>
-          <w:szCs w:val="24"/>
         </w:rPr>
         <w:t xml:space="preserve"> Мир всім.</w:t>
       </w:r>
@@ -7817,84 +9252,226 @@
     </w:p>
     <w:p>
       <w:pPr>
-        <w:spacing w:after="120"/>
-        <w:jc w:val="center"/>
-        <w:rPr>
-          <w:rFonts w:ascii="Times New Roman" w:hAnsi="Times New Roman"/>
-          <w:i/>
-          <w:color w:val="FF0000"/>
-          <w:sz w:val="24"/>
-          <w:szCs w:val="24"/>
-        </w:rPr>
-      </w:pPr>
-      <w:r>
-        <w:rPr>
-          <w:rFonts w:ascii="Times New Roman" w:hAnsi="Times New Roman"/>
-          <w:i/>
-          <w:color w:val="FF0000"/>
-          <w:sz w:val="24"/>
-          <w:szCs w:val="24"/>
-        </w:rPr>
-        <w:t>Псалом 58 (г. 7):</w:t>
-      </w:r>
-    </w:p>
-    <w:p>
-      <w:pPr>
-        <w:spacing w:after="120"/>
-        <w:jc w:val="both"/>
-        <w:rPr>
-          <w:rFonts w:ascii="Times New Roman" w:hAnsi="Times New Roman"/>
-          <w:sz w:val="24"/>
-          <w:szCs w:val="24"/>
-        </w:rPr>
-      </w:pPr>
-      <w:r>
-        <w:rPr>
-          <w:rFonts w:ascii="Times New Roman" w:hAnsi="Times New Roman"/>
-          <w:sz w:val="24"/>
-          <w:szCs w:val="24"/>
-        </w:rPr>
-        <w:t>Боже, ти мій заступник,* і милість твоя вийде мені назустріч.</w:t>
-      </w:r>
-    </w:p>
-    <w:p>
-      <w:pPr>
-        <w:spacing w:after="120"/>
-        <w:jc w:val="both"/>
-        <w:rPr>
-          <w:rFonts w:ascii="Times New Roman" w:hAnsi="Times New Roman"/>
-          <w:sz w:val="24"/>
-          <w:szCs w:val="24"/>
+        <w:pStyle w:val="a"/>
+        <w:spacing w:after="120"/>
+      </w:pPr>
+      <w:r>
+        <w:rPr>
+          <w:rFonts w:ascii="Times New Roman" w:hAnsi="Times New Roman"/>
+          <w:i/>
+          <w:color w:val="FF0000"/>
+          <w:sz w:val="24"/>
+        </w:rPr>
+        <w:t xml:space="preserve">(г. 7): </w:t>
+      </w:r>
+      <w:r>
+        <w:rPr>
+          <w:rFonts w:ascii="Times New Roman" w:hAnsi="Times New Roman"/>
+          <w:b/>
+          <w:sz w:val="24"/>
+        </w:rPr>
+        <w:t>Бо́же</w:t>
+      </w:r>
+      <w:r>
+        <w:rPr>
+          <w:rFonts w:ascii="Times New Roman" w:hAnsi="Times New Roman"/>
+          <w:b/>
+          <w:sz w:val="24"/>
+        </w:rPr>
+        <w:t xml:space="preserve">, Ти мій </w:t>
+      </w:r>
+      <w:r>
+        <w:rPr>
+          <w:rFonts w:ascii="Times New Roman" w:hAnsi="Times New Roman"/>
+          <w:b/>
+          <w:sz w:val="24"/>
+        </w:rPr>
+        <w:t>засту́пник</w:t>
+      </w:r>
+      <w:r>
+        <w:rPr>
+          <w:rFonts w:ascii="Times New Roman" w:hAnsi="Times New Roman"/>
+          <w:b/>
+          <w:sz w:val="24"/>
+        </w:rPr>
+        <w:t xml:space="preserve">,* і </w:t>
+      </w:r>
+      <w:r>
+        <w:rPr>
+          <w:rFonts w:ascii="Times New Roman" w:hAnsi="Times New Roman"/>
+          <w:b/>
+          <w:sz w:val="24"/>
+        </w:rPr>
+        <w:t>ми́лість</w:t>
+      </w:r>
+      <w:r>
+        <w:rPr>
+          <w:rFonts w:ascii="Times New Roman" w:hAnsi="Times New Roman"/>
+          <w:b/>
+          <w:sz w:val="24"/>
+        </w:rPr>
+        <w:t xml:space="preserve"> Твоя́ </w:t>
+      </w:r>
+      <w:r>
+        <w:rPr>
+          <w:rFonts w:ascii="Times New Roman" w:hAnsi="Times New Roman"/>
+          <w:b/>
+          <w:sz w:val="24"/>
+        </w:rPr>
+        <w:t>ви́йде</w:t>
+      </w:r>
+      <w:r>
+        <w:rPr>
+          <w:rFonts w:ascii="Times New Roman" w:hAnsi="Times New Roman"/>
+          <w:b/>
+          <w:sz w:val="24"/>
+        </w:rPr>
+        <w:t xml:space="preserve"> мені́ </w:t>
+      </w:r>
+      <w:r>
+        <w:rPr>
+          <w:rFonts w:ascii="Times New Roman" w:hAnsi="Times New Roman"/>
+          <w:b/>
+          <w:sz w:val="24"/>
+        </w:rPr>
+        <w:t>назу́стріч</w:t>
+      </w:r>
+      <w:r>
+        <w:rPr>
+          <w:rFonts w:ascii="Times New Roman" w:hAnsi="Times New Roman"/>
+          <w:i/>
+          <w:color w:val="FF0000"/>
+          <w:sz w:val="24"/>
+        </w:rPr>
+        <w:t xml:space="preserve"> (Пс. 58,18).</w:t>
+      </w:r>
+    </w:p>
+    <w:p>
+      <w:pPr>
+        <w:pStyle w:val="a"/>
+        <w:spacing w:after="120"/>
+      </w:pPr>
+      <w:r>
+        <w:rPr>
+          <w:rFonts w:ascii="Times New Roman" w:hAnsi="Times New Roman"/>
+          <w:i/>
+          <w:color w:val="FF0000"/>
+          <w:sz w:val="24"/>
+        </w:rPr>
+        <w:t xml:space="preserve">Стих: </w:t>
+      </w:r>
+      <w:r>
+        <w:rPr>
+          <w:rFonts w:ascii="Times New Roman" w:hAnsi="Times New Roman"/>
+          <w:sz w:val="24"/>
           <w:u w:val="single"/>
         </w:rPr>
-      </w:pPr>
-      <w:r>
-        <w:rPr>
-          <w:rFonts w:ascii="Times New Roman" w:hAnsi="Times New Roman"/>
-          <w:i/>
-          <w:color w:val="FF0000"/>
-          <w:sz w:val="24"/>
-          <w:szCs w:val="24"/>
-        </w:rPr>
-        <w:t>Стих:</w:t>
-      </w:r>
-      <w:r>
-        <w:rPr>
-          <w:rFonts w:ascii="Times New Roman" w:hAnsi="Times New Roman"/>
-          <w:i/>
-          <w:sz w:val="24"/>
-          <w:szCs w:val="24"/>
-        </w:rPr>
-        <w:t xml:space="preserve">  </w:t>
-      </w:r>
-      <w:r>
-        <w:rPr>
-          <w:rFonts w:ascii="Times New Roman" w:hAnsi="Times New Roman"/>
-          <w:sz w:val="24"/>
-          <w:szCs w:val="24"/>
+        <w:t>Ви́рятуй</w:t>
+      </w:r>
+      <w:r>
+        <w:rPr>
+          <w:rFonts w:ascii="Times New Roman" w:hAnsi="Times New Roman"/>
+          <w:sz w:val="24"/>
           <w:u w:val="single"/>
         </w:rPr>
-        <w:t>Вирятуй мене від ворогів моїх, Боже, і визволь мене від тих, що повстають на мене.</w:t>
+        <w:t xml:space="preserve"> мене́ від </w:t>
+      </w:r>
+      <w:r>
+        <w:rPr>
+          <w:rFonts w:ascii="Times New Roman" w:hAnsi="Times New Roman"/>
+          <w:sz w:val="24"/>
+          <w:u w:val="single"/>
+        </w:rPr>
+        <w:t>ворогі́в</w:t>
+      </w:r>
+      <w:r>
+        <w:rPr>
+          <w:rFonts w:ascii="Times New Roman" w:hAnsi="Times New Roman"/>
+          <w:sz w:val="24"/>
+          <w:u w:val="single"/>
+        </w:rPr>
+        <w:t xml:space="preserve"> </w:t>
+      </w:r>
+      <w:r>
+        <w:rPr>
+          <w:rFonts w:ascii="Times New Roman" w:hAnsi="Times New Roman"/>
+          <w:sz w:val="24"/>
+          <w:u w:val="single"/>
+        </w:rPr>
+        <w:t>мої́х</w:t>
+      </w:r>
+      <w:r>
+        <w:rPr>
+          <w:rFonts w:ascii="Times New Roman" w:hAnsi="Times New Roman"/>
+          <w:sz w:val="24"/>
+          <w:u w:val="single"/>
+        </w:rPr>
+        <w:t xml:space="preserve">, </w:t>
+      </w:r>
+      <w:r>
+        <w:rPr>
+          <w:rFonts w:ascii="Times New Roman" w:hAnsi="Times New Roman"/>
+          <w:sz w:val="24"/>
+          <w:u w:val="single"/>
+        </w:rPr>
+        <w:t>Бо́же</w:t>
+      </w:r>
+      <w:r>
+        <w:rPr>
+          <w:rFonts w:ascii="Times New Roman" w:hAnsi="Times New Roman"/>
+          <w:sz w:val="24"/>
+          <w:u w:val="single"/>
+        </w:rPr>
+        <w:t xml:space="preserve">, і </w:t>
+      </w:r>
+      <w:r>
+        <w:rPr>
+          <w:rFonts w:ascii="Times New Roman" w:hAnsi="Times New Roman"/>
+          <w:sz w:val="24"/>
+          <w:u w:val="single"/>
+        </w:rPr>
+        <w:t>ви́зволь</w:t>
+      </w:r>
+      <w:r>
+        <w:rPr>
+          <w:rFonts w:ascii="Times New Roman" w:hAnsi="Times New Roman"/>
+          <w:sz w:val="24"/>
+          <w:u w:val="single"/>
+        </w:rPr>
+        <w:t xml:space="preserve"> мене́ від тих, що </w:t>
+      </w:r>
+      <w:r>
+        <w:rPr>
+          <w:rFonts w:ascii="Times New Roman" w:hAnsi="Times New Roman"/>
+          <w:sz w:val="24"/>
+          <w:u w:val="single"/>
+        </w:rPr>
+        <w:t>повстаю́ть</w:t>
+      </w:r>
+      <w:r>
+        <w:rPr>
+          <w:rFonts w:ascii="Times New Roman" w:hAnsi="Times New Roman"/>
+          <w:sz w:val="24"/>
+          <w:u w:val="single"/>
+        </w:rPr>
+        <w:t xml:space="preserve"> на </w:t>
+      </w:r>
+      <w:r>
+        <w:rPr>
+          <w:rFonts w:ascii="Times New Roman" w:hAnsi="Times New Roman"/>
+          <w:sz w:val="24"/>
+          <w:u w:val="single"/>
+        </w:rPr>
+        <w:t>ме́не</w:t>
+      </w:r>
+      <w:r>
+        <w:rPr>
+          <w:rFonts w:ascii="Times New Roman" w:hAnsi="Times New Roman"/>
+          <w:i/>
+          <w:color w:val="FF0000"/>
+          <w:sz w:val="24"/>
+        </w:rPr>
+        <w:t xml:space="preserve"> (Пс. 58,2).</w:t>
       </w:r>
     </w:p>
     <w:p>
@@ -8622,7 +10199,6 @@
           <w:i/>
           <w:color w:val="FF4400"/>
           <w:sz w:val="24"/>
-          <w:szCs w:val="24"/>
         </w:rPr>
         <w:t>Священик:</w:t>
       </w:r>
@@ -8630,9 +10206,8 @@
         <w:rPr>
           <w:rFonts w:ascii="Times New Roman" w:hAnsi="Times New Roman"/>
           <w:sz w:val="24"/>
-          <w:szCs w:val="24"/>
-        </w:rPr>
-        <w:t xml:space="preserve"> Бо Ти – Бог милости, ласк і людинолюбности, і Тобі славу віддаємо, Отцю, і Сину, і Святому Духові, нині, і повсякчас, і на віки віків.</w:t>
+        </w:rPr>
+        <w:t xml:space="preserve"> Бо Ти – Бог милости, ласк і людинолюбности, і Тобі славу віддаємо, Отцю, і Сину, і Святому Духові, нині, і повсякчас, і на віки віків.</w:t>
       </w:r>
     </w:p>
     <w:p>
@@ -8689,7 +10264,6 @@
           <w:i/>
           <w:color w:val="FF4400"/>
           <w:sz w:val="24"/>
-          <w:szCs w:val="24"/>
         </w:rPr>
         <w:t>Священик:</w:t>
       </w:r>
@@ -8697,7 +10271,6 @@
         <w:rPr>
           <w:rFonts w:ascii="Times New Roman" w:hAnsi="Times New Roman"/>
           <w:sz w:val="24"/>
-          <w:szCs w:val="24"/>
         </w:rPr>
         <w:t xml:space="preserve"> Мир всім.</w:t>
       </w:r>
@@ -9235,48 +10808,35 @@
     </w:p>
     <w:p>
       <w:pPr>
-        <w:spacing w:after="120"/>
-        <w:jc w:val="both"/>
-        <w:rPr>
-          <w:rFonts w:ascii="Times New Roman" w:hAnsi="Times New Roman"/>
-          <w:sz w:val="24"/>
-          <w:szCs w:val="24"/>
-        </w:rPr>
-      </w:pPr>
-      <w:r>
-        <w:rPr>
-          <w:rFonts w:ascii="Times New Roman" w:hAnsi="Times New Roman"/>
-          <w:sz w:val="24"/>
-          <w:szCs w:val="24"/>
-        </w:rPr>
-        <w:t xml:space="preserve">Святий Боже, святий Кріпкий, святий Безсмертний, помилуй нас </w:t>
-      </w:r>
-      <w:r>
-        <w:rPr>
-          <w:rFonts w:ascii="Times New Roman" w:hAnsi="Times New Roman"/>
-          <w:i/>
-          <w:color w:val="FF0000"/>
-          <w:sz w:val="24"/>
-          <w:szCs w:val="24"/>
-        </w:rPr>
-        <w:t>(3 р.)</w:t>
-      </w:r>
-    </w:p>
-    <w:p>
-      <w:pPr>
-        <w:spacing w:after="120"/>
-        <w:jc w:val="both"/>
-        <w:rPr>
-          <w:rFonts w:ascii="Times New Roman" w:hAnsi="Times New Roman"/>
-          <w:sz w:val="24"/>
-          <w:szCs w:val="24"/>
-        </w:rPr>
-      </w:pPr>
-      <w:r>
-        <w:rPr>
-          <w:rFonts w:ascii="Times New Roman" w:hAnsi="Times New Roman"/>
-          <w:sz w:val="24"/>
-          <w:szCs w:val="24"/>
+        <w:pStyle w:val="a"/>
+        <w:spacing w:after="120"/>
+      </w:pPr>
+      <w:r>
+        <w:rPr>
+          <w:rFonts w:ascii="Times New Roman" w:hAnsi="Times New Roman"/>
+          <w:sz w:val="24"/>
+        </w:rPr>
+        <w:t xml:space="preserve">Святий Боже, святий Кріпкий, святий Безсмертний, помилуй нас. </w:t>
+      </w:r>
+      <w:r>
+        <w:rPr>
+          <w:rFonts w:ascii="Times New Roman" w:hAnsi="Times New Roman"/>
+          <w:i/>
+          <w:color w:val="FF0000"/>
+          <w:sz w:val="24"/>
+        </w:rPr>
+        <w:t>(3 р.)</w:t>
+      </w:r>
+    </w:p>
+    <w:p>
+      <w:pPr>
+        <w:pStyle w:val="a"/>
+        <w:spacing w:after="120"/>
+      </w:pPr>
+      <w:r>
+        <w:rPr>
+          <w:rFonts w:ascii="Times New Roman" w:hAnsi="Times New Roman"/>
+          <w:sz w:val="24"/>
         </w:rPr>
         <w:t>Слава Отцю, і Сину, і Святому Духові,* і нині і повсякчас, і на віки віків. Амінь.</w:t>
       </w:r>
@@ -9302,31 +10862,38 @@
     </w:p>
     <w:p>
       <w:pPr>
-        <w:spacing w:after="120"/>
-        <w:jc w:val="both"/>
-        <w:rPr>
-          <w:rFonts w:ascii="Times New Roman" w:hAnsi="Times New Roman"/>
-          <w:sz w:val="24"/>
-          <w:szCs w:val="24"/>
-        </w:rPr>
-      </w:pPr>
-      <w:r>
-        <w:rPr>
-          <w:rFonts w:ascii="Times New Roman" w:hAnsi="Times New Roman"/>
-          <w:sz w:val="24"/>
-          <w:szCs w:val="24"/>
-        </w:rPr>
-        <w:t xml:space="preserve">Господи, помилуй </w:t>
-      </w:r>
-      <w:r>
-        <w:rPr>
-          <w:rFonts w:ascii="Times New Roman" w:hAnsi="Times New Roman"/>
-          <w:i/>
-          <w:color w:val="FF0000"/>
-          <w:sz w:val="24"/>
-          <w:szCs w:val="24"/>
-        </w:rPr>
-        <w:t>(3 р.)</w:t>
+        <w:pStyle w:val="a"/>
+        <w:spacing w:after="120"/>
+      </w:pPr>
+      <w:r>
+        <w:rPr>
+          <w:rFonts w:ascii="Times New Roman" w:hAnsi="Times New Roman"/>
+          <w:sz w:val="24"/>
+        </w:rPr>
+        <w:t>Господи, помилуй</w:t>
+      </w:r>
+      <w:r>
+        <w:rPr>
+          <w:rFonts w:ascii="Times New Roman" w:hAnsi="Times New Roman"/>
+          <w:sz w:val="24"/>
+        </w:rPr>
+        <w:t>.</w:t>
+      </w:r>
+      <w:r>
+        <w:rPr>
+          <w:rFonts w:ascii="Times New Roman" w:hAnsi="Times New Roman"/>
+          <w:sz w:val="24"/>
+        </w:rPr>
+        <w:t xml:space="preserve"> </w:t>
+      </w:r>
+      <w:r>
+        <w:rPr>
+          <w:rFonts w:ascii="Times New Roman" w:hAnsi="Times New Roman"/>
+          <w:i/>
+          <w:color w:val="FF0000"/>
+          <w:sz w:val="24"/>
+        </w:rPr>
+        <w:t>(3 р.)</w:t>
       </w:r>
     </w:p>
     <w:p>
@@ -10057,7 +11624,6 @@
           <w:i/>
           <w:color w:val="FF4400"/>
           <w:sz w:val="24"/>
-          <w:szCs w:val="24"/>
         </w:rPr>
         <w:t>Священик:</w:t>
       </w:r>
@@ -10065,7 +11631,6 @@
         <w:rPr>
           <w:rFonts w:ascii="Times New Roman" w:hAnsi="Times New Roman"/>
           <w:sz w:val="24"/>
-          <w:szCs w:val="24"/>
         </w:rPr>
         <w:t xml:space="preserve"> Благословенний Христос, Бог наш, завжди, нині і повсякчас, і на віки віків.</w:t>
       </w:r>
@@ -10124,7 +11689,6 @@
           <w:i/>
           <w:color w:val="FF4400"/>
           <w:sz w:val="24"/>
-          <w:szCs w:val="24"/>
         </w:rPr>
         <w:t>Священик:</w:t>
       </w:r>
@@ -10132,7 +11696,6 @@
         <w:rPr>
           <w:rFonts w:ascii="Times New Roman" w:hAnsi="Times New Roman"/>
           <w:sz w:val="24"/>
-          <w:szCs w:val="24"/>
         </w:rPr>
         <w:t xml:space="preserve"> Пресвята Богородице, спаси нас.</w:t>
       </w:r>
@@ -10190,7 +11753,6 @@
           <w:i/>
           <w:color w:val="FF4400"/>
           <w:sz w:val="24"/>
-          <w:szCs w:val="24"/>
         </w:rPr>
         <w:t>Священик:</w:t>
       </w:r>
@@ -10198,7 +11760,6 @@
         <w:rPr>
           <w:rFonts w:ascii="Times New Roman" w:hAnsi="Times New Roman"/>
           <w:sz w:val="24"/>
-          <w:szCs w:val="24"/>
         </w:rPr>
         <w:t xml:space="preserve"> Слава тобі, Христе Боже, надіє наша, слава тобі!</w:t>
       </w:r>
@@ -10248,7 +11809,7 @@
           <w:sz w:val="24"/>
           <w:szCs w:val="24"/>
         </w:rPr>
-        <w:t>(3 р.)</w:t>
+        <w:t>(3 р.)</w:t>
       </w:r>
       <w:r>
         <w:rPr>
@@ -10269,21 +11830,21 @@
       </w:r>
     </w:p>
     <w:p>
-      <w:pPr>
-        <w:jc w:val="both"/>
-        <w:rPr>
-          <w:rFonts w:ascii="Times New Roman" w:hAnsi="Times New Roman"/>
-        </w:rPr>
-      </w:pPr>
       <w:r>
         <w:rPr>
           <w:rFonts w:ascii="Times New Roman" w:hAnsi="Times New Roman"/>
           <w:i/>
           <w:color w:val="FF4400"/>
           <w:sz w:val="24"/>
-          <w:szCs w:val="24"/>
-        </w:rPr>
-        <w:t>Свяще</w:t>
+        </w:rPr>
+        <w:t>Священик:</w:t>
+      </w:r>
+      <w:r>
+        <w:rPr>
+          <w:rFonts w:ascii="Times New Roman" w:hAnsi="Times New Roman"/>
+          <w:sz w:val="24"/>
+        </w:rPr>
+        <w:t xml:space="preserve"> Христос, істинний Бог наш - молитвами пречистої Своєї Матері, силою чесного і животворчого Хреста, заступництвом чесних небесних сил безтілесних, чесного і славного пророка, предтечі і хрестителя Йоана, святих славних і всехвальних апостолів, святого отця нашого Миколая, архиєпископа Мир Ликійських, чудотворця, святих славних і переможних мучеників, преподобних і богоносних отців наших, святих і праведних богоотців Йоакима й Анни, святого, </w:t>
       </w:r>
       <w:r>
         <w:rPr>
@@ -10291,33 +11852,6 @@
           <w:i/>
           <w:color w:val="FF4400"/>
           <w:sz w:val="24"/>
-          <w:szCs w:val="24"/>
-        </w:rPr>
-        <w:t>ник:</w:t>
-      </w:r>
-      <w:r>
-        <w:rPr>
-          <w:rFonts w:ascii="Times New Roman" w:hAnsi="Times New Roman"/>
-          <w:sz w:val="24"/>
-          <w:szCs w:val="24"/>
-        </w:rPr>
-        <w:t xml:space="preserve"> Христос, істинний Бог наш - молитвами пречистої Своєї Матері, силою чесного і животворчого Хреста, заступництвом чесних небесних сил безтілесних, чесного і славного пророка, предтечі і хрестителя Йоана, святих славних і всехвальних апостолів, святого </w:t>
-      </w:r>
-      <w:r>
-        <w:rPr>
-          <w:rFonts w:ascii="Times New Roman" w:hAnsi="Times New Roman"/>
-          <w:sz w:val="24"/>
-          <w:szCs w:val="24"/>
-        </w:rPr>
-        <w:t xml:space="preserve">отця нашого Миколая, архиєпископа Мир Ликійських, чудотворця, святих славних і переможних мучеників, преподобних і богоносних отців наших, святих і праведних богоотців Йоакима й Анни, святого, </w:t>
-      </w:r>
-      <w:r>
-        <w:rPr>
-          <w:rFonts w:ascii="Times New Roman" w:hAnsi="Times New Roman"/>
-          <w:i/>
-          <w:color w:val="FF4400"/>
-          <w:sz w:val="24"/>
-          <w:szCs w:val="24"/>
         </w:rPr>
         <w:t>якого є храм</w:t>
       </w:r>
@@ -10325,17 +11859,8 @@
         <w:rPr>
           <w:rFonts w:ascii="Times New Roman" w:hAnsi="Times New Roman"/>
           <w:sz w:val="24"/>
-          <w:szCs w:val="24"/>
-        </w:rPr>
-        <w:t>, преподобних отців наших Ісаакія, Далмата й Фавста</w:t>
-      </w:r>
-      <w:r>
-        <w:rPr>
-          <w:rFonts w:ascii="Times New Roman" w:hAnsi="Times New Roman"/>
-          <w:sz w:val="24"/>
-          <w:szCs w:val="24"/>
-        </w:rPr>
-        <w:t>, і всіх святих - помилує і спасе нас як благий і людинолюбний.</w:t>
+        </w:rPr>
+        <w:t>, преподобних отців наших Ісаакія, Далмата й Фавста, і всіх святих - помилує і спасе нас як благий і людинолюбний.</w:t>
       </w:r>
     </w:p>
     <w:p>
@@ -10511,7 +12036,6 @@
           <w:i/>
           <w:color w:val="FF4400"/>
           <w:sz w:val="24"/>
-          <w:szCs w:val="24"/>
         </w:rPr>
         <w:t>Священик:</w:t>
       </w:r>
@@ -10519,7 +12043,6 @@
         <w:rPr>
           <w:rFonts w:ascii="Times New Roman" w:hAnsi="Times New Roman"/>
           <w:sz w:val="24"/>
-          <w:szCs w:val="24"/>
         </w:rPr>
         <w:t xml:space="preserve"> Слава святій, одноістотній, животворящій і нероздільній Тройці, завжди, нині і повсякчас, і на віки віків.</w:t>
       </w:r>
@@ -10588,7 +12111,7 @@
           <w:sz w:val="24"/>
           <w:szCs w:val="24"/>
         </w:rPr>
-        <w:t>(3 р.)</w:t>
+        <w:t>(3 р.)</w:t>
       </w:r>
     </w:p>
     <w:p>
@@ -10619,7 +12142,7 @@
           <w:sz w:val="24"/>
           <w:szCs w:val="24"/>
         </w:rPr>
-        <w:t>(2 р.)</w:t>
+        <w:t>(2 р.)</w:t>
       </w:r>
     </w:p>
     <w:p>
@@ -13028,7 +14551,7 @@
           <w:sz w:val="24"/>
           <w:szCs w:val="24"/>
         </w:rPr>
-        <w:t>(3 р.)</w:t>
+        <w:t>(3 р.)</w:t>
       </w:r>
     </w:p>
     <w:p>
@@ -13107,7 +14630,7 @@
           <w:sz w:val="24"/>
           <w:szCs w:val="24"/>
         </w:rPr>
-        <w:t>1. </w:t>
+        <w:t xml:space="preserve">1. </w:t>
       </w:r>
       <w:r>
         <w:rPr>
@@ -13155,7 +14678,7 @@
           <w:sz w:val="24"/>
           <w:szCs w:val="24"/>
         </w:rPr>
-        <w:t>2. </w:t>
+        <w:t xml:space="preserve">2. </w:t>
       </w:r>
       <w:r>
         <w:rPr>
@@ -13212,7 +14735,7 @@
           <w:sz w:val="24"/>
           <w:szCs w:val="24"/>
         </w:rPr>
-        <w:t> Від ночі лине дух наш до тебе, Боже, бо світлом є повеління твої. Навчи нас, Боже, правди твоєї, заповідей</w:t>
+        <w:t xml:space="preserve"> Від ночі лине дух наш до тебе, Боже, бо світлом є повеління твої. Навчи нас, Боже, правди твоєї, заповідей</w:t>
       </w:r>
       <w:r>
         <w:rPr>
@@ -13260,7 +14783,7 @@
           <w:sz w:val="24"/>
           <w:szCs w:val="24"/>
         </w:rPr>
-        <w:t> Владико, Боже святий і неосяжний, що казав із темряви сві</w:t>
+        <w:t xml:space="preserve"> Владико, Боже святий і неосяжний, що казав із темряви сві</w:t>
       </w:r>
       <w:r>
         <w:rPr>
@@ -13326,7 +14849,7 @@
           <w:sz w:val="24"/>
           <w:szCs w:val="24"/>
         </w:rPr>
-        <w:t> Скарбе добра, джерело невисихаюче, Отче святий, чудотворче всесильний і вседержителю! Усі тобі поклоняємося і тобі молимося та твої милості і твої ласки призиваємо на поміч і на заступництво нашій смиренності. Пом'яни, Господи, слуг твоїх, прийм</w:t>
+        <w:t xml:space="preserve"> Скарбе добра, джерело невисихаюче, Отче святий, чудотворче всесильний і вседержителю! Усі тобі поклоняємося і тобі молимося та твої милості і твої ласки призиваємо на поміч і на заступництво нашій смиренності. Пом'яни, Господи, слуг твоїх, прийм</w:t>
       </w:r>
       <w:r>
         <w:rPr>
@@ -13365,7 +14888,7 @@
           <w:sz w:val="24"/>
           <w:szCs w:val="24"/>
         </w:rPr>
-        <w:t>6. </w:t>
+        <w:t xml:space="preserve">6. </w:t>
       </w:r>
       <w:r>
         <w:rPr>
@@ -13431,7 +14954,7 @@
           <w:sz w:val="24"/>
           <w:szCs w:val="24"/>
         </w:rPr>
-        <w:t> Боже й Отче Господа нашого Ісуса Христа! Ти підніс нас з постелі нашої і зібрав на годину молитви. Дай нам ласку в</w:t>
+        <w:t xml:space="preserve"> Боже й Отче Господа нашого Ісуса Христа! Ти підніс нас з постелі нашої і зібрав на годину молитви. Дай нам ласку в</w:t>
       </w:r>
       <w:r>
         <w:rPr>
@@ -13479,7 +15002,7 @@
           <w:sz w:val="24"/>
           <w:szCs w:val="24"/>
         </w:rPr>
-        <w:t>8. </w:t>
+        <w:t xml:space="preserve">8. </w:t>
       </w:r>
       <w:r>
         <w:rPr>
@@ -13536,7 +15059,7 @@
           <w:sz w:val="24"/>
           <w:szCs w:val="24"/>
         </w:rPr>
-        <w:t> Господи, Боже наш! Ти за покаян</w:t>
+        <w:t xml:space="preserve"> Господи, Боже наш! Ти за покаян</w:t>
       </w:r>
       <w:r>
         <w:rPr>
@@ -13602,7 +15125,7 @@
           <w:sz w:val="24"/>
           <w:szCs w:val="24"/>
         </w:rPr>
-        <w:t> Боже, Боже наш! Ти сотворив розумні й духовні сили своєю волею. Тебе просимо й тобі молимося: Прийми наші посильні величання з усіма твоїми творіннями і збагати щедрими даруваннями твоєї ласки. Бо</w:t>
+        <w:t xml:space="preserve"> Боже, Боже наш! Ти сотворив розумні й духовні сили своєю волею. Тебе просимо й тобі молимося: Прийми наші посильні величання з усіма твоїми творіннями і збагати щедрими даруваннями твоєї ласки. Бо</w:t>
       </w:r>
       <w:r>
         <w:rPr>
@@ -13641,7 +15164,7 @@
           <w:sz w:val="24"/>
           <w:szCs w:val="24"/>
         </w:rPr>
-        <w:t>11. </w:t>
+        <w:t xml:space="preserve">11. </w:t>
       </w:r>
       <w:r>
         <w:rPr>
@@ -16968,7 +18491,7 @@
           <w:color w:val="FF0000"/>
           <w:sz w:val="24"/>
         </w:rPr>
-        <w:t>Священник: </w:t>
+        <w:t xml:space="preserve">Священник: </w:t>
       </w:r>
       <w:r>
         <w:rPr>
@@ -18036,7 +19559,7 @@
           <w:color w:val="FF0000"/>
           <w:sz w:val="24"/>
         </w:rPr>
-        <w:t>Священник: </w:t>
+        <w:t xml:space="preserve">Священник: </w:t>
       </w:r>
       <w:r>
         <w:rPr>
@@ -19184,7 +20707,7 @@
           <w:sz w:val="24"/>
           <w:szCs w:val="24"/>
         </w:rPr>
-        <w:t xml:space="preserve">(г. 6): </w:t>
+        <w:t xml:space="preserve">(г. 6): </w:t>
       </w:r>
       <w:r>
         <w:rPr>
@@ -19427,7 +20950,6 @@
           <w:i/>
           <w:color w:val="FF4400"/>
           <w:sz w:val="24"/>
-          <w:szCs w:val="24"/>
         </w:rPr>
         <w:t>Священик:</w:t>
       </w:r>
@@ -19435,17 +20957,8 @@
         <w:rPr>
           <w:rFonts w:ascii="Times New Roman" w:hAnsi="Times New Roman"/>
           <w:sz w:val="24"/>
-          <w:szCs w:val="24"/>
-        </w:rPr>
-        <w:t> Бо Тебе хвалять усі сили небесні і Тобі славу возсилаємо: Отцю, і Сину, і Святому Духові</w:t>
-      </w:r>
-      <w:r>
-        <w:rPr>
-          <w:rFonts w:ascii="Times New Roman" w:hAnsi="Times New Roman"/>
-          <w:sz w:val="24"/>
-          <w:szCs w:val="24"/>
-        </w:rPr>
-        <w:t>, нині і повсякчас, і на віки віків.</w:t>
+        </w:rPr>
+        <w:t xml:space="preserve"> Бо Тебе хвалять усі сили небесні і Тобі славу возсилаємо: Отцю, і Сину, і Святому Духові, нині і повсякчас, і на віки віків.</w:t>
       </w:r>
     </w:p>
     <w:p>
@@ -20364,7 +21877,6 @@
           <w:i/>
           <w:color w:val="FF4400"/>
           <w:sz w:val="24"/>
-          <w:szCs w:val="24"/>
         </w:rPr>
         <w:t>Священик:</w:t>
       </w:r>
@@ -20372,7 +21884,6 @@
         <w:rPr>
           <w:rFonts w:ascii="Times New Roman" w:hAnsi="Times New Roman"/>
           <w:sz w:val="24"/>
-          <w:szCs w:val="24"/>
         </w:rPr>
         <w:t xml:space="preserve"> Слава тобі, що Світло нам показав!</w:t>
       </w:r>
@@ -21363,7 +22874,6 @@
           <w:i/>
           <w:color w:val="FF4400"/>
           <w:sz w:val="24"/>
-          <w:szCs w:val="24"/>
         </w:rPr>
         <w:t>Священик:</w:t>
       </w:r>
@@ -21371,17 +22881,8 @@
         <w:rPr>
           <w:rFonts w:ascii="Times New Roman" w:hAnsi="Times New Roman"/>
           <w:sz w:val="24"/>
-          <w:szCs w:val="24"/>
-        </w:rPr>
-        <w:t xml:space="preserve"> Бо Ти – Бог милости, ласк і людинолюбности, і Тобі славу</w:t>
-      </w:r>
-      <w:r>
-        <w:rPr>
-          <w:rFonts w:ascii="Times New Roman" w:hAnsi="Times New Roman"/>
-          <w:sz w:val="24"/>
-          <w:szCs w:val="24"/>
-        </w:rPr>
-        <w:t xml:space="preserve"> віддаємо, Отцю, і Сину, і Святому Духові, нині, і повсякчас, і на віки віків.</w:t>
+        </w:rPr>
+        <w:t xml:space="preserve"> Бо Ти – Бог милости, ласк і людинолюбности, і Тобі славу віддаємо, Отцю, і Сину, і Святому Духові, нині, і повсякчас, і на віки віків.</w:t>
       </w:r>
     </w:p>
     <w:p>
@@ -21438,7 +22939,6 @@
           <w:i/>
           <w:color w:val="FF4400"/>
           <w:sz w:val="24"/>
-          <w:szCs w:val="24"/>
         </w:rPr>
         <w:t>Священик:</w:t>
       </w:r>
@@ -21446,7 +22946,6 @@
         <w:rPr>
           <w:rFonts w:ascii="Times New Roman" w:hAnsi="Times New Roman"/>
           <w:sz w:val="24"/>
-          <w:szCs w:val="24"/>
         </w:rPr>
         <w:t xml:space="preserve"> Мир всім.</w:t>
       </w:r>
@@ -21984,57 +23483,35 @@
     </w:p>
     <w:p>
       <w:pPr>
-        <w:spacing w:after="120"/>
-        <w:jc w:val="both"/>
-        <w:rPr>
-          <w:rFonts w:ascii="Times New Roman" w:hAnsi="Times New Roman"/>
-          <w:sz w:val="24"/>
-          <w:szCs w:val="24"/>
-        </w:rPr>
-      </w:pPr>
-      <w:r>
-        <w:rPr>
-          <w:rFonts w:ascii="Times New Roman" w:hAnsi="Times New Roman"/>
-          <w:sz w:val="24"/>
-          <w:szCs w:val="24"/>
-        </w:rPr>
-        <w:t xml:space="preserve">Святий Боже, святий Кріпкий, святий Безсмертний, помилуй нас </w:t>
-      </w:r>
-      <w:r>
-        <w:rPr>
-          <w:rFonts w:ascii="Times New Roman" w:hAnsi="Times New Roman"/>
-          <w:i/>
-          <w:color w:val="FF0000"/>
-          <w:sz w:val="24"/>
-          <w:szCs w:val="24"/>
-        </w:rPr>
-        <w:t>(3 р.)</w:t>
-      </w:r>
-      <w:r>
-        <w:rPr>
-          <w:rFonts w:ascii="Times New Roman" w:hAnsi="Times New Roman"/>
-          <w:i/>
-          <w:sz w:val="24"/>
-          <w:szCs w:val="24"/>
-        </w:rPr>
-        <w:t>.</w:t>
-      </w:r>
-    </w:p>
-    <w:p>
-      <w:pPr>
-        <w:spacing w:after="120"/>
-        <w:jc w:val="both"/>
-        <w:rPr>
-          <w:rFonts w:ascii="Times New Roman" w:hAnsi="Times New Roman"/>
-          <w:sz w:val="24"/>
-          <w:szCs w:val="24"/>
-        </w:rPr>
-      </w:pPr>
-      <w:r>
-        <w:rPr>
-          <w:rFonts w:ascii="Times New Roman" w:hAnsi="Times New Roman"/>
-          <w:sz w:val="24"/>
-          <w:szCs w:val="24"/>
+        <w:pStyle w:val="a"/>
+        <w:spacing w:after="120"/>
+      </w:pPr>
+      <w:r>
+        <w:rPr>
+          <w:rFonts w:ascii="Times New Roman" w:hAnsi="Times New Roman"/>
+          <w:sz w:val="24"/>
+        </w:rPr>
+        <w:t xml:space="preserve">Святий Боже, святий Кріпкий, святий Безсмертний, помилуй нас. </w:t>
+      </w:r>
+      <w:r>
+        <w:rPr>
+          <w:rFonts w:ascii="Times New Roman" w:hAnsi="Times New Roman"/>
+          <w:i/>
+          <w:color w:val="FF0000"/>
+          <w:sz w:val="24"/>
+        </w:rPr>
+        <w:t>(3 р.)</w:t>
+      </w:r>
+    </w:p>
+    <w:p>
+      <w:pPr>
+        <w:pStyle w:val="a"/>
+        <w:spacing w:after="120"/>
+      </w:pPr>
+      <w:r>
+        <w:rPr>
+          <w:rFonts w:ascii="Times New Roman" w:hAnsi="Times New Roman"/>
+          <w:sz w:val="24"/>
         </w:rPr>
         <w:t>Слава Отцю, і Сину, і Святому Духові,* і нині і повсякчас, і на віки віків. Амінь.</w:t>
       </w:r>
@@ -22093,7 +23570,7 @@
           <w:sz w:val="24"/>
           <w:szCs w:val="24"/>
         </w:rPr>
-        <w:t>(3 р.)</w:t>
+        <w:t>(3 р.)</w:t>
       </w:r>
       <w:r>
         <w:rPr>
@@ -22824,7 +24301,6 @@
           <w:i/>
           <w:color w:val="FF4400"/>
           <w:sz w:val="24"/>
-          <w:szCs w:val="24"/>
         </w:rPr>
         <w:t>Священик:</w:t>
       </w:r>
@@ -22832,7 +24308,6 @@
         <w:rPr>
           <w:rFonts w:ascii="Times New Roman" w:hAnsi="Times New Roman"/>
           <w:sz w:val="24"/>
-          <w:szCs w:val="24"/>
         </w:rPr>
         <w:t xml:space="preserve"> Благословенний Христос, Бог наш, завжди, нині і повсякчас, і на віки віків.</w:t>
       </w:r>
@@ -22891,7 +24366,6 @@
           <w:i/>
           <w:color w:val="FF4400"/>
           <w:sz w:val="24"/>
-          <w:szCs w:val="24"/>
         </w:rPr>
         <w:t>Священик:</w:t>
       </w:r>
@@ -22899,7 +24373,6 @@
         <w:rPr>
           <w:rFonts w:ascii="Times New Roman" w:hAnsi="Times New Roman"/>
           <w:sz w:val="24"/>
-          <w:szCs w:val="24"/>
         </w:rPr>
         <w:t xml:space="preserve"> Пресвята Богородице, спаси нас.</w:t>
       </w:r>
@@ -22966,7 +24439,6 @@
           <w:i/>
           <w:color w:val="FF4400"/>
           <w:sz w:val="24"/>
-          <w:szCs w:val="24"/>
         </w:rPr>
         <w:t>Священик:</w:t>
       </w:r>
@@ -22974,7 +24446,6 @@
         <w:rPr>
           <w:rFonts w:ascii="Times New Roman" w:hAnsi="Times New Roman"/>
           <w:sz w:val="24"/>
-          <w:szCs w:val="24"/>
         </w:rPr>
         <w:t xml:space="preserve"> Слава тобі, Христе Боже, надіє наша, слава тобі!</w:t>
       </w:r>
@@ -23024,7 +24495,7 @@
           <w:sz w:val="24"/>
           <w:szCs w:val="24"/>
         </w:rPr>
-        <w:t>(3 р.)</w:t>
+        <w:t>(3 р.)</w:t>
       </w:r>
       <w:r>
         <w:rPr>
@@ -23045,20 +24516,21 @@
       </w:r>
     </w:p>
     <w:p>
-      <w:pPr>
-        <w:rPr>
-          <w:rFonts w:ascii="Times New Roman" w:hAnsi="Times New Roman"/>
-        </w:rPr>
-      </w:pPr>
       <w:r>
         <w:rPr>
           <w:rFonts w:ascii="Times New Roman" w:hAnsi="Times New Roman"/>
           <w:i/>
           <w:color w:val="FF4400"/>
           <w:sz w:val="24"/>
-          <w:szCs w:val="24"/>
-        </w:rPr>
-        <w:t>Свяще</w:t>
+        </w:rPr>
+        <w:t>Священик:</w:t>
+      </w:r>
+      <w:r>
+        <w:rPr>
+          <w:rFonts w:ascii="Times New Roman" w:hAnsi="Times New Roman"/>
+          <w:sz w:val="24"/>
+        </w:rPr>
+        <w:t xml:space="preserve"> Христос, істинний Бог наш - молитвами пречистої Своєї Матері, силою чесного і животворчого Хреста, заступництвом чесних небесних сил безтілесних, чесного і славного пророка, предтечі і хрестителя Йоана, святих славних і всехвальних апостолів, святого отця нашого Миколая, архиєпископа Мир Ликійських, чудотворця, святих славних і переможних мучеників, преподобних і богоносних отців наших, святих і праведних богоотців Йоакима й Анни, святого, </w:t>
       </w:r>
       <w:r>
         <w:rPr>
@@ -23066,33 +24538,6 @@
           <w:i/>
           <w:color w:val="FF4400"/>
           <w:sz w:val="24"/>
-          <w:szCs w:val="24"/>
-        </w:rPr>
-        <w:t>ник:</w:t>
-      </w:r>
-      <w:r>
-        <w:rPr>
-          <w:rFonts w:ascii="Times New Roman" w:hAnsi="Times New Roman"/>
-          <w:sz w:val="24"/>
-          <w:szCs w:val="24"/>
-        </w:rPr>
-        <w:t xml:space="preserve"> Христос, істинний Бог наш - молитвами пречистої Своєї Матері, силою чесного і животворчого Хреста, заступництвом чесних небесних сил безтілесних, чесного і славного пророка, предтечі і хрестителя Йоана, святих славних і всехвальних апостолів, святого </w:t>
-      </w:r>
-      <w:r>
-        <w:rPr>
-          <w:rFonts w:ascii="Times New Roman" w:hAnsi="Times New Roman"/>
-          <w:sz w:val="24"/>
-          <w:szCs w:val="24"/>
-        </w:rPr>
-        <w:t xml:space="preserve">отця нашого Миколая, архиєпископа Мир Ликійських, чудотворця, святих славних і переможних мучеників, преподобних і богоносних отців наших, святих і праведних богоотців Йоакима й Анни, святого, </w:t>
-      </w:r>
-      <w:r>
-        <w:rPr>
-          <w:rFonts w:ascii="Times New Roman" w:hAnsi="Times New Roman"/>
-          <w:i/>
-          <w:color w:val="FF4400"/>
-          <w:sz w:val="24"/>
-          <w:szCs w:val="24"/>
         </w:rPr>
         <w:t>якого є храм</w:t>
       </w:r>
@@ -23100,17 +24545,8 @@
         <w:rPr>
           <w:rFonts w:ascii="Times New Roman" w:hAnsi="Times New Roman"/>
           <w:sz w:val="24"/>
-          <w:szCs w:val="24"/>
-        </w:rPr>
-        <w:t>, преподобних отців наших Ісаакія, Далмата й Фавста</w:t>
-      </w:r>
-      <w:r>
-        <w:rPr>
-          <w:rFonts w:ascii="Times New Roman" w:hAnsi="Times New Roman"/>
-          <w:sz w:val="24"/>
-          <w:szCs w:val="24"/>
-        </w:rPr>
-        <w:t>, і всіх святих - помилує і спасе нас як благий і людинолюбний.</w:t>
+        </w:rPr>
+        <w:t>, преподобних отців наших Ісаакія, Далмата й Фавста, і всіх святих - помилує і спасе нас як благий і людинолюбний.</w:t>
       </w:r>
     </w:p>
     <w:p>
